--- a/examples/real/fixtures/paper.msoffice-blank-line.docx
+++ b/examples/real/fixtures/paper.msoffice-blank-line.docx
@@ -4,7 +4,7 @@
   <w:body>
     <w:sdt>
       <w:sdtPr>
-        <w:tag w:val="ox:931739e9-5c3e-5a94-a161-c6551cbee3ad"/>
+        <w:tag w:val="mleaf:931739e9-5c3e-5a94-a161-c6551cbee3ad"/>
         <w:id w:val="-932199542"/>
       </w:sdtPr>
       <w:sdtContent>
@@ -21,7 +21,7 @@
     </w:sdt>
     <w:sdt>
       <w:sdtPr>
-        <w:tag w:val="ox:93f104c1-e11b-5c2e-9085-76836fbe157e"/>
+        <w:tag w:val="mleaf:93f104c1-e11b-5c2e-9085-76836fbe157e"/>
         <w:id w:val="-39135082"/>
       </w:sdtPr>
       <w:sdtContent>
@@ -135,7 +135,7 @@
     </w:sdt>
     <w:sdt>
       <w:sdtPr>
-        <w:tag w:val="ox:349d1819-808c-56b8-a4d6-30aa5d5e822d"/>
+        <w:tag w:val="mleaf:349d1819-808c-56b8-a4d6-30aa5d5e822d"/>
         <w:id w:val="1377511308"/>
       </w:sdtPr>
       <w:sdtContent>
@@ -148,7 +148,7 @@
     </w:sdt>
     <w:sdt>
       <w:sdtPr>
-        <w:tag w:val="ox:2515be42-36ee-533e-a225-b68d70df89d0"/>
+        <w:tag w:val="mleaf:2515be42-36ee-533e-a225-b68d70df89d0"/>
         <w:id w:val="1755698267"/>
       </w:sdtPr>
       <w:sdtContent>
@@ -212,7 +212,7 @@
     </w:sdt>
     <w:sdt>
       <w:sdtPr>
-        <w:tag w:val="ox:2e5c33d4-e0b7-56a7-9613-b21b1f1b8c3e"/>
+        <w:tag w:val="mleaf:2e5c33d4-e0b7-56a7-9613-b21b1f1b8c3e"/>
         <w:id w:val="313304430"/>
       </w:sdtPr>
       <w:sdtContent>
@@ -225,7 +225,7 @@
     </w:sdt>
     <w:sdt>
       <w:sdtPr>
-        <w:tag w:val="ox:f371fe31-9ef1-5fe3-8e14-feb5160bcadd"/>
+        <w:tag w:val="mleaf:f371fe31-9ef1-5fe3-8e14-feb5160bcadd"/>
         <w:id w:val="-1122770418"/>
       </w:sdtPr>
       <w:sdtContent>
@@ -276,7 +276,7 @@
     </w:sdt>
     <w:sdt>
       <w:sdtPr>
-        <w:tag w:val="ox:da90334a-88c9-538c-941f-af503b5ebccb"/>
+        <w:tag w:val="mleaf:da90334a-88c9-538c-941f-af503b5ebccb"/>
         <w:id w:val="-1448461657"/>
       </w:sdtPr>
       <w:sdtContent>
@@ -321,7 +321,7 @@
           </w:tcPr>
           <w:sdt>
             <w:sdtPr>
-              <w:tag w:val="ox:704e5d29-6f94-5203-8011-7287043ae85c"/>
+              <w:tag w:val="mleaf:704e5d29-6f94-5203-8011-7287043ae85c"/>
               <w:id w:val="1641155719"/>
             </w:sdtPr>
             <w:sdtContent>
@@ -430,7 +430,7 @@
     </w:tbl>
     <w:sdt>
       <w:sdtPr>
-        <w:tag w:val="ox:178aea1e-b753-551b-9eaa-a2eebe02d0b0"/>
+        <w:tag w:val="mleaf:178aea1e-b753-551b-9eaa-a2eebe02d0b0"/>
         <w:id w:val="-334697179"/>
       </w:sdtPr>
       <w:sdtContent>
@@ -450,7 +450,7 @@
     </w:sdt>
     <w:sdt>
       <w:sdtPr>
-        <w:tag w:val="ox:f2cf87aa-168c-5629-9901-4f603de7f800"/>
+        <w:tag w:val="mleaf:f2cf87aa-168c-5629-9901-4f603de7f800"/>
         <w:id w:val="32160395"/>
       </w:sdtPr>
       <w:sdtContent>
@@ -467,7 +467,7 @@
     </w:sdt>
     <w:sdt>
       <w:sdtPr>
-        <w:tag w:val="ox:5d997271-76d5-5b8f-bced-8b6a6a47384d"/>
+        <w:tag w:val="mleaf:5d997271-76d5-5b8f-bced-8b6a6a47384d"/>
         <w:id w:val="-760216934"/>
       </w:sdtPr>
       <w:sdtContent>
@@ -510,7 +510,7 @@
     </w:sdt>
     <w:sdt>
       <w:sdtPr>
-        <w:tag w:val="ox:5b310732-ac8a-51ae-8652-1589597533ed"/>
+        <w:tag w:val="mleaf:5b310732-ac8a-51ae-8652-1589597533ed"/>
         <w:id w:val="488287699"/>
       </w:sdtPr>
       <w:sdtContent>
@@ -523,7 +523,7 @@
     </w:sdt>
     <w:sdt>
       <w:sdtPr>
-        <w:tag w:val="ox:ccfe9b5b-8ee1-51b5-9797-b4130937f0ae"/>
+        <w:tag w:val="mleaf:ccfe9b5b-8ee1-51b5-9797-b4130937f0ae"/>
         <w:id w:val="-559788492"/>
       </w:sdtPr>
       <w:sdtContent>
@@ -630,7 +630,7 @@
     </w:sdt>
     <w:sdt>
       <w:sdtPr>
-        <w:tag w:val="ox:11329549-e12c-5d20-8610-b5401034358a"/>
+        <w:tag w:val="mleaf:11329549-e12c-5d20-8610-b5401034358a"/>
         <w:id w:val="2119566629"/>
       </w:sdtPr>
       <w:sdtContent>
@@ -643,7 +643,7 @@
     </w:sdt>
     <w:sdt>
       <w:sdtPr>
-        <w:tag w:val="ox:d257e77b-331d-5ca0-b86e-70242b005d59"/>
+        <w:tag w:val="mleaf:d257e77b-331d-5ca0-b86e-70242b005d59"/>
         <w:id w:val="-1643188541"/>
       </w:sdtPr>
       <w:sdtContent>
@@ -660,7 +660,7 @@
     </w:sdt>
     <w:sdt>
       <w:sdtPr>
-        <w:tag w:val="ox:ea4e3afb-1f9b-5023-96e7-0dcb92db9c79"/>
+        <w:tag w:val="mleaf:ea4e3afb-1f9b-5023-96e7-0dcb92db9c79"/>
         <w:id w:val="593212102"/>
       </w:sdtPr>
       <w:sdtContent>
@@ -685,7 +685,7 @@
     </w:sdt>
     <w:sdt>
       <w:sdtPr>
-        <w:tag w:val="ox:5e06f096-9dbe-521d-9b73-6c6870c72079"/>
+        <w:tag w:val="mleaf:5e06f096-9dbe-521d-9b73-6c6870c72079"/>
         <w:id w:val="-1324432605"/>
       </w:sdtPr>
       <w:sdtContent>
@@ -763,7 +763,7 @@
     </w:sdt>
     <w:sdt>
       <w:sdtPr>
-        <w:tag w:val="ox:2268ae80-fb1b-5f53-b0d3-0c44477e2ef4"/>
+        <w:tag w:val="mleaf:2268ae80-fb1b-5f53-b0d3-0c44477e2ef4"/>
         <w:id w:val="2069768392"/>
       </w:sdtPr>
       <w:sdtContent>
@@ -784,7 +784,7 @@
     </w:sdt>
     <w:sdt>
       <w:sdtPr>
-        <w:tag w:val="ox:8325cd94-e511-59f0-8a85-00d633b98d2c"/>
+        <w:tag w:val="mleaf:8325cd94-e511-59f0-8a85-00d633b98d2c"/>
         <w:id w:val="-658466300"/>
       </w:sdtPr>
       <w:sdtContent>
@@ -805,7 +805,7 @@
     </w:sdt>
     <w:sdt>
       <w:sdtPr>
-        <w:tag w:val="ox:1b2c3f3f-4856-58c3-a1f5-8e76346aa35c"/>
+        <w:tag w:val="mleaf:1b2c3f3f-4856-58c3-a1f5-8e76346aa35c"/>
         <w:id w:val="-631019112"/>
       </w:sdtPr>
       <w:sdtContent>
@@ -838,7 +838,7 @@
     </w:sdt>
     <w:sdt>
       <w:sdtPr>
-        <w:tag w:val="ox:588a7aa8-b3f6-57ec-8c56-7fcb044d3fbb"/>
+        <w:tag w:val="mleaf:588a7aa8-b3f6-57ec-8c56-7fcb044d3fbb"/>
         <w:id w:val="1293477362"/>
       </w:sdtPr>
       <w:sdtContent>
@@ -859,7 +859,7 @@
     </w:sdt>
     <w:sdt>
       <w:sdtPr>
-        <w:tag w:val="ox:d33cd6c1-75fe-5524-8cf1-0372ee819a71"/>
+        <w:tag w:val="mleaf:d33cd6c1-75fe-5524-8cf1-0372ee819a71"/>
         <w:id w:val="-317887201"/>
       </w:sdtPr>
       <w:sdtContent>
@@ -880,7 +880,7 @@
     </w:sdt>
     <w:sdt>
       <w:sdtPr>
-        <w:tag w:val="ox:ddcaa4ad-f5a4-5442-b3b5-f449a4b82461"/>
+        <w:tag w:val="mleaf:ddcaa4ad-f5a4-5442-b3b5-f449a4b82461"/>
         <w:id w:val="-1488399938"/>
       </w:sdtPr>
       <w:sdtContent>
@@ -910,7 +910,7 @@
     </w:sdt>
     <w:sdt>
       <w:sdtPr>
-        <w:tag w:val="ox:b08d3b48-21d7-58a6-856e-dec23987132a"/>
+        <w:tag w:val="mleaf:b08d3b48-21d7-58a6-856e-dec23987132a"/>
         <w:id w:val="-938599093"/>
       </w:sdtPr>
       <w:sdtContent>
@@ -925,7 +925,7 @@
     </w:sdt>
     <w:sdt>
       <w:sdtPr>
-        <w:tag w:val="ox:aefc2724-f8da-506e-98ed-49c5f6a61123"/>
+        <w:tag w:val="mleaf:aefc2724-f8da-506e-98ed-49c5f6a61123"/>
         <w:id w:val="239982920"/>
       </w:sdtPr>
       <w:sdtContent>
@@ -941,7 +941,7 @@
     </w:sdt>
     <w:sdt>
       <w:sdtPr>
-        <w:tag w:val="ox:a7ce6bdb-349f-5927-b0d6-b0a47bebb0c2"/>
+        <w:tag w:val="mleaf:a7ce6bdb-349f-5927-b0d6-b0a47bebb0c2"/>
         <w:id w:val="188343905"/>
       </w:sdtPr>
       <w:sdtContent>
@@ -968,7 +968,7 @@
     </w:sdt>
     <w:sdt>
       <w:sdtPr>
-        <w:tag w:val="ox:c7c8df30-b699-5312-a9a0-6ff907f2a73f"/>
+        <w:tag w:val="mleaf:c7c8df30-b699-5312-a9a0-6ff907f2a73f"/>
         <w:id w:val="-2118521219"/>
       </w:sdtPr>
       <w:sdtContent>
@@ -998,7 +998,7 @@
     </w:sdt>
     <w:sdt>
       <w:sdtPr>
-        <w:tag w:val="ox:c804f5f8-a77b-54b6-840b-dc7cca8c6659"/>
+        <w:tag w:val="mleaf:c804f5f8-a77b-54b6-840b-dc7cca8c6659"/>
         <w:id w:val="-1373830749"/>
       </w:sdtPr>
       <w:sdtContent>
@@ -1015,7 +1015,7 @@
     </w:sdt>
     <w:sdt>
       <w:sdtPr>
-        <w:tag w:val="ox:1c3677f8-c9ec-568d-b160-9bbaafc770ed"/>
+        <w:tag w:val="mleaf:1c3677f8-c9ec-568d-b160-9bbaafc770ed"/>
         <w:id w:val="64535510"/>
       </w:sdtPr>
       <w:sdtContent>
@@ -1129,7 +1129,7 @@
     </w:sdt>
     <w:sdt>
       <w:sdtPr>
-        <w:tag w:val="ox:a66d2def-3c39-57e5-8256-f78ac2d48c33"/>
+        <w:tag w:val="mleaf:a66d2def-3c39-57e5-8256-f78ac2d48c33"/>
         <w:id w:val="1994909516"/>
       </w:sdtPr>
       <w:sdtContent>
@@ -1142,7 +1142,7 @@
     </w:sdt>
     <w:sdt>
       <w:sdtPr>
-        <w:tag w:val="ox:0598d535-8c31-5886-84ad-b228d1d63eb3"/>
+        <w:tag w:val="mleaf:0598d535-8c31-5886-84ad-b228d1d63eb3"/>
         <w:id w:val="-1471824765"/>
       </w:sdtPr>
       <w:sdtContent>
@@ -1209,7 +1209,7 @@
     </w:sdt>
     <w:sdt>
       <w:sdtPr>
-        <w:tag w:val="ox:fb9e9c93-edb9-5299-a238-9eef47bdf9e7"/>
+        <w:tag w:val="mleaf:fb9e9c93-edb9-5299-a238-9eef47bdf9e7"/>
         <w:id w:val="1384512904"/>
       </w:sdtPr>
       <w:sdtContent>
@@ -1233,7 +1233,7 @@
     </w:sdt>
     <w:sdt>
       <w:sdtPr>
-        <w:tag w:val="ox:f0c5f4fd-bc25-5ce3-9181-5bc43d70b490"/>
+        <w:tag w:val="mleaf:f0c5f4fd-bc25-5ce3-9181-5bc43d70b490"/>
         <w:id w:val="-1454321092"/>
       </w:sdtPr>
       <w:sdtContent>
@@ -1449,7 +1449,7 @@
     </w:sdt>
     <w:sdt>
       <w:sdtPr>
-        <w:tag w:val="ox:b710c870-2018-5df6-883d-2e6f7cdbbfc8"/>
+        <w:tag w:val="mleaf:b710c870-2018-5df6-883d-2e6f7cdbbfc8"/>
         <w:id w:val="-1464572995"/>
       </w:sdtPr>
       <w:sdtContent>
@@ -1462,7 +1462,7 @@
     </w:sdt>
     <w:sdt>
       <w:sdtPr>
-        <w:tag w:val="ox:06a79659-6cae-5b7e-b61f-107eb4447734"/>
+        <w:tag w:val="mleaf:06a79659-6cae-5b7e-b61f-107eb4447734"/>
         <w:id w:val="-1811469399"/>
       </w:sdtPr>
       <w:sdtContent>
@@ -1471,7 +1471,7 @@
     </w:sdt>
     <w:sdt>
       <w:sdtPr>
-        <w:tag w:val="ox:a794afa1-3712-5ab7-a093-ed765e63f700"/>
+        <w:tag w:val="mleaf:a794afa1-3712-5ab7-a093-ed765e63f700"/>
         <w:id w:val="902560179"/>
       </w:sdtPr>
       <w:sdtContent>
@@ -1531,7 +1531,7 @@
           </w:tcPr>
           <w:sdt>
             <w:sdtPr>
-              <w:tag w:val="ox:24f67ce6-d3c7-5e23-ad6e-8e366f95100b"/>
+              <w:tag w:val="mleaf:24f67ce6-d3c7-5e23-ad6e-8e366f95100b"/>
               <w:id w:val="-1110963913"/>
             </w:sdtPr>
             <w:sdtContent>
@@ -1770,7 +1770,7 @@
     </w:tbl>
     <w:sdt>
       <w:sdtPr>
-        <w:tag w:val="ox:a80576a0-cc4d-519f-81db-8812866db805"/>
+        <w:tag w:val="mleaf:a80576a0-cc4d-519f-81db-8812866db805"/>
         <w:id w:val="-1088842076"/>
       </w:sdtPr>
       <w:sdtContent>
@@ -1783,7 +1783,7 @@
     </w:sdt>
     <w:sdt>
       <w:sdtPr>
-        <w:tag w:val="ox:83619c1e-89e0-504c-8332-95ffd374c462"/>
+        <w:tag w:val="mleaf:83619c1e-89e0-504c-8332-95ffd374c462"/>
         <w:id w:val="1931626631"/>
       </w:sdtPr>
       <w:sdtContent>
@@ -1802,7 +1802,7 @@
     </w:sdt>
     <w:sdt>
       <w:sdtPr>
-        <w:tag w:val="ox:a666daf6-61df-5fc3-b500-ebc92f012b42"/>
+        <w:tag w:val="mleaf:a666daf6-61df-5fc3-b500-ebc92f012b42"/>
         <w:id w:val="-949552556"/>
       </w:sdtPr>
       <w:sdtContent>
@@ -3313,7 +3313,7 @@
     </w:sdt>
     <w:sdt>
       <w:sdtPr>
-        <w:tag w:val="ox:a64d6073-9561-5fc0-a304-05c53ac0e0cf"/>
+        <w:tag w:val="mleaf:a64d6073-9561-5fc0-a304-05c53ac0e0cf"/>
         <w:id w:val="-798607881"/>
       </w:sdtPr>
       <w:sdtContent>
@@ -3349,7 +3349,7 @@
     </w:sdt>
     <w:sdt>
       <w:sdtPr>
-        <w:tag w:val="ox:d56d2eb3-9cae-52df-b77f-aed3bf591772"/>
+        <w:tag w:val="mleaf:d56d2eb3-9cae-52df-b77f-aed3bf591772"/>
         <w:id w:val="-1818871772"/>
       </w:sdtPr>
       <w:sdtContent>
@@ -3374,7 +3374,7 @@
     </w:sdt>
     <w:sdt>
       <w:sdtPr>
-        <w:tag w:val="ox:849b6760-ec3c-59ed-8881-f0076d9887e9"/>
+        <w:tag w:val="mleaf:849b6760-ec3c-59ed-8881-f0076d9887e9"/>
         <w:id w:val="350620956"/>
       </w:sdtPr>
       <w:sdtContent>
@@ -3674,7 +3674,7 @@
     </w:sdt>
     <w:sdt>
       <w:sdtPr>
-        <w:tag w:val="ox:c6c20878-03a7-54bf-bd4d-706362ddf47c"/>
+        <w:tag w:val="mleaf:c6c20878-03a7-54bf-bd4d-706362ddf47c"/>
         <w:id w:val="847216996"/>
       </w:sdtPr>
       <w:sdtContent>
@@ -3687,7 +3687,7 @@
     </w:sdt>
     <w:sdt>
       <w:sdtPr>
-        <w:tag w:val="ox:f300f209-6b4d-55b8-9579-f7cb08916471"/>
+        <w:tag w:val="mleaf:f300f209-6b4d-55b8-9579-f7cb08916471"/>
         <w:id w:val="857854715"/>
       </w:sdtPr>
       <w:sdtContent>
@@ -3706,7 +3706,7 @@
     </w:sdt>
     <w:sdt>
       <w:sdtPr>
-        <w:tag w:val="ox:26f002be-b058-5d03-801c-118319ad896f"/>
+        <w:tag w:val="mleaf:26f002be-b058-5d03-801c-118319ad896f"/>
         <w:id w:val="1128282705"/>
       </w:sdtPr>
       <w:sdtContent>
@@ -3739,7 +3739,7 @@
     </w:sdt>
     <w:sdt>
       <w:sdtPr>
-        <w:tag w:val="ox:89bcfb96-7aaa-51cb-b362-6b58cb5fdfd5"/>
+        <w:tag w:val="mleaf:89bcfb96-7aaa-51cb-b362-6b58cb5fdfd5"/>
         <w:id w:val="-1822338336"/>
       </w:sdtPr>
       <w:sdtContent>
@@ -3794,7 +3794,7 @@
     </w:sdt>
     <w:sdt>
       <w:sdtPr>
-        <w:tag w:val="ox:6719c2b1-3be4-5776-a860-8cc3c3a161e1"/>
+        <w:tag w:val="mleaf:6719c2b1-3be4-5776-a860-8cc3c3a161e1"/>
         <w:id w:val="-1295825596"/>
       </w:sdtPr>
       <w:sdtContent>
@@ -3809,7 +3809,7 @@
     </w:sdt>
     <w:sdt>
       <w:sdtPr>
-        <w:tag w:val="ox:875ddead-7c6c-5db9-9672-d19a882a8361"/>
+        <w:tag w:val="mleaf:875ddead-7c6c-5db9-9672-d19a882a8361"/>
         <w:id w:val="-1785956087"/>
       </w:sdtPr>
       <w:sdtContent>
@@ -3827,7 +3827,7 @@
     </w:sdt>
     <w:sdt>
       <w:sdtPr>
-        <w:tag w:val="ox:2a9b7dcb-47b3-5025-929e-361883ebc5be"/>
+        <w:tag w:val="mleaf:2a9b7dcb-47b3-5025-929e-361883ebc5be"/>
         <w:id w:val="-1437441044"/>
       </w:sdtPr>
       <w:sdtContent>
@@ -3852,7 +3852,7 @@
     </w:sdt>
     <w:sdt>
       <w:sdtPr>
-        <w:tag w:val="ox:22f02065-fac2-582e-b895-18bfd272059b"/>
+        <w:tag w:val="mleaf:22f02065-fac2-582e-b895-18bfd272059b"/>
         <w:id w:val="-1708176219"/>
       </w:sdtPr>
       <w:sdtContent>
@@ -3865,7 +3865,7 @@
     </w:sdt>
     <w:sdt>
       <w:sdtPr>
-        <w:tag w:val="ox:33fe07fc-2b4b-5630-b3b0-b01e40fd08c1"/>
+        <w:tag w:val="mleaf:33fe07fc-2b4b-5630-b3b0-b01e40fd08c1"/>
         <w:id w:val="-1369917785"/>
       </w:sdtPr>
       <w:sdtContent>
@@ -3905,7 +3905,7 @@
     </w:sdt>
     <w:sdt>
       <w:sdtPr>
-        <w:tag w:val="ox:ddd0e620-63ac-51b0-8a2f-67349b712d66"/>
+        <w:tag w:val="mleaf:ddd0e620-63ac-51b0-8a2f-67349b712d66"/>
         <w:id w:val="2047255757"/>
       </w:sdtPr>
       <w:sdtContent>
@@ -3922,7 +3922,7 @@
     </w:sdt>
     <w:sdt>
       <w:sdtPr>
-        <w:tag w:val="ox:be9e0b89-50b9-55c0-bf20-0940c0d1bb5f"/>
+        <w:tag w:val="mleaf:be9e0b89-50b9-55c0-bf20-0940c0d1bb5f"/>
         <w:id w:val="-1245643185"/>
       </w:sdtPr>
       <w:sdtContent>
@@ -3982,7 +3982,7 @@
     </w:sdt>
     <w:sdt>
       <w:sdtPr>
-        <w:tag w:val="ox:17bf0031-834a-50f5-bfbb-cb10821dc5e8"/>
+        <w:tag w:val="mleaf:17bf0031-834a-50f5-bfbb-cb10821dc5e8"/>
         <w:id w:val="-1769233801"/>
       </w:sdtPr>
       <w:sdtContent>
@@ -3995,7 +3995,7 @@
     </w:sdt>
     <w:sdt>
       <w:sdtPr>
-        <w:tag w:val="ox:f832ebff-5d3a-53f8-9f56-418797d00f80"/>
+        <w:tag w:val="mleaf:f832ebff-5d3a-53f8-9f56-418797d00f80"/>
         <w:id w:val="261264652"/>
       </w:sdtPr>
       <w:sdtContent>
@@ -4039,7 +4039,7 @@
     </w:sdt>
     <w:sdt>
       <w:sdtPr>
-        <w:tag w:val="ox:1ea07668-2e26-5ca1-9f38-76b6147727e3"/>
+        <w:tag w:val="mleaf:1ea07668-2e26-5ca1-9f38-76b6147727e3"/>
         <w:id w:val="1430010762"/>
       </w:sdtPr>
       <w:sdtContent>
@@ -4056,7 +4056,7 @@
     </w:sdt>
     <w:sdt>
       <w:sdtPr>
-        <w:tag w:val="ox:346f06e9-8764-5df1-b656-1d1532fd1d5f"/>
+        <w:tag w:val="mleaf:346f06e9-8764-5df1-b656-1d1532fd1d5f"/>
         <w:id w:val="2107463419"/>
       </w:sdtPr>
       <w:sdtContent>
@@ -4081,7 +4081,7 @@
     </w:sdt>
     <w:sdt>
       <w:sdtPr>
-        <w:tag w:val="ox:8ed84fbe-de4a-55e6-bb7c-0c5f55bf5d79"/>
+        <w:tag w:val="mleaf:8ed84fbe-de4a-55e6-bb7c-0c5f55bf5d79"/>
         <w:id w:val="582875541"/>
       </w:sdtPr>
       <w:sdtContent>
@@ -4094,7 +4094,7 @@
     </w:sdt>
     <w:sdt>
       <w:sdtPr>
-        <w:tag w:val="ox:1701fe85-1c8d-510c-a681-520c712d72f5"/>
+        <w:tag w:val="mleaf:1701fe85-1c8d-510c-a681-520c712d72f5"/>
         <w:id w:val="1082338251"/>
       </w:sdtPr>
       <w:sdtContent>
@@ -4136,7 +4136,7 @@
     </w:sdt>
     <w:sdt>
       <w:sdtPr>
-        <w:tag w:val="ox:f73e7bf0-a133-5ea6-a382-a42b690c292b"/>
+        <w:tag w:val="mleaf:f73e7bf0-a133-5ea6-a382-a42b690c292b"/>
         <w:id w:val="1240905941"/>
       </w:sdtPr>
       <w:sdtContent>
@@ -4149,7 +4149,7 @@
     </w:sdt>
     <w:sdt>
       <w:sdtPr>
-        <w:tag w:val="ox:e8a06248-2c31-59cd-bc5f-87fee942ae69"/>
+        <w:tag w:val="mleaf:e8a06248-2c31-59cd-bc5f-87fee942ae69"/>
         <w:id w:val="709611161"/>
       </w:sdtPr>
       <w:sdtContent>
@@ -4253,7 +4253,7 @@
     </w:sdt>
     <w:sdt>
       <w:sdtPr>
-        <w:tag w:val="ox:b0856bd0-d1e1-5ae5-b2d7-5ed332f4c6e4"/>
+        <w:tag w:val="mleaf:b0856bd0-d1e1-5ae5-b2d7-5ed332f4c6e4"/>
         <w:id w:val="1053880953"/>
       </w:sdtPr>
       <w:sdtContent>
@@ -4266,7 +4266,7 @@
     </w:sdt>
     <w:sdt>
       <w:sdtPr>
-        <w:tag w:val="ox:9a3faab8-db40-58d0-a98b-5b8a00bbd9bd"/>
+        <w:tag w:val="mleaf:9a3faab8-db40-58d0-a98b-5b8a00bbd9bd"/>
         <w:id w:val="1784156584"/>
       </w:sdtPr>
       <w:sdtContent>
@@ -4285,7 +4285,7 @@
     </w:sdt>
     <w:sdt>
       <w:sdtPr>
-        <w:tag w:val="ox:983ca334-2337-59be-92bb-fda19418ce5e"/>
+        <w:tag w:val="mleaf:983ca334-2337-59be-92bb-fda19418ce5e"/>
         <w:id w:val="-1287966872"/>
       </w:sdtPr>
       <w:sdtContent>
@@ -5037,7 +5037,7 @@
     </w:sdt>
     <w:sdt>
       <w:sdtPr>
-        <w:tag w:val="ox:844520b0-7feb-5673-a852-f0858ac63dd5"/>
+        <w:tag w:val="mleaf:844520b0-7feb-5673-a852-f0858ac63dd5"/>
         <w:id w:val="-427659343"/>
       </w:sdtPr>
       <w:sdtContent>
@@ -5050,7 +5050,7 @@
     </w:sdt>
     <w:sdt>
       <w:sdtPr>
-        <w:tag w:val="ox:f3a016ca-823e-5923-a2aa-7dd66f2e39a9"/>
+        <w:tag w:val="mleaf:f3a016ca-823e-5923-a2aa-7dd66f2e39a9"/>
         <w:id w:val="681240302"/>
       </w:sdtPr>
       <w:sdtContent>
@@ -5069,7 +5069,7 @@
     </w:sdt>
     <w:sdt>
       <w:sdtPr>
-        <w:tag w:val="ox:7e2bfc28-98a1-5933-8c9c-7e93a780c01b"/>
+        <w:tag w:val="mleaf:7e2bfc28-98a1-5933-8c9c-7e93a780c01b"/>
         <w:id w:val="-1223521375"/>
       </w:sdtPr>
       <w:sdtContent>
@@ -5289,7 +5289,7 @@
     </w:sdt>
     <w:sdt>
       <w:sdtPr>
-        <w:tag w:val="ox:9fb5c90f-54c3-501c-9bda-f70edfc409aa"/>
+        <w:tag w:val="mleaf:9fb5c90f-54c3-501c-9bda-f70edfc409aa"/>
         <w:id w:val="-66653102"/>
       </w:sdtPr>
       <w:sdtContent>
@@ -5302,7 +5302,7 @@
     </w:sdt>
     <w:sdt>
       <w:sdtPr>
-        <w:tag w:val="ox:35b72586-1e30-5da9-bd58-111e16b955eb"/>
+        <w:tag w:val="mleaf:35b72586-1e30-5da9-bd58-111e16b955eb"/>
         <w:id w:val="1558964783"/>
       </w:sdtPr>
       <w:sdtContent>
@@ -5319,7 +5319,7 @@
     </w:sdt>
     <w:sdt>
       <w:sdtPr>
-        <w:tag w:val="ox:0a35dec2-3c12-5dad-a061-31afe17f853b"/>
+        <w:tag w:val="mleaf:0a35dec2-3c12-5dad-a061-31afe17f853b"/>
         <w:id w:val="-2094001365"/>
       </w:sdtPr>
       <w:sdtContent>
@@ -5355,7 +5355,7 @@
     </w:sdt>
     <w:sdt>
       <w:sdtPr>
-        <w:tag w:val="ox:88e99f37-3457-5314-b7fc-1529e85397a3"/>
+        <w:tag w:val="mleaf:88e99f37-3457-5314-b7fc-1529e85397a3"/>
         <w:id w:val="-1474279640"/>
       </w:sdtPr>
       <w:sdtContent>
@@ -5368,7 +5368,7 @@
     </w:sdt>
     <w:sdt>
       <w:sdtPr>
-        <w:tag w:val="ox:fb1ead61-f71f-50a6-94bb-deae21a9059f"/>
+        <w:tag w:val="mleaf:fb1ead61-f71f-50a6-94bb-deae21a9059f"/>
         <w:id w:val="678853579"/>
       </w:sdtPr>
       <w:sdtContent>
@@ -5402,7 +5402,7 @@
     </w:sdt>
     <w:sdt>
       <w:sdtPr>
-        <w:tag w:val="ox:017a5ffa-e580-5a72-9f61-50a013217d67"/>
+        <w:tag w:val="mleaf:017a5ffa-e580-5a72-9f61-50a013217d67"/>
         <w:id w:val="1810520604"/>
       </w:sdtPr>
       <w:sdtContent>
@@ -5415,7 +5415,7 @@
     </w:sdt>
     <w:sdt>
       <w:sdtPr>
-        <w:tag w:val="ox:54dd02c0-fead-5bce-b566-1d25635220cf"/>
+        <w:tag w:val="mleaf:54dd02c0-fead-5bce-b566-1d25635220cf"/>
         <w:id w:val="1222481527"/>
       </w:sdtPr>
       <w:sdtContent>
@@ -5434,7 +5434,7 @@
     </w:sdt>
     <w:sdt>
       <w:sdtPr>
-        <w:tag w:val="ox:80cc0cef-b32e-5521-ade3-4a7465980a6c"/>
+        <w:tag w:val="mleaf:80cc0cef-b32e-5521-ade3-4a7465980a6c"/>
         <w:id w:val="-1118135623"/>
       </w:sdtPr>
       <w:sdtContent>
@@ -5995,7 +5995,7 @@
     </w:sdt>
     <w:sdt>
       <w:sdtPr>
-        <w:tag w:val="ox:47b04f5d-c99c-542d-ac83-c348d12500fb"/>
+        <w:tag w:val="mleaf:47b04f5d-c99c-542d-ac83-c348d12500fb"/>
         <w:id w:val="170461600"/>
       </w:sdtPr>
       <w:sdtContent>
@@ -6012,7 +6012,7 @@
     </w:sdt>
     <w:sdt>
       <w:sdtPr>
-        <w:tag w:val="ox:f052f62f-73fd-5f28-80fe-a64d6d3be515"/>
+        <w:tag w:val="mleaf:f052f62f-73fd-5f28-80fe-a64d6d3be515"/>
         <w:id w:val="-2039578858"/>
       </w:sdtPr>
       <w:sdtContent>
@@ -6095,7 +6095,7 @@
     </w:sdt>
     <w:sdt>
       <w:sdtPr>
-        <w:tag w:val="ox:63a6d807-5e0c-5d3f-ad93-6438ba115cc2"/>
+        <w:tag w:val="mleaf:63a6d807-5e0c-5d3f-ad93-6438ba115cc2"/>
         <w:id w:val="-441070638"/>
       </w:sdtPr>
       <w:sdtContent>
@@ -6112,7 +6112,7 @@
     </w:sdt>
     <w:sdt>
       <w:sdtPr>
-        <w:tag w:val="ox:27424b71-8d03-55f7-bd09-9c7f1a210bf7"/>
+        <w:tag w:val="mleaf:27424b71-8d03-55f7-bd09-9c7f1a210bf7"/>
         <w:id w:val="-1500491707"/>
       </w:sdtPr>
       <w:sdtContent>
@@ -6125,7 +6125,7 @@
     </w:sdt>
     <w:sdt>
       <w:sdtPr>
-        <w:tag w:val="ox:db637388-dc66-5939-ac2c-8579dce5e186"/>
+        <w:tag w:val="mleaf:db637388-dc66-5939-ac2c-8579dce5e186"/>
         <w:id w:val="-1307235033"/>
       </w:sdtPr>
       <w:sdtContent>
@@ -6141,7 +6141,7 @@
     </w:sdt>
     <w:sdt>
       <w:sdtPr>
-        <w:tag w:val="ox:799e5cbb-c65e-5d97-8cdd-77c74b7a5348"/>
+        <w:tag w:val="mleaf:799e5cbb-c65e-5d97-8cdd-77c74b7a5348"/>
         <w:id w:val="2037077772"/>
       </w:sdtPr>
       <w:sdtContent>
@@ -6154,7 +6154,7 @@
     </w:sdt>
     <w:sdt>
       <w:sdtPr>
-        <w:tag w:val="ox:c330ab45-1c10-5a40-8f39-42e2480992c1"/>
+        <w:tag w:val="mleaf:c330ab45-1c10-5a40-8f39-42e2480992c1"/>
         <w:id w:val="-898055370"/>
       </w:sdtPr>
       <w:sdtContent>
@@ -6289,7 +6289,7 @@
     </w:sdt>
     <w:sdt>
       <w:sdtPr>
-        <w:tag w:val="ox:4b2c798e-7381-5987-9976-15f023a5004a"/>
+        <w:tag w:val="mleaf:4b2c798e-7381-5987-9976-15f023a5004a"/>
         <w:id w:val="1368947602"/>
       </w:sdtPr>
       <w:sdtContent>
@@ -6302,7 +6302,7 @@
     </w:sdt>
     <w:sdt>
       <w:sdtPr>
-        <w:tag w:val="ox:17eaa7ba-e180-56f3-b47a-16a6bb903242"/>
+        <w:tag w:val="mleaf:17eaa7ba-e180-56f3-b47a-16a6bb903242"/>
         <w:id w:val="-510368810"/>
       </w:sdtPr>
       <w:sdtContent>
@@ -6335,7 +6335,7 @@
     </w:sdt>
     <w:sdt>
       <w:sdtPr>
-        <w:tag w:val="ox:09bef5dd-585c-5efe-a401-82ea1fcb65f8"/>
+        <w:tag w:val="mleaf:09bef5dd-585c-5efe-a401-82ea1fcb65f8"/>
         <w:id w:val="1583103056"/>
       </w:sdtPr>
       <w:sdtContent>
@@ -6348,7 +6348,7 @@
     </w:sdt>
     <w:sdt>
       <w:sdtPr>
-        <w:tag w:val="ox:c3cb70da-37d6-5707-9f21-d4e1560ab9ed"/>
+        <w:tag w:val="mleaf:c3cb70da-37d6-5707-9f21-d4e1560ab9ed"/>
         <w:id w:val="224198822"/>
       </w:sdtPr>
       <w:sdtContent>
@@ -6380,7 +6380,7 @@
     </w:sdt>
     <w:sdt>
       <w:sdtPr>
-        <w:tag w:val="ox:93a2f35b-a78a-58e1-afb2-6614ba2df7b2"/>
+        <w:tag w:val="mleaf:93a2f35b-a78a-58e1-afb2-6614ba2df7b2"/>
         <w:id w:val="835269635"/>
       </w:sdtPr>
       <w:sdtContent>
@@ -6397,7 +6397,7 @@
     </w:sdt>
     <w:sdt>
       <w:sdtPr>
-        <w:tag w:val="ox:8a9ba24e-9588-579a-8bf3-34201d8be3e9"/>
+        <w:tag w:val="mleaf:8a9ba24e-9588-579a-8bf3-34201d8be3e9"/>
         <w:id w:val="-1656135247"/>
       </w:sdtPr>
       <w:sdtContent>
@@ -6430,7 +6430,7 @@
     </w:sdt>
     <w:sdt>
       <w:sdtPr>
-        <w:tag w:val="ox:ee85dd88-05e9-5739-b550-fd6941fa038b"/>
+        <w:tag w:val="mleaf:ee85dd88-05e9-5739-b550-fd6941fa038b"/>
         <w:id w:val="169150093"/>
       </w:sdtPr>
       <w:sdtContent>
@@ -6443,7 +6443,7 @@
     </w:sdt>
     <w:sdt>
       <w:sdtPr>
-        <w:tag w:val="ox:60d69549-2ec0-5dc7-a150-e971608b0af4"/>
+        <w:tag w:val="mleaf:60d69549-2ec0-5dc7-a150-e971608b0af4"/>
         <w:id w:val="-1524710737"/>
       </w:sdtPr>
       <w:sdtContent>
@@ -6463,7 +6463,7 @@
     </w:sdt>
     <w:sdt>
       <w:sdtPr>
-        <w:tag w:val="ox:61cb8d72-cb53-500b-95cc-6a5a13c126dd"/>
+        <w:tag w:val="mleaf:61cb8d72-cb53-500b-95cc-6a5a13c126dd"/>
         <w:id w:val="628978932"/>
       </w:sdtPr>
       <w:sdtContent>
@@ -6803,7 +6803,7 @@
     </w:sdt>
     <w:sdt>
       <w:sdtPr>
-        <w:tag w:val="ox:09367a73-f96e-5ead-9c27-9cc209c79f2c"/>
+        <w:tag w:val="mleaf:09367a73-f96e-5ead-9c27-9cc209c79f2c"/>
         <w:id w:val="419301082"/>
       </w:sdtPr>
       <w:sdtContent>
@@ -6816,7 +6816,7 @@
     </w:sdt>
     <w:sdt>
       <w:sdtPr>
-        <w:tag w:val="ox:976cbf53-1874-53c9-94e9-e3209ad5c712"/>
+        <w:tag w:val="mleaf:976cbf53-1874-53c9-94e9-e3209ad5c712"/>
         <w:id w:val="777831825"/>
       </w:sdtPr>
       <w:sdtContent>
@@ -6978,7 +6978,7 @@
     </w:sdt>
     <w:sdt>
       <w:sdtPr>
-        <w:tag w:val="ox:5dad7e82-6d85-52fd-ad70-37809e874d66"/>
+        <w:tag w:val="mleaf:5dad7e82-6d85-52fd-ad70-37809e874d66"/>
         <w:id w:val="-1062861376"/>
       </w:sdtPr>
       <w:sdtContent>
@@ -6993,7 +6993,7 @@
     </w:sdt>
     <w:sdt>
       <w:sdtPr>
-        <w:tag w:val="ox:40e5eed9-84ac-5a61-a909-2b3817275059"/>
+        <w:tag w:val="mleaf:40e5eed9-84ac-5a61-a909-2b3817275059"/>
         <w:id w:val="-246115336"/>
       </w:sdtPr>
       <w:sdtContent>
@@ -7006,7 +7006,7 @@
     </w:sdt>
     <w:sdt>
       <w:sdtPr>
-        <w:tag w:val="ox:97df4e27-7650-55f6-a9d6-ea58e1b6365f"/>
+        <w:tag w:val="mleaf:97df4e27-7650-55f6-a9d6-ea58e1b6365f"/>
         <w:id w:val="16281365"/>
       </w:sdtPr>
       <w:sdtContent>
@@ -7019,7 +7019,7 @@
     </w:sdt>
     <w:sdt>
       <w:sdtPr>
-        <w:tag w:val="ox:f1596da4-ab0a-55d1-b14d-29d4b3292b2c"/>
+        <w:tag w:val="mleaf:f1596da4-ab0a-55d1-b14d-29d4b3292b2c"/>
         <w:id w:val="-665161426"/>
       </w:sdtPr>
       <w:sdtContent>
@@ -7033,7 +7033,7 @@
     </w:sdt>
     <w:sdt>
       <w:sdtPr>
-        <w:tag w:val="ox:564a11b9-b467-586c-b360-1e5bb0856dc2"/>
+        <w:tag w:val="mleaf:564a11b9-b467-586c-b360-1e5bb0856dc2"/>
         <w:id w:val="1419985706"/>
       </w:sdtPr>
       <w:sdtContent>
@@ -7046,7 +7046,7 @@
     </w:sdt>
     <w:sdt>
       <w:sdtPr>
-        <w:tag w:val="ox:8408f197-4ffc-5515-a752-4757a57bd230"/>
+        <w:tag w:val="mleaf:8408f197-4ffc-5515-a752-4757a57bd230"/>
         <w:id w:val="-229694373"/>
       </w:sdtPr>
       <w:sdtContent>
@@ -7064,7 +7064,7 @@
     </w:sdt>
     <w:sdt>
       <w:sdtPr>
-        <w:tag w:val="ox:1ad1a097-1df5-5ada-a6d1-0f22daf89845"/>
+        <w:tag w:val="mleaf:1ad1a097-1df5-5ada-a6d1-0f22daf89845"/>
         <w:id w:val="-65575866"/>
       </w:sdtPr>
       <w:sdtContent>
@@ -7077,7 +7077,7 @@
     </w:sdt>
     <w:sdt>
       <w:sdtPr>
-        <w:tag w:val="ox:4395c812-8d06-5494-a6c9-9877ef9943a9"/>
+        <w:tag w:val="mleaf:4395c812-8d06-5494-a6c9-9877ef9943a9"/>
         <w:id w:val="654267321"/>
       </w:sdtPr>
       <w:sdtContent>
@@ -7145,7 +7145,7 @@
     </w:sdt>
     <w:sdt>
       <w:sdtPr>
-        <w:tag w:val="ox:274345cd-aaf1-5065-b46f-ee9a6b9f7cde"/>
+        <w:tag w:val="mleaf:274345cd-aaf1-5065-b46f-ee9a6b9f7cde"/>
         <w:id w:val="1152563752"/>
       </w:sdtPr>
       <w:sdtContent>
@@ -7187,7 +7187,7 @@
     </w:sdt>
     <w:sdt>
       <w:sdtPr>
-        <w:tag w:val="ox:16a3daee-8acd-56c0-af1b-907e64f3465b"/>
+        <w:tag w:val="mleaf:16a3daee-8acd-56c0-af1b-907e64f3465b"/>
         <w:id w:val="-358195482"/>
       </w:sdtPr>
       <w:sdtContent>
@@ -7243,7 +7243,7 @@
     </w:sdt>
     <w:sdt>
       <w:sdtPr>
-        <w:tag w:val="ox:cd4c1606-7389-51e9-98d0-59b6f0ce6c0b"/>
+        <w:tag w:val="mleaf:cd4c1606-7389-51e9-98d0-59b6f0ce6c0b"/>
         <w:id w:val="-501122016"/>
       </w:sdtPr>
       <w:sdtContent>
@@ -7283,7 +7283,7 @@
     </w:sdt>
     <w:sdt>
       <w:sdtPr>
-        <w:tag w:val="ox:68ff8bfd-449e-5b90-8f64-6e8e034b3cda"/>
+        <w:tag w:val="mleaf:68ff8bfd-449e-5b90-8f64-6e8e034b3cda"/>
         <w:id w:val="1068224733"/>
       </w:sdtPr>
       <w:sdtContent>
@@ -7333,7 +7333,7 @@
     </w:sdt>
     <w:sdt>
       <w:sdtPr>
-        <w:tag w:val="ox:565adf43-8fb7-59a1-81a5-009723fe443f"/>
+        <w:tag w:val="mleaf:565adf43-8fb7-59a1-81a5-009723fe443f"/>
         <w:id w:val="381062383"/>
       </w:sdtPr>
       <w:sdtContent>
@@ -7433,7 +7433,7 @@
     </w:sdt>
     <w:sdt>
       <w:sdtPr>
-        <w:tag w:val="ox:401933f9-8012-527a-a8b8-ebec7215eec9"/>
+        <w:tag w:val="mleaf:401933f9-8012-527a-a8b8-ebec7215eec9"/>
         <w:id w:val="82494181"/>
       </w:sdtPr>
       <w:sdtContent>
@@ -7483,7 +7483,7 @@
     </w:sdt>
     <w:sdt>
       <w:sdtPr>
-        <w:tag w:val="ox:8a90ce47-ca25-5607-bd09-5f75d8506ad7"/>
+        <w:tag w:val="mleaf:8a90ce47-ca25-5607-bd09-5f75d8506ad7"/>
         <w:id w:val="658964339"/>
       </w:sdtPr>
       <w:sdtContent>
@@ -7533,7 +7533,7 @@
     </w:sdt>
     <w:sdt>
       <w:sdtPr>
-        <w:tag w:val="ox:7e51b0fa-b204-5aee-8e96-cce53acef169"/>
+        <w:tag w:val="mleaf:7e51b0fa-b204-5aee-8e96-cce53acef169"/>
         <w:id w:val="1361933967"/>
       </w:sdtPr>
       <w:sdtContent>
@@ -7573,7 +7573,7 @@
     </w:sdt>
     <w:sdt>
       <w:sdtPr>
-        <w:tag w:val="ox:2de72588-a952-5d3d-ba86-79d7cdf048ce"/>
+        <w:tag w:val="mleaf:2de72588-a952-5d3d-ba86-79d7cdf048ce"/>
         <w:id w:val="-1429495359"/>
       </w:sdtPr>
       <w:sdtContent>
@@ -7645,7 +7645,7 @@
     </w:sdt>
     <w:sdt>
       <w:sdtPr>
-        <w:tag w:val="ox:5b931191-7ed4-5c66-b131-ec798bd6bac3"/>
+        <w:tag w:val="mleaf:5b931191-7ed4-5c66-b131-ec798bd6bac3"/>
         <w:id w:val="-942070391"/>
       </w:sdtPr>
       <w:sdtContent>
@@ -7695,7 +7695,7 @@
     </w:sdt>
     <w:sdt>
       <w:sdtPr>
-        <w:tag w:val="ox:f490a278-8207-5506-9e5f-965795eca8ab"/>
+        <w:tag w:val="mleaf:f490a278-8207-5506-9e5f-965795eca8ab"/>
         <w:id w:val="947669290"/>
       </w:sdtPr>
       <w:sdtContent>
@@ -7737,7 +7737,7 @@
     </w:sdt>
     <w:sdt>
       <w:sdtPr>
-        <w:tag w:val="ox:e1f797b5-cc09-53a5-8fa6-02b7775f9f35"/>
+        <w:tag w:val="mleaf:e1f797b5-cc09-53a5-8fa6-02b7775f9f35"/>
         <w:id w:val="486982840"/>
       </w:sdtPr>
       <w:sdtContent>
@@ -7787,7 +7787,7 @@
     </w:sdt>
     <w:sdt>
       <w:sdtPr>
-        <w:tag w:val="ox:349e491a-ec76-5e2c-bdf4-e2bfa76a3c05"/>
+        <w:tag w:val="mleaf:349e491a-ec76-5e2c-bdf4-e2bfa76a3c05"/>
         <w:id w:val="487064603"/>
       </w:sdtPr>
       <w:sdtContent>
@@ -7897,7 +7897,7 @@
     </w:sdt>
     <w:sdt>
       <w:sdtPr>
-        <w:tag w:val="ox:db1aa940-2596-5933-bdd6-37aadfb915c4"/>
+        <w:tag w:val="mleaf:db1aa940-2596-5933-bdd6-37aadfb915c4"/>
         <w:id w:val="-705095837"/>
       </w:sdtPr>
       <w:sdtContent>
@@ -7961,7 +7961,7 @@
     </w:sdt>
     <w:sdt>
       <w:sdtPr>
-        <w:tag w:val="ox:9ffac318-a376-5d0e-9f70-38059003924b"/>
+        <w:tag w:val="mleaf:9ffac318-a376-5d0e-9f70-38059003924b"/>
         <w:id w:val="1957213553"/>
       </w:sdtPr>
       <w:sdtContent>
@@ -8025,7 +8025,7 @@
     </w:sdt>
     <w:sdt>
       <w:sdtPr>
-        <w:tag w:val="ox:f152aa63-b046-53b9-a5ed-e17bd53dbb59"/>
+        <w:tag w:val="mleaf:f152aa63-b046-53b9-a5ed-e17bd53dbb59"/>
         <w:id w:val="470252830"/>
       </w:sdtPr>
       <w:sdtContent>
@@ -8067,7 +8067,7 @@
     </w:sdt>
     <w:sdt>
       <w:sdtPr>
-        <w:tag w:val="ox:c05c4307-cf65-52c4-9028-aac49d04c013"/>
+        <w:tag w:val="mleaf:c05c4307-cf65-52c4-9028-aac49d04c013"/>
         <w:id w:val="1241531775"/>
       </w:sdtPr>
       <w:sdtContent>
@@ -8109,7 +8109,7 @@
     </w:sdt>
     <w:sdt>
       <w:sdtPr>
-        <w:tag w:val="ox:3f85807a-c379-5d9d-860d-76ba0832ac33"/>
+        <w:tag w:val="mleaf:3f85807a-c379-5d9d-860d-76ba0832ac33"/>
         <w:id w:val="1697582311"/>
       </w:sdtPr>
       <w:sdtContent>
@@ -8167,7 +8167,7 @@
     </w:sdt>
     <w:sdt>
       <w:sdtPr>
-        <w:tag w:val="ox:15360906-1f96-5df7-aea8-11e1fab63a35"/>
+        <w:tag w:val="mleaf:15360906-1f96-5df7-aea8-11e1fab63a35"/>
         <w:id w:val="1372961868"/>
       </w:sdtPr>
       <w:sdtContent>
@@ -8263,7 +8263,7 @@
     </w:sdt>
     <w:sdt>
       <w:sdtPr>
-        <w:tag w:val="ox:b2b77091-ca41-54d0-9719-0f894ea069ee"/>
+        <w:tag w:val="mleaf:b2b77091-ca41-54d0-9719-0f894ea069ee"/>
         <w:id w:val="169616073"/>
       </w:sdtPr>
       <w:sdtContent>

--- a/examples/real/fixtures/paper.msoffice-blank-line.docx
+++ b/examples/real/fixtures/paper.msoffice-blank-line.docx
@@ -5,7 +5,7 @@
     <w:sdt>
       <w:sdtPr>
         <w:tag w:val="mleaf:931739e9-5c3e-5a94-a161-c6551cbee3ad"/>
-        <w:id w:val="-932199542"/>
+        <w:id w:val="-227995234"/>
       </w:sdtPr>
       <w:sdtContent>
         <w:p>
@@ -22,31 +22,15 @@
     <w:sdt>
       <w:sdtPr>
         <w:tag w:val="mleaf:93f104c1-e11b-5c2e-9085-76836fbe157e"/>
-        <w:id w:val="-39135082"/>
-      </w:sdtPr>
-      <w:sdtContent>
-        <w:p>
-          <w:pPr>
-            <w:pStyle w:val="LO-normal"/>
-          </w:pPr>
-          <w:r>
-            <w:t xml:space="preserve">Life science data is evolving to be ever larger, more distributed, and more natively </w:t>
-          </w:r>
-          <w:proofErr w:type="gramStart"/>
-          <w:r>
-            <w:t>web-based</w:t>
-          </w:r>
-          <w:proofErr w:type="gramEnd"/>
-          <w:r>
-            <w:t xml:space="preserve">. However, our collective handling of identifiers has </w:t>
-          </w:r>
-          <w:proofErr w:type="gramStart"/>
-          <w:r>
-            <w:t>lagged behind</w:t>
-          </w:r>
-          <w:proofErr w:type="gramEnd"/>
-          <w:r>
-            <w:t xml:space="preserve"> these advances. Diverse identifier issues (for instance “</w:t>
+        <w:id w:val="408433936"/>
+      </w:sdtPr>
+      <w:sdtContent>
+        <w:p>
+          <w:pPr>
+            <w:pStyle w:val="LO-normal"/>
+          </w:pPr>
+          <w:r>
+            <w:t>Life science data is evolving to be ever larger, more distributed, and more natively web-based. However, our collective handling of identifiers has lagged behind these advances. Diverse identifier issues (for instance “</w:t>
           </w:r>
           <w:r>
             <w:rPr>
@@ -64,23 +48,7 @@
             <w:t>content drift</w:t>
           </w:r>
           <w:r>
-            <w:t xml:space="preserve">” [1]) have hampered our ability to integrate data and derive new knowledge from it. Optimizing web-based identifiers is harder than it appears and no single scheme is perfect:  Identifiers are reused in different ways for different reasons, by different consumers. Moreover, digital entities (e.g., files), physical entities (e.g., </w:t>
-          </w:r>
-          <w:proofErr w:type="spellStart"/>
-          <w:r>
-            <w:t>biosamples</w:t>
-          </w:r>
-          <w:proofErr w:type="spellEnd"/>
-          <w:r>
-            <w:t xml:space="preserve">), and descriptive entities (e.g., ‘mitosis’) have different requirements for identifiers. Nevertheless, there is substantial room for improvement throughout the life </w:t>
-          </w:r>
-          <w:proofErr w:type="gramStart"/>
-          <w:r>
-            <w:t>sciences</w:t>
-          </w:r>
-          <w:proofErr w:type="gramEnd"/>
-          <w:r>
-            <w:t xml:space="preserve"> and several other groups have been converging on identifier standards that are broadly applicable [</w:t>
+            <w:t>” [1]) have hampered our ability to integrate data and derive new knowledge from it. Optimizing web-based identifiers is harder than it appears and no single scheme is perfect:  Identifiers are reused in different ways for different reasons, by different consumers. Moreover, digital entities (e.g., files), physical entities (e.g., biosamples), and descriptive entities (e.g., ‘mitosis’) have different requirements for identifiers. Nevertheless, there is substantial room for improvement throughout the life sciences and several other groups have been converging on identifier standards that are broadly applicable [</w:t>
           </w:r>
           <w:hyperlink r:id="rId7" w:history="1">
             <w:r>
@@ -136,7 +104,7 @@
     <w:sdt>
       <w:sdtPr>
         <w:tag w:val="mleaf:349d1819-808c-56b8-a4d6-30aa5d5e822d"/>
-        <w:id w:val="1377511308"/>
+        <w:id w:val="-335994230"/>
       </w:sdtPr>
       <w:sdtContent>
         <w:p>
@@ -149,7 +117,7 @@
     <w:sdt>
       <w:sdtPr>
         <w:tag w:val="mleaf:2515be42-36ee-533e-a225-b68d70df89d0"/>
-        <w:id w:val="1755698267"/>
+        <w:id w:val="1218015720"/>
       </w:sdtPr>
       <w:sdtContent>
         <w:p>
@@ -213,7 +181,7 @@
     <w:sdt>
       <w:sdtPr>
         <w:tag w:val="mleaf:2e5c33d4-e0b7-56a7-9613-b21b1f1b8c3e"/>
-        <w:id w:val="313304430"/>
+        <w:id w:val="1050816035"/>
       </w:sdtPr>
       <w:sdtContent>
         <w:p>
@@ -226,7 +194,7 @@
     <w:sdt>
       <w:sdtPr>
         <w:tag w:val="mleaf:f371fe31-9ef1-5fe3-8e14-feb5160bcadd"/>
-        <w:id w:val="-1122770418"/>
+        <w:id w:val="914741329"/>
       </w:sdtPr>
       <w:sdtContent>
         <w:p>
@@ -277,7 +245,7 @@
     <w:sdt>
       <w:sdtPr>
         <w:tag w:val="mleaf:da90334a-88c9-538c-941f-af503b5ebccb"/>
-        <w:id w:val="-1448461657"/>
+        <w:id w:val="-34195507"/>
       </w:sdtPr>
       <w:sdtContent>
         <w:p>
@@ -322,7 +290,7 @@
           <w:sdt>
             <w:sdtPr>
               <w:tag w:val="mleaf:704e5d29-6f94-5203-8011-7287043ae85c"/>
-              <w:id w:val="1641155719"/>
+              <w:id w:val="177388783"/>
             </w:sdtPr>
             <w:sdtContent>
               <w:p>
@@ -358,15 +326,7 @@
                   <w:jc w:val="left"/>
                 </w:pPr>
                 <w:r>
-                  <w:t xml:space="preserve">Rule 4.  </w:t>
-                </w:r>
-                <w:proofErr w:type="spellStart"/>
-                <w:r>
-                  <w:t>Opt</w:t>
-                </w:r>
-                <w:proofErr w:type="spellEnd"/>
-                <w:r>
-                  <w:t xml:space="preserve"> for simple durable web resolution </w:t>
+                  <w:t xml:space="preserve">Rule 4.  Opt for simple durable web resolution </w:t>
                 </w:r>
               </w:p>
               <w:p>
@@ -431,7 +391,7 @@
     <w:sdt>
       <w:sdtPr>
         <w:tag w:val="mleaf:178aea1e-b753-551b-9eaa-a2eebe02d0b0"/>
-        <w:id w:val="-334697179"/>
+        <w:id w:val="2081553322"/>
       </w:sdtPr>
       <w:sdtContent>
         <w:p>
@@ -451,7 +411,7 @@
     <w:sdt>
       <w:sdtPr>
         <w:tag w:val="mleaf:f2cf87aa-168c-5629-9901-4f603de7f800"/>
-        <w:id w:val="32160395"/>
+        <w:id w:val="88275647"/>
       </w:sdtPr>
       <w:sdtContent>
         <w:p>
@@ -468,7 +428,7 @@
     <w:sdt>
       <w:sdtPr>
         <w:tag w:val="mleaf:5d997271-76d5-5b8f-bced-8b6a6a47384d"/>
-        <w:id w:val="-760216934"/>
+        <w:id w:val="-527797774"/>
       </w:sdtPr>
       <w:sdtContent>
         <w:p>
@@ -511,7 +471,7 @@
     <w:sdt>
       <w:sdtPr>
         <w:tag w:val="mleaf:5b310732-ac8a-51ae-8652-1589597533ed"/>
-        <w:id w:val="488287699"/>
+        <w:id w:val="-1427026003"/>
       </w:sdtPr>
       <w:sdtContent>
         <w:p>
@@ -524,7 +484,7 @@
     <w:sdt>
       <w:sdtPr>
         <w:tag w:val="mleaf:ccfe9b5b-8ee1-51b5-9797-b4130937f0ae"/>
-        <w:id w:val="-559788492"/>
+        <w:id w:val="25763316"/>
       </w:sdtPr>
       <w:sdtContent>
         <w:p>
@@ -544,8 +504,6 @@
             <w:t xml:space="preserve">, you must document the relationship between the existing and alternate identifiers using established properties such as </w:t>
           </w:r>
           <w:hyperlink r:id="rId13" w:anchor="derives_from" w:history="1">
-            <w:proofErr w:type="spellStart"/>
-            <w:proofErr w:type="gramStart"/>
             <w:r>
               <w:rPr>
                 <w:color w:val="1155CC"/>
@@ -559,71 +517,43 @@
                 <w:color w:val="1155CC"/>
                 <w:u w:val="single"/>
               </w:rPr>
-              <w:t>derives</w:t>
-            </w:r>
-            <w:proofErr w:type="gramEnd"/>
+              <w:t>derives_from</w:t>
+            </w:r>
+          </w:hyperlink>
+          <w:r>
+            <w:rPr>
+              <w:rFonts w:ascii="Consolas" w:hAnsi="Consolas"/>
+            </w:rPr>
+            <w:t xml:space="preserve">, </w:t>
+          </w:r>
+          <w:hyperlink r:id="rId14" w:history="1">
             <w:r>
               <w:rPr>
                 <w:rFonts w:ascii="Consolas" w:hAnsi="Consolas"/>
                 <w:color w:val="1155CC"/>
                 <w:u w:val="single"/>
               </w:rPr>
-              <w:t>_from</w:t>
-            </w:r>
-            <w:proofErr w:type="spellEnd"/>
+              <w:t>owl:sameAs</w:t>
+            </w:r>
           </w:hyperlink>
           <w:r>
             <w:rPr>
               <w:rFonts w:ascii="Consolas" w:hAnsi="Consolas"/>
             </w:rPr>
-            <w:t xml:space="preserve">, </w:t>
-          </w:r>
-          <w:hyperlink r:id="rId14" w:history="1">
-            <w:proofErr w:type="spellStart"/>
-            <w:proofErr w:type="gramStart"/>
+            <w:t xml:space="preserve">, or </w:t>
+          </w:r>
+          <w:hyperlink r:id="rId15" w:anchor="broader" w:history="1">
             <w:r>
               <w:rPr>
                 <w:rFonts w:ascii="Consolas" w:hAnsi="Consolas"/>
                 <w:color w:val="1155CC"/>
                 <w:u w:val="single"/>
               </w:rPr>
-              <w:t>owl:sameAs</w:t>
-            </w:r>
-            <w:proofErr w:type="spellEnd"/>
-            <w:proofErr w:type="gramEnd"/>
-          </w:hyperlink>
-          <w:r>
-            <w:rPr>
-              <w:rFonts w:ascii="Consolas" w:hAnsi="Consolas"/>
-            </w:rPr>
-            <w:t xml:space="preserve">, or </w:t>
-          </w:r>
-          <w:hyperlink r:id="rId15" w:anchor="broader" w:history="1">
-            <w:proofErr w:type="spellStart"/>
-            <w:proofErr w:type="gramStart"/>
-            <w:r>
-              <w:rPr>
-                <w:rFonts w:ascii="Consolas" w:hAnsi="Consolas"/>
-                <w:color w:val="1155CC"/>
-                <w:u w:val="single"/>
-              </w:rPr>
               <w:t>skos:broader</w:t>
             </w:r>
-            <w:proofErr w:type="spellEnd"/>
-            <w:proofErr w:type="gramEnd"/>
-          </w:hyperlink>
-          <w:r>
-            <w:t xml:space="preserve">. If the motivation to create a new identifier is based upon the need to provide factual corrections of content, it is best to work with the database-of-origin to fix the source record rather than create a new one. Wherever the 1:1 relationship of </w:t>
-          </w:r>
-          <w:proofErr w:type="spellStart"/>
-          <w:proofErr w:type="gramStart"/>
-          <w:r>
-            <w:t>identifier:entity</w:t>
-          </w:r>
-          <w:proofErr w:type="spellEnd"/>
-          <w:proofErr w:type="gramEnd"/>
-          <w:r>
-            <w:t xml:space="preserve"> breaks down, costly mapping problems are created. Wherever possible, reference well-established identifiers (even problematic ones; see Rule 10) rather than creating new ones.  </w:t>
+          </w:hyperlink>
+          <w:r>
+            <w:t xml:space="preserve">. If the motivation to create a new identifier is based upon the need to provide factual corrections of content, it is best to work with the database-of-origin to fix the source record rather than create a new one. Wherever the 1:1 relationship of identifier:entity breaks down, costly mapping problems are created. Wherever possible, reference well-established identifiers (even problematic ones; see Rule 10) rather than creating new ones.  </w:t>
           </w:r>
         </w:p>
       </w:sdtContent>
@@ -631,7 +561,7 @@
     <w:sdt>
       <w:sdtPr>
         <w:tag w:val="mleaf:11329549-e12c-5d20-8610-b5401034358a"/>
-        <w:id w:val="2119566629"/>
+        <w:id w:val="1615407604"/>
       </w:sdtPr>
       <w:sdtContent>
         <w:p>
@@ -644,7 +574,7 @@
     <w:sdt>
       <w:sdtPr>
         <w:tag w:val="mleaf:d257e77b-331d-5ca0-b86e-70242b005d59"/>
-        <w:id w:val="-1643188541"/>
+        <w:id w:val="-1004438097"/>
       </w:sdtPr>
       <w:sdtContent>
         <w:p>
@@ -661,7 +591,7 @@
     <w:sdt>
       <w:sdtPr>
         <w:tag w:val="mleaf:ea4e3afb-1f9b-5023-96e7-0dcb92db9c79"/>
-        <w:id w:val="593212102"/>
+        <w:id w:val="273689340"/>
       </w:sdtPr>
       <w:sdtContent>
         <w:p>
@@ -686,7 +616,7 @@
     <w:sdt>
       <w:sdtPr>
         <w:tag w:val="mleaf:5e06f096-9dbe-521d-9b73-6c6870c72079"/>
-        <w:id w:val="-1324432605"/>
+        <w:id w:val="1375818620"/>
       </w:sdtPr>
       <w:sdtContent>
         <w:p>
@@ -700,59 +630,41 @@
             <w:rPr>
               <w:rFonts w:ascii="Consolas" w:hAnsi="Consolas"/>
             </w:rPr>
-            <w:t xml:space="preserve">Local Resource </w:t>
-          </w:r>
-          <w:proofErr w:type="gramStart"/>
+            <w:t>Local Resource Identifier</w:t>
+          </w:r>
+          <w:r>
+            <w:t>[</w:t>
+          </w:r>
+          <w:hyperlink>
+            <w:r>
+              <w:t>8</w:t>
+            </w:r>
+          </w:hyperlink>
+          <w:r>
+            <w:t>] (</w:t>
+          </w:r>
           <w:r>
             <w:rPr>
               <w:rFonts w:ascii="Consolas" w:hAnsi="Consolas"/>
             </w:rPr>
-            <w:t>Identifier</w:t>
-          </w:r>
-          <w:r>
-            <w:t>[</w:t>
-          </w:r>
-          <w:proofErr w:type="gramEnd"/>
-          <w:r>
-            <w:fldChar w:fldCharType="begin"/>
-          </w:r>
-          <w:r>
-            <w:instrText xml:space="preserve"> HYPERLINK \h </w:instrText>
-          </w:r>
-          <w:r>
-            <w:fldChar w:fldCharType="separate"/>
-          </w:r>
-          <w:r>
-            <w:t>8</w:t>
-          </w:r>
-          <w:r>
-            <w:fldChar w:fldCharType="end"/>
-          </w:r>
-          <w:r>
-            <w:t>] (</w:t>
+            <w:t>LRI</w:t>
+          </w:r>
+          <w:r>
+            <w:t xml:space="preserve">, </w:t>
+          </w:r>
+          <w:r>
+            <w:rPr>
+              <w:b/>
+            </w:rPr>
+            <w:t>Box 2</w:t>
+          </w:r>
+          <w:r>
+            <w:t xml:space="preserve">) to mean a publicly available identifier that is unique within a single dataset. </w:t>
           </w:r>
           <w:r>
             <w:rPr>
               <w:rFonts w:ascii="Consolas" w:hAnsi="Consolas"/>
             </w:rPr>
-            <w:t>LRI</w:t>
-          </w:r>
-          <w:r>
-            <w:t xml:space="preserve">, </w:t>
-          </w:r>
-          <w:r>
-            <w:rPr>
-              <w:b/>
-            </w:rPr>
-            <w:t>Box 2</w:t>
-          </w:r>
-          <w:r>
-            <w:t xml:space="preserve">) to mean a publicly available identifier that is unique within a single dataset. </w:t>
-          </w:r>
-          <w:r>
-            <w:rPr>
-              <w:rFonts w:ascii="Consolas" w:hAnsi="Consolas"/>
-            </w:rPr>
             <w:t>Local Resource Identifiers</w:t>
           </w:r>
           <w:r>
@@ -764,7 +676,7 @@
     <w:sdt>
       <w:sdtPr>
         <w:tag w:val="mleaf:2268ae80-fb1b-5f53-b0d3-0c44477e2ef4"/>
-        <w:id w:val="2069768392"/>
+        <w:id w:val="-20700977"/>
       </w:sdtPr>
       <w:sdtContent>
         <w:p>
@@ -785,7 +697,7 @@
     <w:sdt>
       <w:sdtPr>
         <w:tag w:val="mleaf:8325cd94-e511-59f0-8a85-00d633b98d2c"/>
-        <w:id w:val="-658466300"/>
+        <w:id w:val="-207876705"/>
       </w:sdtPr>
       <w:sdtContent>
         <w:p>
@@ -806,7 +718,7 @@
     <w:sdt>
       <w:sdtPr>
         <w:tag w:val="mleaf:1b2c3f3f-4856-58c3-a1f5-8e76346aa35c"/>
-        <w:id w:val="-631019112"/>
+        <w:id w:val="-894348194"/>
       </w:sdtPr>
       <w:sdtContent>
         <w:p>
@@ -839,7 +751,7 @@
     <w:sdt>
       <w:sdtPr>
         <w:tag w:val="mleaf:588a7aa8-b3f6-57ec-8c56-7fcb044d3fbb"/>
-        <w:id w:val="1293477362"/>
+        <w:id w:val="-541671759"/>
       </w:sdtPr>
       <w:sdtContent>
         <w:p>
@@ -860,7 +772,7 @@
     <w:sdt>
       <w:sdtPr>
         <w:tag w:val="mleaf:d33cd6c1-75fe-5524-8cf1-0372ee819a71"/>
-        <w:id w:val="-317887201"/>
+        <w:id w:val="-466749258"/>
       </w:sdtPr>
       <w:sdtContent>
         <w:p>
@@ -881,7 +793,7 @@
     <w:sdt>
       <w:sdtPr>
         <w:tag w:val="mleaf:ddcaa4ad-f5a4-5442-b3b5-f449a4b82461"/>
-        <w:id w:val="-1488399938"/>
+        <w:id w:val="-1538579311"/>
       </w:sdtPr>
       <w:sdtContent>
         <w:p>
@@ -911,7 +823,7 @@
     <w:sdt>
       <w:sdtPr>
         <w:tag w:val="mleaf:b08d3b48-21d7-58a6-856e-dec23987132a"/>
-        <w:id w:val="-938599093"/>
+        <w:id w:val="485673523"/>
       </w:sdtPr>
       <w:sdtContent>
         <w:p>
@@ -926,7 +838,7 @@
     <w:sdt>
       <w:sdtPr>
         <w:tag w:val="mleaf:aefc2724-f8da-506e-98ed-49c5f6a61123"/>
-        <w:id w:val="239982920"/>
+        <w:id w:val="1895463108"/>
       </w:sdtPr>
       <w:sdtContent>
         <w:p>
@@ -942,7 +854,7 @@
     <w:sdt>
       <w:sdtPr>
         <w:tag w:val="mleaf:a7ce6bdb-349f-5927-b0d6-b0a47bebb0c2"/>
-        <w:id w:val="188343905"/>
+        <w:id w:val="1345524074"/>
       </w:sdtPr>
       <w:sdtContent>
         <w:p>
@@ -969,7 +881,7 @@
     <w:sdt>
       <w:sdtPr>
         <w:tag w:val="mleaf:c7c8df30-b699-5312-a9a0-6ff907f2a73f"/>
-        <w:id w:val="-2118521219"/>
+        <w:id w:val="1595584180"/>
       </w:sdtPr>
       <w:sdtContent>
         <w:p>
@@ -999,7 +911,7 @@
     <w:sdt>
       <w:sdtPr>
         <w:tag w:val="mleaf:c804f5f8-a77b-54b6-840b-dc7cca8c6659"/>
-        <w:id w:val="-1373830749"/>
+        <w:id w:val="-1528178819"/>
       </w:sdtPr>
       <w:sdtContent>
         <w:p>
@@ -1016,23 +928,15 @@
     <w:sdt>
       <w:sdtPr>
         <w:tag w:val="mleaf:1c3677f8-c9ec-568d-b160-9bbaafc770ed"/>
-        <w:id w:val="64535510"/>
-      </w:sdtPr>
-      <w:sdtContent>
-        <w:p>
-          <w:pPr>
-            <w:pStyle w:val="LO-normal"/>
-          </w:pPr>
-          <w:r>
-            <w:t>Data does not live in silos: it is reused, broken into parts and integrated with other data, most notably in database external references (aka “</w:t>
-          </w:r>
-          <w:proofErr w:type="spellStart"/>
-          <w:r>
-            <w:t>XRefs</w:t>
-          </w:r>
-          <w:proofErr w:type="spellEnd"/>
-          <w:r>
-            <w:t>”), in the Semantic Web, and in publications (articles and research datasets). The Local Resource Identifier (</w:t>
+        <w:id w:val="1258021347"/>
+      </w:sdtPr>
+      <w:sdtContent>
+        <w:p>
+          <w:pPr>
+            <w:pStyle w:val="LO-normal"/>
+          </w:pPr>
+          <w:r>
+            <w:t>Data does not live in silos: it is reused, broken into parts and integrated with other data, most notably in database external references (aka “XRefs”), in the Semantic Web, and in publications (articles and research datasets). The Local Resource Identifier (</w:t>
           </w:r>
           <w:r>
             <w:rPr>
@@ -1044,21 +948,12 @@
             <w:t xml:space="preserve">) alone is insufficient for these tasks because it is only guaranteed to be locally unique. For instance, the LRI “9606” corresponds to numerous entities whose local accessions are based on simple digits, including: a </w:t>
           </w:r>
           <w:hyperlink r:id="rId17" w:history="1">
-            <w:proofErr w:type="spellStart"/>
-            <w:r>
-              <w:rPr>
-                <w:color w:val="1155CC"/>
-                <w:u w:val="single"/>
-              </w:rPr>
-              <w:t>Pubmed</w:t>
-            </w:r>
-            <w:proofErr w:type="spellEnd"/>
-            <w:r>
-              <w:rPr>
-                <w:color w:val="1155CC"/>
-                <w:u w:val="single"/>
-              </w:rPr>
-              <w:t xml:space="preserve"> article</w:t>
+            <w:r>
+              <w:rPr>
+                <w:color w:val="1155CC"/>
+                <w:u w:val="single"/>
+              </w:rPr>
+              <w:t>Pubmed article</w:t>
             </w:r>
           </w:hyperlink>
           <w:r>
@@ -1130,7 +1025,7 @@
     <w:sdt>
       <w:sdtPr>
         <w:tag w:val="mleaf:a66d2def-3c39-57e5-8256-f78ac2d48c33"/>
-        <w:id w:val="1994909516"/>
+        <w:id w:val="568010627"/>
       </w:sdtPr>
       <w:sdtContent>
         <w:p>
@@ -1143,7 +1038,7 @@
     <w:sdt>
       <w:sdtPr>
         <w:tag w:val="mleaf:0598d535-8c31-5886-84ad-b228d1d63eb3"/>
-        <w:id w:val="-1471824765"/>
+        <w:id w:val="226895518"/>
       </w:sdtPr>
       <w:sdtContent>
         <w:p>
@@ -1173,15 +1068,7 @@
             </w:r>
           </w:hyperlink>
           <w:r>
-            <w:t xml:space="preserve">). </w:t>
-          </w:r>
-          <w:proofErr w:type="spellStart"/>
-          <w:r>
-            <w:t>Juty</w:t>
-          </w:r>
-          <w:proofErr w:type="spellEnd"/>
-          <w:r>
-            <w:t xml:space="preserve"> et al. [</w:t>
+            <w:t>). Juty et al. [</w:t>
           </w:r>
           <w:hyperlink r:id="rId24" w:history="1">
             <w:r>
@@ -1210,7 +1097,7 @@
     <w:sdt>
       <w:sdtPr>
         <w:tag w:val="mleaf:fb9e9c93-edb9-5299-a238-9eef47bdf9e7"/>
-        <w:id w:val="1384512904"/>
+        <w:id w:val="-1173255548"/>
       </w:sdtPr>
       <w:sdtContent>
         <w:p>
@@ -1234,7 +1121,7 @@
     <w:sdt>
       <w:sdtPr>
         <w:tag w:val="mleaf:f0c5f4fd-bc25-5ce3-9181-5bc43d70b490"/>
-        <w:id w:val="-1454321092"/>
+        <w:id w:val="1134836416"/>
       </w:sdtPr>
       <w:sdtContent>
         <w:p>
@@ -1260,36 +1147,13 @@
             <w:t>Box 2</w:t>
           </w:r>
           <w:r>
-            <w:t>) can make them unwieldy for tasks involving human readability, even within structured machine-</w:t>
-          </w:r>
-          <w:proofErr w:type="spellStart"/>
-          <w:r>
-            <w:t>parsable</w:t>
-          </w:r>
-          <w:proofErr w:type="spellEnd"/>
-          <w:r>
-            <w:t xml:space="preserve"> </w:t>
-          </w:r>
-          <w:proofErr w:type="gramStart"/>
-          <w:r>
-            <w:t>documents[</w:t>
-          </w:r>
-          <w:proofErr w:type="gramEnd"/>
-          <w:r>
-            <w:fldChar w:fldCharType="begin"/>
-          </w:r>
-          <w:r>
-            <w:instrText xml:space="preserve"> HYPERLINK \h </w:instrText>
-          </w:r>
-          <w:r>
-            <w:fldChar w:fldCharType="separate"/>
-          </w:r>
-          <w:r>
-            <w:t>11</w:t>
-          </w:r>
-          <w:r>
-            <w:fldChar w:fldCharType="end"/>
-          </w:r>
+            <w:t>) can make them unwieldy for tasks involving human readability, even within structured machine-parsable documents[</w:t>
+          </w:r>
+          <w:hyperlink>
+            <w:r>
+              <w:t>11</w:t>
+            </w:r>
+          </w:hyperlink>
           <w:r>
             <w:t xml:space="preserve">]. </w:t>
           </w:r>
@@ -1297,148 +1161,110 @@
             <w:rPr>
               <w:rFonts w:ascii="Consolas" w:hAnsi="Consolas"/>
             </w:rPr>
-            <w:t>Compact URIs (</w:t>
-          </w:r>
-          <w:proofErr w:type="gramStart"/>
+            <w:t>Compact URIs (CURIEs</w:t>
+          </w:r>
+          <w:r>
+            <w:t>[</w:t>
+          </w:r>
+          <w:hyperlink>
+            <w:r>
+              <w:t>12</w:t>
+            </w:r>
+          </w:hyperlink>
+          <w:r>
+            <w:t xml:space="preserve">], Box 1) are a well established convention in such contexts (e.g. </w:t>
+          </w:r>
           <w:r>
             <w:rPr>
               <w:rFonts w:ascii="Consolas" w:hAnsi="Consolas"/>
             </w:rPr>
+            <w:t>JSON-LD</w:t>
+          </w:r>
+          <w:r>
+            <w:t xml:space="preserve"> and </w:t>
+          </w:r>
+          <w:r>
+            <w:rPr>
+              <w:rFonts w:ascii="Consolas" w:hAnsi="Consolas"/>
+            </w:rPr>
+            <w:t>RDFa</w:t>
+          </w:r>
+          <w:r>
+            <w:t xml:space="preserve">) as they enable </w:t>
+          </w:r>
+          <w:r>
+            <w:rPr>
+              <w:rFonts w:ascii="Consolas" w:hAnsi="Consolas"/>
+            </w:rPr>
+            <w:t>URIs</w:t>
+          </w:r>
+          <w:r>
+            <w:t xml:space="preserve"> to be understood and conveniently accessed. </w:t>
+          </w:r>
+          <w:r>
+            <w:rPr>
+              <w:rFonts w:ascii="Consolas" w:hAnsi="Consolas"/>
+            </w:rPr>
             <w:t>CURIEs</w:t>
           </w:r>
           <w:r>
-            <w:t>[</w:t>
-          </w:r>
-          <w:proofErr w:type="gramEnd"/>
-          <w:r>
-            <w:fldChar w:fldCharType="begin"/>
-          </w:r>
-          <w:r>
-            <w:instrText xml:space="preserve"> HYPERLINK \h </w:instrText>
-          </w:r>
-          <w:r>
-            <w:fldChar w:fldCharType="separate"/>
-          </w:r>
-          <w:r>
-            <w:t>12</w:t>
-          </w:r>
-          <w:r>
-            <w:fldChar w:fldCharType="end"/>
-          </w:r>
-          <w:r>
-            <w:t xml:space="preserve">], Box 1) are a </w:t>
-          </w:r>
-          <w:proofErr w:type="spellStart"/>
-          <w:proofErr w:type="gramStart"/>
-          <w:r>
-            <w:t>well established</w:t>
-          </w:r>
-          <w:proofErr w:type="spellEnd"/>
-          <w:proofErr w:type="gramEnd"/>
-          <w:r>
-            <w:t xml:space="preserve"> convention in such contexts (e.g. </w:t>
+            <w:t xml:space="preserve"> complement URIs, rather than replace them. Therefore document the prefix which others may use to abbreviate your identifiers for human readability, wherever needed. If you are a database provider, it is in your best interests to document a) the </w:t>
           </w:r>
           <w:r>
             <w:rPr>
               <w:rFonts w:ascii="Consolas" w:hAnsi="Consolas"/>
             </w:rPr>
-            <w:t>JSON-LD</w:t>
+            <w:t>prefix</w:t>
+          </w:r>
+          <w:r>
+            <w:t xml:space="preserve"> (</w:t>
+          </w:r>
+          <w:r>
+            <w:rPr>
+              <w:b/>
+            </w:rPr>
+            <w:t>Box 2</w:t>
+          </w:r>
+          <w:r>
+            <w:t xml:space="preserve">) that you would like others to use and b) its binding to a </w:t>
+          </w:r>
+          <w:r>
+            <w:rPr>
+              <w:rFonts w:ascii="Consolas" w:hAnsi="Consolas"/>
+            </w:rPr>
+            <w:t>resolving namespace</w:t>
+          </w:r>
+          <w:r>
+            <w:t xml:space="preserve"> (</w:t>
+          </w:r>
+          <w:r>
+            <w:rPr>
+              <w:b/>
+            </w:rPr>
+            <w:t>Box 2</w:t>
+          </w:r>
+          <w:r>
+            <w:t xml:space="preserve">). Your chosen prefix should be unique, at least among datasets that are likely to be used in the same context. To facilitate this, we strongly recommend that you register your </w:t>
+          </w:r>
+          <w:r>
+            <w:rPr>
+              <w:rFonts w:ascii="Consolas" w:hAnsi="Consolas"/>
+            </w:rPr>
+            <w:t>prefix</w:t>
           </w:r>
           <w:r>
             <w:t xml:space="preserve"> and </w:t>
           </w:r>
-          <w:proofErr w:type="spellStart"/>
           <w:r>
             <w:rPr>
               <w:rFonts w:ascii="Consolas" w:hAnsi="Consolas"/>
             </w:rPr>
-            <w:t>RDFa</w:t>
-          </w:r>
-          <w:proofErr w:type="spellEnd"/>
-          <w:r>
-            <w:t xml:space="preserve">) as they enable </w:t>
-          </w:r>
-          <w:r>
-            <w:rPr>
-              <w:rFonts w:ascii="Consolas" w:hAnsi="Consolas"/>
-            </w:rPr>
-            <w:t>URIs</w:t>
-          </w:r>
-          <w:r>
-            <w:t xml:space="preserve"> to be understood and conveniently accessed. </w:t>
-          </w:r>
-          <w:r>
-            <w:rPr>
-              <w:rFonts w:ascii="Consolas" w:hAnsi="Consolas"/>
-            </w:rPr>
-            <w:t>CURIEs</w:t>
-          </w:r>
-          <w:r>
-            <w:t xml:space="preserve"> complement URIs, rather than replace them. </w:t>
-          </w:r>
-          <w:proofErr w:type="gramStart"/>
-          <w:r>
-            <w:t>Therefore</w:t>
-          </w:r>
-          <w:proofErr w:type="gramEnd"/>
-          <w:r>
-            <w:t xml:space="preserve"> document the prefix which others may use to abbreviate your identifiers for human readability, wherever needed. If you are a database provider, it is in your best interests to document a) the </w:t>
-          </w:r>
-          <w:r>
-            <w:rPr>
-              <w:rFonts w:ascii="Consolas" w:hAnsi="Consolas"/>
-            </w:rPr>
-            <w:t>prefix</w:t>
-          </w:r>
-          <w:r>
-            <w:t xml:space="preserve"> (</w:t>
+            <w:t xml:space="preserve">resolving namespace; </w:t>
           </w:r>
           <w:r>
             <w:rPr>
               <w:b/>
             </w:rPr>
-            <w:t>Box 2</w:t>
-          </w:r>
-          <w:r>
-            <w:t xml:space="preserve">) that you would like others to use and b) its binding to a </w:t>
-          </w:r>
-          <w:r>
-            <w:rPr>
-              <w:rFonts w:ascii="Consolas" w:hAnsi="Consolas"/>
-            </w:rPr>
-            <w:t>resolving namespace</w:t>
-          </w:r>
-          <w:r>
-            <w:t xml:space="preserve"> (</w:t>
-          </w:r>
-          <w:r>
-            <w:rPr>
-              <w:b/>
-            </w:rPr>
-            <w:t>Box 2</w:t>
-          </w:r>
-          <w:r>
-            <w:t xml:space="preserve">). Your chosen prefix should be unique, at least among datasets that are likely to be used in the same context. To facilitate this, we strongly recommend that you register your </w:t>
-          </w:r>
-          <w:r>
-            <w:rPr>
-              <w:rFonts w:ascii="Consolas" w:hAnsi="Consolas"/>
-            </w:rPr>
-            <w:t>prefix</w:t>
-          </w:r>
-          <w:r>
-            <w:t xml:space="preserve"> and </w:t>
-          </w:r>
-          <w:r>
-            <w:rPr>
-              <w:rFonts w:ascii="Consolas" w:hAnsi="Consolas"/>
-            </w:rPr>
-            <w:t xml:space="preserve">resolving namespace; </w:t>
-          </w:r>
-          <w:r>
-            <w:rPr>
-              <w:b/>
-            </w:rPr>
             <w:t>Table S3</w:t>
           </w:r>
           <w:r>
@@ -1450,7 +1276,7 @@
     <w:sdt>
       <w:sdtPr>
         <w:tag w:val="mleaf:b710c870-2018-5df6-883d-2e6f7cdbbfc8"/>
-        <w:id w:val="-1464572995"/>
+        <w:id w:val="866634925"/>
       </w:sdtPr>
       <w:sdtContent>
         <w:p>
@@ -1463,7 +1289,7 @@
     <w:sdt>
       <w:sdtPr>
         <w:tag w:val="mleaf:06a79659-6cae-5b7e-b61f-107eb4447734"/>
-        <w:id w:val="-1811469399"/>
+        <w:id w:val="2097585852"/>
       </w:sdtPr>
       <w:sdtContent>
         <w:p/>
@@ -1472,7 +1298,7 @@
     <w:sdt>
       <w:sdtPr>
         <w:tag w:val="mleaf:a794afa1-3712-5ab7-a093-ed765e63f700"/>
-        <w:id w:val="902560179"/>
+        <w:id w:val="-264299046"/>
       </w:sdtPr>
       <w:sdtContent>
         <w:p>
@@ -1532,7 +1358,7 @@
           <w:sdt>
             <w:sdtPr>
               <w:tag w:val="mleaf:24f67ce6-d3c7-5e23-ad6e-8e366f95100b"/>
-              <w:id w:val="-1110963913"/>
+              <w:id w:val="2046787093"/>
             </w:sdtPr>
             <w:sdtContent>
               <w:p>
@@ -1608,23 +1434,7 @@
                     <w:sz w:val="20"/>
                     <w:szCs w:val="20"/>
                   </w:rPr>
-                  <w:t xml:space="preserve">LRI formats vary by provider and may have subparts; </w:t>
-                </w:r>
-                <w:proofErr w:type="gramStart"/>
-                <w:r>
-                  <w:rPr>
-                    <w:sz w:val="20"/>
-                    <w:szCs w:val="20"/>
-                  </w:rPr>
-                  <w:t>however</w:t>
-                </w:r>
-                <w:proofErr w:type="gramEnd"/>
-                <w:r>
-                  <w:rPr>
-                    <w:sz w:val="20"/>
-                    <w:szCs w:val="20"/>
-                  </w:rPr>
-                  <w:t xml:space="preserve"> subparts are non-uniform and therefore not described here. For example, a LRI may be opaque (e.g. A0A022YWF9) or recognizable (e.g. ZDB-GENE-980526-388)</w:t>
+                  <w:t>LRI formats vary by provider and may have subparts; however subparts are non-uniform and therefore not described here. For example, a LRI may be opaque (e.g. A0A022YWF9) or recognizable (e.g. ZDB-GENE-980526-388)</w:t>
                 </w:r>
               </w:p>
               <w:p>
@@ -1664,23 +1474,7 @@
                     <w:sz w:val="20"/>
                     <w:szCs w:val="20"/>
                   </w:rPr>
-                  <w:t xml:space="preserve">Uniform Resource Identifier (URI) is an identifier that is uniform; it is an ASCII string that uniquely identifies a resource. In this paper, by URI we mean only those URIs of type HTTP, HTTPS, FTP, etc. that </w:t>
-                </w:r>
-                <w:proofErr w:type="gramStart"/>
-                <w:r>
-                  <w:rPr>
-                    <w:sz w:val="20"/>
-                    <w:szCs w:val="20"/>
-                  </w:rPr>
-                  <w:t>actually resolve</w:t>
-                </w:r>
-                <w:proofErr w:type="gramEnd"/>
-                <w:r>
-                  <w:rPr>
-                    <w:sz w:val="20"/>
-                    <w:szCs w:val="20"/>
-                  </w:rPr>
-                  <w:t xml:space="preserve"> to (provide or redirect to) a webpage containing information about the identified entity. An example of a URI is http://zfin.org/ZDB-GENE-980526-388. </w:t>
+                  <w:t xml:space="preserve">Uniform Resource Identifier (URI) is an identifier that is uniform; it is an ASCII string that uniquely identifies a resource. In this paper, by URI we mean only those URIs of type HTTP, HTTPS, FTP, etc. that actually resolve to (provide or redirect to) a webpage containing information about the identified entity. An example of a URI is http://zfin.org/ZDB-GENE-980526-388. </w:t>
                 </w:r>
               </w:p>
               <w:p>
@@ -1702,22 +1496,15 @@
                   </w:rPr>
                   <w:t xml:space="preserve">When referring to compact URIs (CURIES), we mean an identifier comprised of &lt;Prefix&gt;:&lt;LRI&gt; wherein prefix is deterministically expandable to a resolving namespace (see below) which alone is the basis for the CURIE’s global uniqueness. An example of a CURIE is </w:t>
                 </w:r>
-                <w:proofErr w:type="gramStart"/>
-                <w:r>
-                  <w:rPr>
-                    <w:sz w:val="20"/>
-                    <w:szCs w:val="20"/>
-                  </w:rPr>
-                  <w:t>ZFIN:ZDB</w:t>
-                </w:r>
-                <w:proofErr w:type="gramEnd"/>
-                <w:r>
-                  <w:rPr>
-                    <w:sz w:val="20"/>
-                    <w:szCs w:val="20"/>
-                  </w:rPr>
-                  <w:t>-GENE-980526-388</w:t>
-                </w:r>
+                <w:hyperlink r:id="rId25" w:history="1">
+                  <w:r>
+                    <w:rPr>
+                      <w:sz w:val="20"/>
+                      <w:szCs w:val="20"/>
+                    </w:rPr>
+                    <w:t>ZFIN:ZDB-GENE-980526-388</w:t>
+                  </w:r>
+                </w:hyperlink>
               </w:p>
               <w:p>
                 <w:pPr>
@@ -1744,8 +1531,17 @@
                     <w:szCs w:val="20"/>
                   </w:rPr>
                   <w:softHyphen/>
-                  <w:t>quence of characters which, when prepended to the LRI, yields the URI. In the ZFIN example above, the prefix is ZFIN and the resolving namespace is http://zfin.org/</w:t>
-                </w:r>
+                  <w:t xml:space="preserve">quence of characters which, when prepended to the LRI, yields the URI. In the ZFIN example above, the prefix is ZFIN and the resolving namespace is </w:t>
+                </w:r>
+                <w:hyperlink r:id="rId26" w:history="1">
+                  <w:r>
+                    <w:rPr>
+                      <w:sz w:val="20"/>
+                      <w:szCs w:val="20"/>
+                    </w:rPr>
+                    <w:t>http://zfin.org/</w:t>
+                  </w:r>
+                </w:hyperlink>
               </w:p>
               <w:p>
                 <w:pPr>
@@ -1771,7 +1567,7 @@
     <w:sdt>
       <w:sdtPr>
         <w:tag w:val="mleaf:a80576a0-cc4d-519f-81db-8812866db805"/>
-        <w:id w:val="-1088842076"/>
+        <w:id w:val="1000477149"/>
       </w:sdtPr>
       <w:sdtContent>
         <w:p>
@@ -1784,7 +1580,7 @@
     <w:sdt>
       <w:sdtPr>
         <w:tag w:val="mleaf:83619c1e-89e0-504c-8332-95ffd374c462"/>
-        <w:id w:val="1931626631"/>
+        <w:id w:val="-1837755809"/>
       </w:sdtPr>
       <w:sdtContent>
         <w:p>
@@ -1803,7 +1599,7 @@
     <w:sdt>
       <w:sdtPr>
         <w:tag w:val="mleaf:a666daf6-61df-5fc3-b500-ebc92f012b42"/>
-        <w:id w:val="-949552556"/>
+        <w:id w:val="462781247"/>
       </w:sdtPr>
       <w:sdtContent>
         <w:tbl>
@@ -3184,23 +2980,7 @@
                     <w:sz w:val="20"/>
                     <w:szCs w:val="20"/>
                   </w:rPr>
-                  <w:t xml:space="preserve">Enables integration </w:t>
-                </w:r>
-                <w:proofErr w:type="gramStart"/>
-                <w:r>
-                  <w:rPr>
-                    <w:sz w:val="20"/>
-                    <w:szCs w:val="20"/>
-                  </w:rPr>
-                  <w:t>on the basis of</w:t>
-                </w:r>
-                <w:proofErr w:type="gramEnd"/>
-                <w:r>
-                  <w:rPr>
-                    <w:sz w:val="20"/>
-                    <w:szCs w:val="20"/>
-                  </w:rPr>
-                  <w:t xml:space="preserve"> scientific merit, rather than on the restrictions of the license</w:t>
+                  <w:t>Enables integration on the basis of scientific merit, rather than on the restrictions of the license</w:t>
                 </w:r>
               </w:p>
             </w:tc>
@@ -3314,7 +3094,7 @@
     <w:sdt>
       <w:sdtPr>
         <w:tag w:val="mleaf:a64d6073-9561-5fc0-a304-05c53ac0e0cf"/>
-        <w:id w:val="-798607881"/>
+        <w:id w:val="2089035721"/>
       </w:sdtPr>
       <w:sdtContent>
         <w:p>
@@ -3334,7 +3114,7 @@
             </w:rPr>
             <w:t xml:space="preserve">Berners-Lee T. Cool URIs don’t change. 1998. [Cited 2015 May 15]. [Internet]. Available: </w:t>
           </w:r>
-          <w:hyperlink r:id="rId25" w:history="1">
+          <w:hyperlink r:id="rId27" w:history="1">
             <w:r>
               <w:rPr>
                 <w:rFonts w:ascii="Arial Narrow" w:hAnsi="Arial Narrow"/>
@@ -3350,7 +3130,7 @@
     <w:sdt>
       <w:sdtPr>
         <w:tag w:val="mleaf:d56d2eb3-9cae-52df-b77f-aed3bf591772"/>
-        <w:id w:val="-1818871772"/>
+        <w:id w:val="-1568645043"/>
       </w:sdtPr>
       <w:sdtContent>
         <w:p>
@@ -3359,15 +3139,7 @@
             <w:contextualSpacing w:val="0"/>
           </w:pPr>
           <w:r>
-            <w:t xml:space="preserve">Rule 4: </w:t>
-          </w:r>
-          <w:proofErr w:type="spellStart"/>
-          <w:r>
-            <w:t>Opt</w:t>
-          </w:r>
-          <w:proofErr w:type="spellEnd"/>
-          <w:r>
-            <w:t xml:space="preserve"> for simple, durable web resolution</w:t>
+            <w:t>Rule 4: Opt for simple, durable web resolution</w:t>
           </w:r>
         </w:p>
       </w:sdtContent>
@@ -3375,7 +3147,7 @@
     <w:sdt>
       <w:sdtPr>
         <w:tag w:val="mleaf:849b6760-ec3c-59ed-8881-f0076d9887e9"/>
-        <w:id w:val="350620956"/>
+        <w:id w:val="-821196320"/>
       </w:sdtPr>
       <w:sdtContent>
         <w:p>
@@ -3412,7 +3184,7 @@
           <w:r>
             <w:t xml:space="preserve"> for different encodings of your data [</w:t>
           </w:r>
-          <w:hyperlink r:id="rId26" w:history="1">
+          <w:hyperlink r:id="rId28" w:history="1">
             <w:r>
               <w:rPr>
                 <w:color w:val="1155CC"/>
@@ -3424,7 +3196,7 @@
           <w:r>
             <w:t>], and provide direct access to data, metadata, and persistence statements [</w:t>
           </w:r>
-          <w:hyperlink r:id="rId27" w:history="1">
+          <w:hyperlink r:id="rId29" w:history="1">
             <w:r>
               <w:rPr>
                 <w:color w:val="1155CC"/>
@@ -3436,7 +3208,7 @@
           <w:r>
             <w:t>]. If you choose to outsource to a resolver service, use an approach that is JDDCP approved [</w:t>
           </w:r>
-          <w:hyperlink r:id="rId28" w:history="1">
+          <w:hyperlink r:id="rId30" w:history="1">
             <w:r>
               <w:rPr>
                 <w:color w:val="1155CC"/>
@@ -3448,7 +3220,7 @@
           <w:r>
             <w:t xml:space="preserve">] (e.g. </w:t>
           </w:r>
-          <w:hyperlink r:id="rId29" w:history="1">
+          <w:hyperlink r:id="rId31" w:history="1">
             <w:r>
               <w:rPr>
                 <w:color w:val="1155CC"/>
@@ -3460,7 +3232,7 @@
           <w:r>
             <w:t xml:space="preserve">, </w:t>
           </w:r>
-          <w:hyperlink r:id="rId30" w:history="1">
+          <w:hyperlink r:id="rId32" w:history="1">
             <w:r>
               <w:rPr>
                 <w:color w:val="1155CC"/>
@@ -3472,7 +3244,7 @@
           <w:r>
             <w:t xml:space="preserve">, </w:t>
           </w:r>
-          <w:hyperlink r:id="rId31" w:history="1">
+          <w:hyperlink r:id="rId33" w:history="1">
             <w:r>
               <w:rPr>
                 <w:color w:val="1155CC"/>
@@ -3484,7 +3256,7 @@
           <w:r>
             <w:t xml:space="preserve">, </w:t>
           </w:r>
-          <w:hyperlink r:id="rId32" w:history="1">
+          <w:hyperlink r:id="rId34" w:history="1">
             <w:r>
               <w:rPr>
                 <w:color w:val="1155CC"/>
@@ -3496,7 +3268,7 @@
           <w:r>
             <w:t xml:space="preserve">, </w:t>
           </w:r>
-          <w:hyperlink r:id="rId33" w:history="1">
+          <w:hyperlink r:id="rId35" w:history="1">
             <w:r>
               <w:rPr>
                 <w:color w:val="1155CC"/>
@@ -3508,7 +3280,7 @@
           <w:r>
             <w:t xml:space="preserve">, </w:t>
           </w:r>
-          <w:hyperlink r:id="rId34" w:history="1">
+          <w:hyperlink r:id="rId36" w:history="1">
             <w:r>
               <w:rPr>
                 <w:color w:val="1155CC"/>
@@ -3520,7 +3292,7 @@
           <w:r>
             <w:t xml:space="preserve">, </w:t>
           </w:r>
-          <w:hyperlink r:id="rId35" w:history="1">
+          <w:hyperlink r:id="rId37" w:history="1">
             <w:r>
               <w:rPr>
                 <w:color w:val="1155CC"/>
@@ -3563,41 +3335,33 @@
             <w:rPr>
               <w:rFonts w:ascii="Consolas" w:hAnsi="Consolas"/>
             </w:rPr>
-            <w:t>.</w:t>
-          </w:r>
-          <w:proofErr w:type="spellStart"/>
+            <w:t>.php</w:t>
+          </w:r>
+          <w:r>
+            <w:t xml:space="preserve">’). The compact URI approach can work with any resolver(s): see for instance examples 4 and 5 in </w:t>
+          </w:r>
+          <w:r>
+            <w:rPr>
+              <w:b/>
+            </w:rPr>
+            <w:t>Figure 1</w:t>
+          </w:r>
+          <w:r>
+            <w:t xml:space="preserve">. By choosing a single </w:t>
+          </w:r>
           <w:r>
             <w:rPr>
               <w:rFonts w:ascii="Consolas" w:hAnsi="Consolas"/>
             </w:rPr>
-            <w:t>php</w:t>
-          </w:r>
-          <w:proofErr w:type="spellEnd"/>
-          <w:r>
-            <w:t xml:space="preserve">’). The compact URI approach can work with any resolver(s): see for instance examples 4 and 5 in </w:t>
+            <w:t>namespace</w:t>
+          </w:r>
+          <w:r>
+            <w:t xml:space="preserve"> per database, you make it possible for others to resolve your identifiers simply (</w:t>
           </w:r>
           <w:r>
             <w:rPr>
               <w:b/>
             </w:rPr>
-            <w:t>Figure 1</w:t>
-          </w:r>
-          <w:r>
-            <w:t xml:space="preserve">. By choosing a single </w:t>
-          </w:r>
-          <w:r>
-            <w:rPr>
-              <w:rFonts w:ascii="Consolas" w:hAnsi="Consolas"/>
-            </w:rPr>
-            <w:t>namespace</w:t>
-          </w:r>
-          <w:r>
-            <w:t xml:space="preserve"> per database, you make it possible for others to resolve your identifiers simply (</w:t>
-          </w:r>
-          <w:r>
-            <w:rPr>
-              <w:b/>
-            </w:rPr>
             <w:t>Fig. 1 panel A</w:t>
           </w:r>
           <w:r>
@@ -3609,7 +3373,7 @@
             </w:rPr>
             <w:t xml:space="preserve">KEGG-path: http://www.kegg.jp/dbget-bin/www_bget?path: vs KEGG-ko: </w:t>
           </w:r>
-          <w:hyperlink r:id="rId36" w:history="1">
+          <w:hyperlink r:id="rId38" w:history="1">
             <w:r>
               <w:rPr>
                 <w:rFonts w:ascii="Arial Narrow" w:hAnsi="Arial Narrow"/>
@@ -3638,7 +3402,7 @@
           <w:r>
             <w:t xml:space="preserve">is the same as the homepage (e.g. </w:t>
           </w:r>
-          <w:hyperlink r:id="rId37" w:history="1">
+          <w:hyperlink r:id="rId39" w:history="1">
             <w:r>
               <w:rPr>
                 <w:color w:val="1155CC"/>
@@ -3675,7 +3439,7 @@
     <w:sdt>
       <w:sdtPr>
         <w:tag w:val="mleaf:c6c20878-03a7-54bf-bd4d-706362ddf47c"/>
-        <w:id w:val="847216996"/>
+        <w:id w:val="-1401294368"/>
       </w:sdtPr>
       <w:sdtContent>
         <w:p>
@@ -3688,7 +3452,7 @@
     <w:sdt>
       <w:sdtPr>
         <w:tag w:val="mleaf:f300f209-6b4d-55b8-9579-f7cb08916471"/>
-        <w:id w:val="857854715"/>
+        <w:id w:val="-2069023473"/>
       </w:sdtPr>
       <w:sdtContent>
         <w:p>
@@ -3707,7 +3471,7 @@
     <w:sdt>
       <w:sdtPr>
         <w:tag w:val="mleaf:26f002be-b058-5d03-801c-118319ad896f"/>
-        <w:id w:val="1128282705"/>
+        <w:id w:val="-1029259572"/>
       </w:sdtPr>
       <w:sdtContent>
         <w:p>
@@ -3718,21 +3482,7 @@
             <w:rPr>
               <w:sz w:val="20"/>
             </w:rPr>
-            <w:t xml:space="preserve">Compact URIs (CURIEs) (Panel A), URIs (Panel B) and Access URLs (Panel C) with in house examples from (ZFIN, </w:t>
-          </w:r>
-          <w:proofErr w:type="spellStart"/>
-          <w:r>
-            <w:rPr>
-              <w:sz w:val="20"/>
-            </w:rPr>
-            <w:t>UniProt</w:t>
-          </w:r>
-          <w:proofErr w:type="spellEnd"/>
-          <w:r>
-            <w:rPr>
-              <w:sz w:val="20"/>
-            </w:rPr>
-            <w:t>, and ENSEMBL and 3rd party resolver examples using identifiers.org and DOI. In each case, the URI can be algorithmically derived from the CURIE, and the LRI itself is included (unmodified) within the URI.</w:t>
+            <w:t>Compact URIs (CURIEs) (Panel A), URIs (Panel B) and Access URLs (Panel C) with in house examples from (ZFIN, UniProt, and ENSEMBL and 3rd party resolver examples using identifiers.org and DOI. In each case, the URI can be algorithmically derived from the CURIE, and the LRI itself is included (unmodified) within the URI.</w:t>
           </w:r>
         </w:p>
       </w:sdtContent>
@@ -3740,7 +3490,7 @@
     <w:sdt>
       <w:sdtPr>
         <w:tag w:val="mleaf:89bcfb96-7aaa-51cb-b362-6b58cb5fdfd5"/>
-        <w:id w:val="-1822338336"/>
+        <w:id w:val="117808554"/>
       </w:sdtPr>
       <w:sdtContent>
         <w:p>
@@ -3754,7 +3504,7 @@
               <w:noProof/>
             </w:rPr>
             <w:drawing>
-              <wp:inline distT="0" distB="0" distL="0" distR="0" wp14:anchorId="6FE3D4F4" wp14:editId="126D7F7E">
+              <wp:inline distT="0" distB="0" distL="0" distR="0" wp14:anchorId="0FD3E37D" wp14:editId="4ECADBEB">
                 <wp:extent cx="6333490" cy="2397760"/>
                 <wp:effectExtent l="0" t="0" r="0" b="0"/>
                 <wp:docPr id="1" name="Picture 1"/>
@@ -3769,7 +3519,7 @@
                         </pic:cNvPicPr>
                       </pic:nvPicPr>
                       <pic:blipFill>
-                        <a:blip r:embed="rId38"/>
+                        <a:blip r:embed="rId40"/>
                         <a:stretch>
                           <a:fillRect/>
                         </a:stretch>
@@ -3795,7 +3545,7 @@
     <w:sdt>
       <w:sdtPr>
         <w:tag w:val="mleaf:6719c2b1-3be4-5776-a860-8cc3c3a161e1"/>
-        <w:id w:val="-1295825596"/>
+        <w:id w:val="-529106806"/>
       </w:sdtPr>
       <w:sdtContent>
         <w:p>
@@ -3810,7 +3560,7 @@
     <w:sdt>
       <w:sdtPr>
         <w:tag w:val="mleaf:875ddead-7c6c-5db9-9672-d19a882a8361"/>
-        <w:id w:val="-1785956087"/>
+        <w:id w:val="-1879232594"/>
       </w:sdtPr>
       <w:sdtContent>
         <w:p>
@@ -3828,7 +3578,7 @@
     <w:sdt>
       <w:sdtPr>
         <w:tag w:val="mleaf:2a9b7dcb-47b3-5025-929e-361883ebc5be"/>
-        <w:id w:val="-1437441044"/>
+        <w:id w:val="1920445186"/>
       </w:sdtPr>
       <w:sdtContent>
         <w:p>
@@ -3853,7 +3603,7 @@
     <w:sdt>
       <w:sdtPr>
         <w:tag w:val="mleaf:22f02065-fac2-582e-b895-18bfd272059b"/>
-        <w:id w:val="-1708176219"/>
+        <w:id w:val="-813259562"/>
       </w:sdtPr>
       <w:sdtContent>
         <w:p>
@@ -3866,7 +3616,7 @@
     <w:sdt>
       <w:sdtPr>
         <w:tag w:val="mleaf:33fe07fc-2b4b-5630-b3b0-b01e40fd08c1"/>
-        <w:id w:val="-1369917785"/>
+        <w:id w:val="-107659775"/>
       </w:sdtPr>
       <w:sdtContent>
         <w:p>
@@ -3876,7 +3626,7 @@
           <w:r>
             <w:t>When assigning identifiers, define what kind of entity is being identified. This information must be provided as an available description and encoded where possible, using metadata landing pages [</w:t>
           </w:r>
-          <w:hyperlink r:id="rId39" w:history="1">
+          <w:hyperlink r:id="rId41" w:history="1">
             <w:r>
               <w:rPr>
                 <w:color w:val="1155CC"/>
@@ -3888,7 +3638,7 @@
           <w:r>
             <w:t>][</w:t>
           </w:r>
-          <w:hyperlink r:id="rId40" w:history="1">
+          <w:hyperlink r:id="rId42" w:history="1">
             <w:r>
               <w:rPr>
                 <w:color w:val="1155CC"/>
@@ -3906,7 +3656,7 @@
     <w:sdt>
       <w:sdtPr>
         <w:tag w:val="mleaf:ddd0e620-63ac-51b0-8a2f-67349b712d66"/>
-        <w:id w:val="2047255757"/>
+        <w:id w:val="83121356"/>
       </w:sdtPr>
       <w:sdtContent>
         <w:p>
@@ -3923,7 +3673,7 @@
     <w:sdt>
       <w:sdtPr>
         <w:tag w:val="mleaf:be9e0b89-50b9-55c0-bf20-0940c0d1bb5f"/>
-        <w:id w:val="-1245643185"/>
+        <w:id w:val="2077157429"/>
       </w:sdtPr>
       <w:sdtContent>
         <w:p>
@@ -3937,23 +3687,9 @@
             <w:rPr>
               <w:sz w:val="20"/>
             </w:rPr>
-            <w:t xml:space="preserve">E.g. “The permanent link to this page, which will not change with the next release of </w:t>
-          </w:r>
-          <w:proofErr w:type="spellStart"/>
-          <w:r>
-            <w:rPr>
-              <w:sz w:val="20"/>
-            </w:rPr>
-            <w:t>Ensembl</w:t>
-          </w:r>
-          <w:proofErr w:type="spellEnd"/>
-          <w:r>
-            <w:rPr>
-              <w:sz w:val="20"/>
-            </w:rPr>
-            <w:t xml:space="preserve"> is: </w:t>
-          </w:r>
-          <w:hyperlink r:id="rId41" w:history="1">
+            <w:t xml:space="preserve">E.g. “The permanent link to this page, which will not change with the next release of Ensembl is: </w:t>
+          </w:r>
+          <w:hyperlink r:id="rId43" w:history="1">
             <w:r>
               <w:rPr>
                 <w:rFonts w:ascii="Arial Narrow" w:hAnsi="Arial Narrow"/>
@@ -3983,7 +3719,7 @@
     <w:sdt>
       <w:sdtPr>
         <w:tag w:val="mleaf:17bf0031-834a-50f5-bfbb-cb10821dc5e8"/>
-        <w:id w:val="-1769233801"/>
+        <w:id w:val="-1302687645"/>
       </w:sdtPr>
       <w:sdtContent>
         <w:p>
@@ -3996,7 +3732,7 @@
     <w:sdt>
       <w:sdtPr>
         <w:tag w:val="mleaf:f832ebff-5d3a-53f8-9f56-418797d00f80"/>
-        <w:id w:val="261264652"/>
+        <w:id w:val="1936548899"/>
       </w:sdtPr>
       <w:sdtContent>
         <w:p>
@@ -4015,7 +3751,7 @@
           <w:r>
             <w:t xml:space="preserve">make this clear to the user and provide a link to the updated version (see </w:t>
           </w:r>
-          <w:hyperlink r:id="rId42" w:history="1">
+          <w:hyperlink r:id="rId44" w:history="1">
             <w:r>
               <w:rPr>
                 <w:color w:val="1155CC"/>
@@ -4040,7 +3776,7 @@
     <w:sdt>
       <w:sdtPr>
         <w:tag w:val="mleaf:1ea07668-2e26-5ca1-9f38-76b6147727e3"/>
-        <w:id w:val="1430010762"/>
+        <w:id w:val="-450165968"/>
       </w:sdtPr>
       <w:sdtContent>
         <w:p>
@@ -4057,7 +3793,7 @@
     <w:sdt>
       <w:sdtPr>
         <w:tag w:val="mleaf:346f06e9-8764-5df1-b656-1d1532fd1d5f"/>
-        <w:id w:val="2107463419"/>
+        <w:id w:val="-1984610693"/>
       </w:sdtPr>
       <w:sdtContent>
         <w:p>
@@ -4082,7 +3818,7 @@
     <w:sdt>
       <w:sdtPr>
         <w:tag w:val="mleaf:8ed84fbe-de4a-55e6-bb7c-0c5f55bf5d79"/>
-        <w:id w:val="582875541"/>
+        <w:id w:val="1041095124"/>
       </w:sdtPr>
       <w:sdtContent>
         <w:p>
@@ -4095,23 +3831,15 @@
     <w:sdt>
       <w:sdtPr>
         <w:tag w:val="mleaf:1701fe85-1c8d-510c-a681-520c712d72f5"/>
-        <w:id w:val="1082338251"/>
-      </w:sdtPr>
-      <w:sdtContent>
-        <w:p>
-          <w:pPr>
-            <w:pStyle w:val="LO-normal"/>
-          </w:pPr>
-          <w:r>
-            <w:t xml:space="preserve">Explicit versioning is recommended if prevailing use of an </w:t>
-          </w:r>
-          <w:proofErr w:type="spellStart"/>
-          <w:r>
-            <w:t>unversioned</w:t>
-          </w:r>
-          <w:proofErr w:type="spellEnd"/>
-          <w:r>
-            <w:t xml:space="preserve"> identifier results in “breaking changes” (e.g., a change in the hypothesized cause of a disease). However, if new information about the entity emerges slowly and the changes are “non-breaking”, it is reasonable to instead maintain a machine-actionable change history wherein the changes are also categorized. Versioning and change history work well together, especially when multiple types of changes overlap. Even when previous records are removed, the URI should continue to resolve, but to a </w:t>
+        <w:id w:val="118265828"/>
+      </w:sdtPr>
+      <w:sdtContent>
+        <w:p>
+          <w:pPr>
+            <w:pStyle w:val="LO-normal"/>
+          </w:pPr>
+          <w:r>
+            <w:t xml:space="preserve">Explicit versioning is recommended if prevailing use of an unversioned identifier results in “breaking changes” (e.g., a change in the hypothesized cause of a disease). However, if new information about the entity emerges slowly and the changes are “non-breaking”, it is reasonable to instead maintain a machine-actionable change history wherein the changes are also categorized. Versioning and change history work well together, especially when multiple types of changes overlap. Even when previous records are removed, the URI should continue to resolve, but to a </w:t>
           </w:r>
           <w:r>
             <w:rPr>
@@ -4137,7 +3865,7 @@
     <w:sdt>
       <w:sdtPr>
         <w:tag w:val="mleaf:f73e7bf0-a133-5ea6-a382-a42b690c292b"/>
-        <w:id w:val="1240905941"/>
+        <w:id w:val="1687859399"/>
       </w:sdtPr>
       <w:sdtContent>
         <w:p>
@@ -4150,7 +3878,7 @@
     <w:sdt>
       <w:sdtPr>
         <w:tag w:val="mleaf:e8a06248-2c31-59cd-bc5f-87fee942ae69"/>
-        <w:id w:val="709611161"/>
+        <w:id w:val="560904181"/>
       </w:sdtPr>
       <w:sdtContent>
         <w:p>
@@ -4169,7 +3897,7 @@
           <w:r>
             <w:t xml:space="preserve"> below. See Kratz et al. [</w:t>
           </w:r>
-          <w:hyperlink r:id="rId43" w:history="1">
+          <w:hyperlink r:id="rId45" w:history="1">
             <w:r>
               <w:rPr>
                 <w:color w:val="1155CC"/>
@@ -4179,38 +3907,25 @@
             </w:r>
           </w:hyperlink>
           <w:r>
-            <w:t xml:space="preserve">] for a more in-depth discussion of change management considerations. If you version identifiers at the level of the individual record, you must version in the LRI after the dot per </w:t>
-          </w:r>
-          <w:proofErr w:type="spellStart"/>
-          <w:r>
+            <w:t xml:space="preserve">] for a more in-depth discussion of change management considerations. If you version identifiers at the level of the individual record, you must version in the LRI after the dot per UniProt in </w:t>
+          </w:r>
+          <w:r>
+            <w:rPr>
+              <w:b/>
+            </w:rPr>
+            <w:t>Table 2a</w:t>
+          </w:r>
+          <w:r>
+            <w:t xml:space="preserve">; this provides continuity in your site and also enables a single CURIE prefix to be used with any version: </w:t>
+          </w:r>
+          <w:r>
+            <w:rPr>
+              <w:color w:val="0000FF"/>
+            </w:rPr>
             <w:t>UniProt</w:t>
           </w:r>
-          <w:proofErr w:type="spellEnd"/>
-          <w:r>
-            <w:t xml:space="preserve"> in </w:t>
-          </w:r>
-          <w:r>
-            <w:rPr>
-              <w:b/>
-            </w:rPr>
-            <w:t>Table 2a</w:t>
-          </w:r>
-          <w:r>
-            <w:t xml:space="preserve">; this provides continuity in your site and also enables a single CURIE prefix to be used with any version: </w:t>
-          </w:r>
-          <w:proofErr w:type="gramStart"/>
-          <w:r>
-            <w:rPr>
-              <w:color w:val="0000FF"/>
-            </w:rPr>
-            <w:t>UniProt</w:t>
-          </w:r>
-          <w:r>
-            <w:t>:P</w:t>
-          </w:r>
-          <w:proofErr w:type="gramEnd"/>
-          <w:r>
-            <w:t xml:space="preserve">12345.3 </w:t>
+          <w:r>
+            <w:t xml:space="preserve">:P12345.3 </w:t>
           </w:r>
           <w:r>
             <w:rPr>
@@ -4225,7 +3940,7 @@
             </w:rPr>
             <w:t xml:space="preserve"> </w:t>
           </w:r>
-          <w:hyperlink r:id="rId44" w:history="1">
+          <w:hyperlink r:id="rId46" w:history="1">
             <w:r>
               <w:rPr>
                 <w:color w:val="0000FF"/>
@@ -4254,7 +3969,7 @@
     <w:sdt>
       <w:sdtPr>
         <w:tag w:val="mleaf:b0856bd0-d1e1-5ae5-b2d7-5ed332f4c6e4"/>
-        <w:id w:val="1053880953"/>
+        <w:id w:val="-1586453439"/>
       </w:sdtPr>
       <w:sdtContent>
         <w:p>
@@ -4267,7 +3982,7 @@
     <w:sdt>
       <w:sdtPr>
         <w:tag w:val="mleaf:9a3faab8-db40-58d0-a98b-5b8a00bbd9bd"/>
-        <w:id w:val="1784156584"/>
+        <w:id w:val="-1553526269"/>
       </w:sdtPr>
       <w:sdtContent>
         <w:p>
@@ -4286,7 +4001,7 @@
     <w:sdt>
       <w:sdtPr>
         <w:tag w:val="mleaf:983ca334-2337-59be-92bb-fda19418ce5e"/>
-        <w:id w:val="-1287966872"/>
+        <w:id w:val="996767576"/>
       </w:sdtPr>
       <w:sdtContent>
         <w:tbl>
@@ -4439,23 +4154,7 @@
                     <w:sz w:val="20"/>
                     <w:szCs w:val="20"/>
                   </w:rPr>
-                  <w:t xml:space="preserve">Version information should </w:t>
-                </w:r>
-                <w:proofErr w:type="gramStart"/>
-                <w:r>
-                  <w:rPr>
-                    <w:sz w:val="20"/>
-                    <w:szCs w:val="20"/>
-                  </w:rPr>
-                  <w:t>follow after</w:t>
-                </w:r>
-                <w:proofErr w:type="gramEnd"/>
-                <w:r>
-                  <w:rPr>
-                    <w:sz w:val="20"/>
-                    <w:szCs w:val="20"/>
-                  </w:rPr>
-                  <w:t xml:space="preserve"> a dot</w:t>
+                  <w:t>Version information should follow after a dot</w:t>
                 </w:r>
               </w:p>
             </w:tc>
@@ -4487,16 +4186,18 @@
                     <w:szCs w:val="20"/>
                   </w:rPr>
                 </w:pPr>
-                <w:r>
-                  <w:rPr>
-                    <w:rStyle w:val="InternetLink"/>
-                    <w:rFonts w:ascii="Consolas" w:eastAsia="Consolas" w:hAnsi="Consolas" w:cs="Consolas"/>
-                    <w:color w:val="1155CC"/>
-                    <w:sz w:val="20"/>
-                    <w:szCs w:val="20"/>
-                  </w:rPr>
-                  <w:t>P12345.3</w:t>
-                </w:r>
+                <w:hyperlink r:id="rId47" w:history="1">
+                  <w:r>
+                    <w:rPr>
+                      <w:rStyle w:val="InternetLink"/>
+                      <w:rFonts w:ascii="Consolas" w:eastAsia="Consolas" w:hAnsi="Consolas" w:cs="Consolas"/>
+                      <w:color w:val="1155CC"/>
+                      <w:sz w:val="20"/>
+                      <w:szCs w:val="20"/>
+                    </w:rPr>
+                    <w:t>P12345.3</w:t>
+                  </w:r>
+                </w:hyperlink>
               </w:p>
             </w:tc>
           </w:tr>
@@ -4563,16 +4264,18 @@
                     <w:szCs w:val="20"/>
                   </w:rPr>
                 </w:pPr>
-                <w:r>
-                  <w:rPr>
-                    <w:rStyle w:val="InternetLink"/>
-                    <w:rFonts w:ascii="Consolas" w:eastAsia="Consolas" w:hAnsi="Consolas" w:cs="Consolas"/>
-                    <w:color w:val="1155CC"/>
-                    <w:sz w:val="20"/>
-                    <w:szCs w:val="20"/>
-                  </w:rPr>
-                  <w:t>P12345</w:t>
-                </w:r>
+                <w:hyperlink r:id="rId48" w:history="1">
+                  <w:r>
+                    <w:rPr>
+                      <w:rStyle w:val="InternetLink"/>
+                      <w:rFonts w:ascii="Consolas" w:eastAsia="Consolas" w:hAnsi="Consolas" w:cs="Consolas"/>
+                      <w:color w:val="1155CC"/>
+                      <w:sz w:val="20"/>
+                      <w:szCs w:val="20"/>
+                    </w:rPr>
+                    <w:t>P12345</w:t>
+                  </w:r>
+                </w:hyperlink>
               </w:p>
             </w:tc>
           </w:tr>
@@ -4639,6 +4342,18 @@
                     <w:szCs w:val="20"/>
                   </w:rPr>
                 </w:pPr>
+                <w:hyperlink r:id="rId49" w:history="1">
+                  <w:r>
+                    <w:rPr>
+                      <w:rStyle w:val="InternetLink"/>
+                      <w:rFonts w:ascii="Consolas" w:eastAsia="Consolas" w:hAnsi="Consolas" w:cs="Consolas"/>
+                      <w:color w:val="1155CC"/>
+                      <w:sz w:val="20"/>
+                      <w:szCs w:val="20"/>
+                    </w:rPr>
+                    <w:t>P12345.1</w:t>
+                  </w:r>
+                </w:hyperlink>
                 <w:r>
                   <w:rPr>
                     <w:rStyle w:val="InternetLink"/>
@@ -4647,8 +4362,20 @@
                     <w:sz w:val="20"/>
                     <w:szCs w:val="20"/>
                   </w:rPr>
-                  <w:t>P12345.1 to P12345</w:t>
-                </w:r>
+                  <w:t xml:space="preserve"> to </w:t>
+                </w:r>
+                <w:hyperlink r:id="rId50" w:history="1">
+                  <w:r>
+                    <w:rPr>
+                      <w:rStyle w:val="InternetLink"/>
+                      <w:rFonts w:ascii="Consolas" w:eastAsia="Consolas" w:hAnsi="Consolas" w:cs="Consolas"/>
+                      <w:color w:val="1155CC"/>
+                      <w:sz w:val="20"/>
+                      <w:szCs w:val="20"/>
+                    </w:rPr>
+                    <w:t>P12345</w:t>
+                  </w:r>
+                </w:hyperlink>
               </w:p>
             </w:tc>
           </w:tr>
@@ -4715,16 +4442,18 @@
                     <w:szCs w:val="20"/>
                   </w:rPr>
                 </w:pPr>
-                <w:r>
-                  <w:rPr>
-                    <w:rStyle w:val="InternetLink"/>
-                    <w:rFonts w:ascii="Consolas" w:eastAsia="Consolas" w:hAnsi="Consolas" w:cs="Consolas"/>
-                    <w:color w:val="1155CC"/>
-                    <w:sz w:val="20"/>
-                    <w:szCs w:val="20"/>
-                  </w:rPr>
-                  <w:t>P12345.1</w:t>
-                </w:r>
+                <w:hyperlink r:id="rId51" w:history="1">
+                  <w:r>
+                    <w:rPr>
+                      <w:rStyle w:val="InternetLink"/>
+                      <w:rFonts w:ascii="Consolas" w:eastAsia="Consolas" w:hAnsi="Consolas" w:cs="Consolas"/>
+                      <w:color w:val="1155CC"/>
+                      <w:sz w:val="20"/>
+                      <w:szCs w:val="20"/>
+                    </w:rPr>
+                    <w:t>P12345.1</w:t>
+                  </w:r>
+                </w:hyperlink>
               </w:p>
             </w:tc>
           </w:tr>
@@ -4791,16 +4520,18 @@
                     <w:szCs w:val="20"/>
                   </w:rPr>
                 </w:pPr>
-                <w:r>
-                  <w:rPr>
-                    <w:rStyle w:val="InternetLink"/>
-                    <w:rFonts w:ascii="Consolas" w:eastAsia="Consolas" w:hAnsi="Consolas" w:cs="Consolas"/>
-                    <w:color w:val="1155CC"/>
-                    <w:sz w:val="20"/>
-                    <w:szCs w:val="20"/>
-                  </w:rPr>
-                  <w:t>P12345.302</w:t>
-                </w:r>
+                <w:hyperlink r:id="rId52" w:history="1">
+                  <w:r>
+                    <w:rPr>
+                      <w:rStyle w:val="InternetLink"/>
+                      <w:rFonts w:ascii="Consolas" w:eastAsia="Consolas" w:hAnsi="Consolas" w:cs="Consolas"/>
+                      <w:color w:val="1155CC"/>
+                      <w:sz w:val="20"/>
+                      <w:szCs w:val="20"/>
+                    </w:rPr>
+                    <w:t>P12345.302</w:t>
+                  </w:r>
+                </w:hyperlink>
               </w:p>
             </w:tc>
           </w:tr>
@@ -4867,16 +4598,18 @@
                     <w:szCs w:val="20"/>
                   </w:rPr>
                 </w:pPr>
-                <w:r>
-                  <w:rPr>
-                    <w:rStyle w:val="InternetLink"/>
-                    <w:rFonts w:ascii="Consolas" w:eastAsia="Consolas" w:hAnsi="Consolas" w:cs="Consolas"/>
-                    <w:color w:val="1155CC"/>
-                    <w:sz w:val="20"/>
-                    <w:szCs w:val="20"/>
-                  </w:rPr>
-                  <w:t>P12345.3</w:t>
-                </w:r>
+                <w:hyperlink r:id="rId53" w:history="1">
+                  <w:r>
+                    <w:rPr>
+                      <w:rStyle w:val="InternetLink"/>
+                      <w:rFonts w:ascii="Consolas" w:eastAsia="Consolas" w:hAnsi="Consolas" w:cs="Consolas"/>
+                      <w:color w:val="1155CC"/>
+                      <w:sz w:val="20"/>
+                      <w:szCs w:val="20"/>
+                    </w:rPr>
+                    <w:t>P12345.3</w:t>
+                  </w:r>
+                </w:hyperlink>
               </w:p>
             </w:tc>
           </w:tr>
@@ -4943,6 +4676,18 @@
                     <w:szCs w:val="20"/>
                   </w:rPr>
                 </w:pPr>
+                <w:hyperlink r:id="rId54" w:history="1">
+                  <w:r>
+                    <w:rPr>
+                      <w:rStyle w:val="InternetLink"/>
+                      <w:rFonts w:ascii="Consolas" w:eastAsia="Consolas" w:hAnsi="Consolas" w:cs="Consolas"/>
+                      <w:color w:val="1155CC"/>
+                      <w:sz w:val="20"/>
+                      <w:szCs w:val="20"/>
+                    </w:rPr>
+                    <w:t>P12345</w:t>
+                  </w:r>
+                </w:hyperlink>
                 <w:r>
                   <w:rPr>
                     <w:rStyle w:val="InternetLink"/>
@@ -4951,7 +4696,7 @@
                     <w:sz w:val="20"/>
                     <w:szCs w:val="20"/>
                   </w:rPr>
-                  <w:t>P12345 (see ‘history’ tab in user interface)</w:t>
+                  <w:t xml:space="preserve"> (see ‘history’ tab in user interface)</w:t>
                 </w:r>
               </w:p>
             </w:tc>
@@ -5019,6 +4764,18 @@
                     <w:szCs w:val="20"/>
                   </w:rPr>
                 </w:pPr>
+                <w:hyperlink r:id="rId55" w:history="1">
+                  <w:r>
+                    <w:rPr>
+                      <w:rStyle w:val="InternetLink"/>
+                      <w:rFonts w:ascii="Arial Narrow" w:eastAsia="Arial Narrow" w:hAnsi="Arial Narrow" w:cs="Arial Narrow"/>
+                      <w:color w:val="1155CC"/>
+                      <w:sz w:val="20"/>
+                      <w:szCs w:val="20"/>
+                    </w:rPr>
+                    <w:t>http://www.uniprot.org/uniprot/P12345?version=*</w:t>
+                  </w:r>
+                </w:hyperlink>
                 <w:r>
                   <w:rPr>
                     <w:rStyle w:val="InternetLink"/>
@@ -5027,7 +4784,7 @@
                     <w:sz w:val="20"/>
                     <w:szCs w:val="20"/>
                   </w:rPr>
-                  <w:t xml:space="preserve">http://www.uniprot.org/uniprot/P12345?version=* </w:t>
+                  <w:t xml:space="preserve"> </w:t>
                 </w:r>
               </w:p>
             </w:tc>
@@ -5038,7 +4795,7 @@
     <w:sdt>
       <w:sdtPr>
         <w:tag w:val="mleaf:844520b0-7feb-5673-a852-f0858ac63dd5"/>
-        <w:id w:val="-427659343"/>
+        <w:id w:val="-1279021885"/>
       </w:sdtPr>
       <w:sdtContent>
         <w:p>
@@ -5051,7 +4808,7 @@
     <w:sdt>
       <w:sdtPr>
         <w:tag w:val="mleaf:f3a016ca-823e-5923-a2aa-7dd66f2e39a9"/>
-        <w:id w:val="681240302"/>
+        <w:id w:val="368576455"/>
       </w:sdtPr>
       <w:sdtContent>
         <w:p>
@@ -5070,7 +4827,7 @@
     <w:sdt>
       <w:sdtPr>
         <w:tag w:val="mleaf:7e2bfc28-98a1-5933-8c9c-7e93a780c01b"/>
-        <w:id w:val="-1223521375"/>
+        <w:id w:val="-1280793959"/>
       </w:sdtPr>
       <w:sdtContent>
         <w:tbl>
@@ -5186,6 +4943,20 @@
                     <w:u w:val="none"/>
                   </w:rPr>
                 </w:pPr>
+                <w:hyperlink r:id="rId56" w:history="1">
+                  <w:r>
+                    <w:rPr>
+                      <w:rStyle w:val="InternetLink"/>
+                      <w:bCs/>
+                      <w:color w:val="auto"/>
+                      <w:spacing w:val="-8"/>
+                      <w:sz w:val="20"/>
+                      <w:szCs w:val="20"/>
+                      <w:u w:val="none"/>
+                    </w:rPr>
+                    <w:t>http://Jul2015.archive</w:t>
+                  </w:r>
+                </w:hyperlink>
                 <w:r>
                   <w:rPr>
                     <w:rStyle w:val="InternetLink"/>
@@ -5196,7 +4967,7 @@
                     <w:szCs w:val="20"/>
                     <w:u w:val="none"/>
                   </w:rPr>
-                  <w:t>http://Jul2015.archive.ensembl.org/Mus_musculus/Gene/Summary?g=ENSMUSG00000033577</w:t>
+                  <w:t>.ensembl.org/Mus_musculus/Gene/Summary?g=ENSMUSG00000033577</w:t>
                 </w:r>
               </w:p>
             </w:tc>
@@ -5246,41 +5017,19 @@
                     <w:szCs w:val="20"/>
                   </w:rPr>
                 </w:pPr>
-                <w:r>
-                  <w:rPr>
-                    <w:rStyle w:val="Hyperlink"/>
-                    <w:rFonts w:ascii="Consolas" w:hAnsi="Consolas"/>
-                    <w:color w:val="auto"/>
-                    <w:spacing w:val="-4"/>
-                    <w:sz w:val="20"/>
-                    <w:szCs w:val="20"/>
-                  </w:rPr>
-                  <w:t>ENSEMBL-2015-07-</w:t>
-                </w:r>
-                <w:proofErr w:type="gramStart"/>
-                <w:r>
-                  <w:rPr>
-                    <w:rStyle w:val="Hyperlink"/>
-                    <w:rFonts w:ascii="Consolas" w:hAnsi="Consolas"/>
-                    <w:color w:val="auto"/>
-                    <w:spacing w:val="-4"/>
-                    <w:sz w:val="20"/>
-                    <w:szCs w:val="20"/>
-                  </w:rPr>
-                  <w:t>MUSG:ENSMUSG</w:t>
-                </w:r>
-                <w:proofErr w:type="gramEnd"/>
-                <w:r>
-                  <w:rPr>
-                    <w:rStyle w:val="Hyperlink"/>
-                    <w:rFonts w:ascii="Consolas" w:hAnsi="Consolas"/>
-                    <w:color w:val="auto"/>
-                    <w:spacing w:val="-4"/>
-                    <w:sz w:val="20"/>
-                    <w:szCs w:val="20"/>
-                  </w:rPr>
-                  <w:t>00000033577</w:t>
-                </w:r>
+                <w:hyperlink r:id="rId57" w:history="1">
+                  <w:r>
+                    <w:rPr>
+                      <w:rStyle w:val="Hyperlink"/>
+                      <w:rFonts w:ascii="Consolas" w:hAnsi="Consolas"/>
+                      <w:color w:val="auto"/>
+                      <w:spacing w:val="-4"/>
+                      <w:sz w:val="20"/>
+                      <w:szCs w:val="20"/>
+                    </w:rPr>
+                    <w:t>ENSEMBL-2015-07-MUSG:ENSMUSG00000033577</w:t>
+                  </w:r>
+                </w:hyperlink>
               </w:p>
             </w:tc>
           </w:tr>
@@ -5290,7 +5039,7 @@
     <w:sdt>
       <w:sdtPr>
         <w:tag w:val="mleaf:9fb5c90f-54c3-501c-9bda-f70edfc409aa"/>
-        <w:id w:val="-66653102"/>
+        <w:id w:val="566076935"/>
       </w:sdtPr>
       <w:sdtContent>
         <w:p>
@@ -5303,7 +5052,7 @@
     <w:sdt>
       <w:sdtPr>
         <w:tag w:val="mleaf:35b72586-1e30-5da9-bd58-111e16b955eb"/>
-        <w:id w:val="1558964783"/>
+        <w:id w:val="-846854273"/>
       </w:sdtPr>
       <w:sdtContent>
         <w:p>
@@ -5320,31 +5069,15 @@
     <w:sdt>
       <w:sdtPr>
         <w:tag w:val="mleaf:0a35dec2-3c12-5dad-a061-31afe17f853b"/>
-        <w:id w:val="-2094001365"/>
-      </w:sdtPr>
-      <w:sdtContent>
-        <w:p>
-          <w:pPr>
-            <w:pStyle w:val="LO-normal"/>
-          </w:pPr>
-          <w:r>
-            <w:t>Identifiers generated and publicly advertised must never be reassigned to a different record or deleted. If you issue identifiers, consider their full lifecycle: there is a fundamental difference between identifiers which point to experimental datasets (GenBank/ENA/DDBJ, PRIDE, etc.) and identifiers which point to a current understanding of a biological concept (</w:t>
-          </w:r>
-          <w:proofErr w:type="spellStart"/>
-          <w:r>
-            <w:t>Ensembl</w:t>
-          </w:r>
-          <w:proofErr w:type="spellEnd"/>
-          <w:r>
-            <w:t xml:space="preserve"> Gene, </w:t>
-          </w:r>
-          <w:proofErr w:type="spellStart"/>
-          <w:r>
-            <w:t>UniProt</w:t>
-          </w:r>
-          <w:proofErr w:type="spellEnd"/>
-          <w:r>
-            <w:t xml:space="preserve"> record, etc.). While experimental records are less likely to change, concept descriptions may evolve rapidly; even the nature </w:t>
+        <w:id w:val="-409000950"/>
+      </w:sdtPr>
+      <w:sdtContent>
+        <w:p>
+          <w:pPr>
+            <w:pStyle w:val="LO-normal"/>
+          </w:pPr>
+          <w:r>
+            <w:t xml:space="preserve">Identifiers generated and publicly advertised must never be reassigned to a different record or deleted. If you issue identifiers, consider their full lifecycle: there is a fundamental difference between identifiers which point to experimental datasets (GenBank/ENA/DDBJ, PRIDE, etc.) and identifiers which point to a current understanding of a biological concept (Ensembl Gene, UniProt record, etc.). While experimental records are less likely to change, concept descriptions may evolve rapidly; even the nature </w:t>
           </w:r>
           <w:r>
             <w:lastRenderedPageBreak/>
@@ -5356,7 +5089,7 @@
     <w:sdt>
       <w:sdtPr>
         <w:tag w:val="mleaf:88e99f37-3457-5314-b7fc-1529e85397a3"/>
-        <w:id w:val="-1474279640"/>
+        <w:id w:val="-227230297"/>
       </w:sdtPr>
       <w:sdtContent>
         <w:p>
@@ -5369,7 +5102,7 @@
     <w:sdt>
       <w:sdtPr>
         <w:tag w:val="mleaf:fb1ead61-f71f-50a6-94bb-deae21a9059f"/>
-        <w:id w:val="678853579"/>
+        <w:id w:val="60378303"/>
       </w:sdtPr>
       <w:sdtContent>
         <w:p>
@@ -5403,7 +5136,7 @@
     <w:sdt>
       <w:sdtPr>
         <w:tag w:val="mleaf:017a5ffa-e580-5a72-9f61-50a013217d67"/>
-        <w:id w:val="1810520604"/>
+        <w:id w:val="-1610431335"/>
       </w:sdtPr>
       <w:sdtContent>
         <w:p>
@@ -5416,7 +5149,7 @@
     <w:sdt>
       <w:sdtPr>
         <w:tag w:val="mleaf:54dd02c0-fead-5bce-b566-1d25635220cf"/>
-        <w:id w:val="1222481527"/>
+        <w:id w:val="2119715098"/>
       </w:sdtPr>
       <w:sdtContent>
         <w:p>
@@ -5435,7 +5168,7 @@
     <w:sdt>
       <w:sdtPr>
         <w:tag w:val="mleaf:80cc0cef-b32e-5521-ade3-4a7465980a6c"/>
-        <w:id w:val="-1118135623"/>
+        <w:id w:val="-1283572571"/>
       </w:sdtPr>
       <w:sdtContent>
         <w:tbl>
@@ -5566,66 +5299,36 @@
                     <w:sz w:val="20"/>
                     <w:szCs w:val="20"/>
                   </w:rPr>
-                  <w:t xml:space="preserve">Obsoletion: If an entry has been removed or deprecated, the original identifier must still resolve to a ‘tombstone page’. Reasons for obsolescence should be indicated. If the obsoleted ID is replaced by another ID, the replacement must be present </w:t>
-                </w:r>
-                <w:proofErr w:type="gramStart"/>
+                  <w:t xml:space="preserve">Obsoletion: If an entry has been removed or deprecated, the original identifier must still resolve to a ‘tombstone page’. Reasons for obsolescence should be indicated. If the obsoleted ID is replaced by another ID, the replacement must be present and also described as automatic or suggested, preferably using the ontology properties </w:t>
+                </w:r>
+                <w:hyperlink r:id="rId58" w:history="1">
+                  <w:r>
+                    <w:rPr>
+                      <w:b/>
+                      <w:sz w:val="20"/>
+                      <w:szCs w:val="20"/>
+                    </w:rPr>
+                    <w:t>iao:replaced_by</w:t>
+                  </w:r>
+                </w:hyperlink>
                 <w:r>
                   <w:rPr>
                     <w:b/>
                     <w:sz w:val="20"/>
                     <w:szCs w:val="20"/>
                   </w:rPr>
-                  <w:t>and also</w:t>
-                </w:r>
-                <w:proofErr w:type="gramEnd"/>
-                <w:r>
-                  <w:rPr>
-                    <w:b/>
-                    <w:sz w:val="20"/>
-                    <w:szCs w:val="20"/>
-                  </w:rPr>
-                  <w:t xml:space="preserve"> described as automatic or suggested, preferably using the ontology properties </w:t>
-                </w:r>
-                <w:proofErr w:type="spellStart"/>
-                <w:proofErr w:type="gramStart"/>
-                <w:r>
-                  <w:rPr>
-                    <w:b/>
-                    <w:sz w:val="20"/>
-                    <w:szCs w:val="20"/>
-                  </w:rPr>
-                  <w:t>iao:replaced</w:t>
-                </w:r>
-                <w:proofErr w:type="gramEnd"/>
-                <w:r>
-                  <w:rPr>
-                    <w:b/>
-                    <w:sz w:val="20"/>
-                    <w:szCs w:val="20"/>
-                  </w:rPr>
-                  <w:t>_by</w:t>
-                </w:r>
-                <w:proofErr w:type="spellEnd"/>
-                <w:r>
-                  <w:rPr>
-                    <w:b/>
-                    <w:sz w:val="20"/>
-                    <w:szCs w:val="20"/>
-                  </w:rPr>
                   <w:t xml:space="preserve"> and </w:t>
                 </w:r>
-                <w:proofErr w:type="spellStart"/>
-                <w:proofErr w:type="gramStart"/>
-                <w:r>
-                  <w:rPr>
-                    <w:b/>
-                    <w:sz w:val="20"/>
-                    <w:szCs w:val="20"/>
-                  </w:rPr>
-                  <w:t>obo:consider</w:t>
-                </w:r>
-                <w:proofErr w:type="spellEnd"/>
-                <w:proofErr w:type="gramEnd"/>
+                <w:hyperlink r:id="rId59" w:anchor="consider" w:history="1">
+                  <w:r>
+                    <w:rPr>
+                      <w:b/>
+                      <w:sz w:val="20"/>
+                      <w:szCs w:val="20"/>
+                    </w:rPr>
+                    <w:t>obo:consider</w:t>
+                  </w:r>
+                </w:hyperlink>
                 <w:r>
                   <w:rPr>
                     <w:b/>
@@ -5708,12 +5411,21 @@
                     <w:szCs w:val="20"/>
                   </w:rPr>
                 </w:pPr>
-                <w:r>
-                  <w:rPr>
-                    <w:sz w:val="20"/>
-                    <w:szCs w:val="20"/>
-                  </w:rPr>
-                  <w:t xml:space="preserve">http://www.uniprot.org/uniprot/A0AV18 </w:t>
+                <w:hyperlink r:id="rId60" w:history="1">
+                  <w:r>
+                    <w:rPr>
+                      <w:sz w:val="20"/>
+                      <w:szCs w:val="20"/>
+                    </w:rPr>
+                    <w:t>http://www.uniprot.org/uniprot/A0AV18</w:t>
+                  </w:r>
+                </w:hyperlink>
+                <w:r>
+                  <w:rPr>
+                    <w:sz w:val="20"/>
+                    <w:szCs w:val="20"/>
+                  </w:rPr>
+                  <w:t xml:space="preserve"> </w:t>
                 </w:r>
               </w:p>
               <w:p>
@@ -5792,22 +5504,15 @@
                     <w:szCs w:val="20"/>
                   </w:rPr>
                 </w:pPr>
-                <w:r>
-                  <w:rPr>
-                    <w:sz w:val="20"/>
-                    <w:szCs w:val="20"/>
-                  </w:rPr>
-                  <w:t>uniprot.org/help/</w:t>
-                </w:r>
-                <w:proofErr w:type="spellStart"/>
-                <w:r>
-                  <w:rPr>
-                    <w:sz w:val="20"/>
-                    <w:szCs w:val="20"/>
-                  </w:rPr>
-                  <w:t>deleted_accessions</w:t>
-                </w:r>
-                <w:proofErr w:type="spellEnd"/>
+                <w:hyperlink r:id="rId61" w:history="1">
+                  <w:r>
+                    <w:rPr>
+                      <w:sz w:val="20"/>
+                      <w:szCs w:val="20"/>
+                    </w:rPr>
+                    <w:t>uniprot.org/help/deleted_accessions</w:t>
+                  </w:r>
+                </w:hyperlink>
               </w:p>
             </w:tc>
           </w:tr>
@@ -5873,21 +5578,12 @@
                     <w:szCs w:val="20"/>
                   </w:rPr>
                 </w:pPr>
-                <w:proofErr w:type="spellStart"/>
-                <w:r>
-                  <w:rPr>
-                    <w:sz w:val="20"/>
-                    <w:szCs w:val="20"/>
-                  </w:rPr>
-                  <w:t>UniProt</w:t>
-                </w:r>
-                <w:proofErr w:type="spellEnd"/>
-                <w:r>
-                  <w:rPr>
-                    <w:sz w:val="20"/>
-                    <w:szCs w:val="20"/>
-                  </w:rPr>
-                  <w:t xml:space="preserve"> entries Q57339 and O08022 have been merged into Q00626. Q57339 and O08022 are redirected to Q00626.</w:t>
+                <w:r>
+                  <w:rPr>
+                    <w:sz w:val="20"/>
+                    <w:szCs w:val="20"/>
+                  </w:rPr>
+                  <w:t>UniProt entries Q57339 and O08022 have been merged into Q00626. Q57339 and O08022 are redirected to Q00626.</w:t>
                 </w:r>
               </w:p>
             </w:tc>
@@ -5954,21 +5650,12 @@
                     <w:szCs w:val="20"/>
                   </w:rPr>
                 </w:pPr>
-                <w:proofErr w:type="spellStart"/>
-                <w:r>
-                  <w:rPr>
-                    <w:sz w:val="20"/>
-                    <w:szCs w:val="20"/>
-                  </w:rPr>
-                  <w:t>UniProt</w:t>
-                </w:r>
-                <w:proofErr w:type="spellEnd"/>
-                <w:r>
-                  <w:rPr>
-                    <w:sz w:val="20"/>
-                    <w:szCs w:val="20"/>
-                  </w:rPr>
-                  <w:t xml:space="preserve"> entry P29358 has been split into P68250 and P68251. P29358 displays a warning and links to the demerged entries:</w:t>
+                <w:r>
+                  <w:rPr>
+                    <w:sz w:val="20"/>
+                    <w:szCs w:val="20"/>
+                  </w:rPr>
+                  <w:t>UniProt entry P29358 has been split into P68250 and P68251. P29358 displays a warning and links to the demerged entries:</w:t>
                 </w:r>
               </w:p>
               <w:p>
@@ -5980,12 +5667,21 @@
                     <w:szCs w:val="20"/>
                   </w:rPr>
                 </w:pPr>
-                <w:r>
-                  <w:rPr>
-                    <w:sz w:val="20"/>
-                    <w:szCs w:val="20"/>
-                  </w:rPr>
-                  <w:t xml:space="preserve">http://www.uniprot.org/uniprot/P29358 </w:t>
+                <w:hyperlink r:id="rId62" w:history="1">
+                  <w:r>
+                    <w:rPr>
+                      <w:sz w:val="20"/>
+                      <w:szCs w:val="20"/>
+                    </w:rPr>
+                    <w:t>http://www.uniprot.org/uniprot/P29358</w:t>
+                  </w:r>
+                </w:hyperlink>
+                <w:r>
+                  <w:rPr>
+                    <w:sz w:val="20"/>
+                    <w:szCs w:val="20"/>
+                  </w:rPr>
+                  <w:t xml:space="preserve"> </w:t>
                 </w:r>
               </w:p>
             </w:tc>
@@ -5996,7 +5692,7 @@
     <w:sdt>
       <w:sdtPr>
         <w:tag w:val="mleaf:47b04f5d-c99c-542d-ac83-c348d12500fb"/>
-        <w:id w:val="170461600"/>
+        <w:id w:val="-458576491"/>
       </w:sdtPr>
       <w:sdtContent>
         <w:p>
@@ -6013,7 +5709,7 @@
     <w:sdt>
       <w:sdtPr>
         <w:tag w:val="mleaf:f052f62f-73fd-5f28-80fe-a64d6d3be515"/>
-        <w:id w:val="-2039578858"/>
+        <w:id w:val="-1682109773"/>
       </w:sdtPr>
       <w:sdtContent>
         <w:p>
@@ -6032,7 +5728,7 @@
           <w:r>
             <w:t>provides a set of questions that data providers and re-distributors can use to develop such documentation. Documentation should be published alongside and/or included together in a dataset description, as outlined in the recommendations for Dataset Descriptions developed by the W3C Semantic Web in the Health Care and Life Sciences Interest Group [</w:t>
           </w:r>
-          <w:hyperlink r:id="rId45" w:anchor="s6_3" w:history="1">
+          <w:hyperlink r:id="rId63" w:anchor="s6_3" w:history="1">
             <w:r>
               <w:rPr>
                 <w:color w:val="1155CC"/>
@@ -6044,8 +5740,7 @@
           <w:r>
             <w:t xml:space="preserve">]. For examples of such documentation see </w:t>
           </w:r>
-          <w:hyperlink r:id="rId46" w:anchor="appendix_1" w:history="1">
-            <w:proofErr w:type="spellStart"/>
+          <w:hyperlink r:id="rId64" w:anchor="appendix_1" w:history="1">
             <w:r>
               <w:rPr>
                 <w:color w:val="1155CC"/>
@@ -6053,12 +5748,11 @@
               </w:rPr>
               <w:t>ChEMBL</w:t>
             </w:r>
-            <w:proofErr w:type="spellEnd"/>
           </w:hyperlink>
           <w:r>
             <w:t>[</w:t>
           </w:r>
-          <w:hyperlink r:id="rId47" w:anchor="appendix_1" w:history="1">
+          <w:hyperlink r:id="rId65" w:anchor="appendix_1" w:history="1">
             <w:r>
               <w:rPr>
                 <w:color w:val="1155CC"/>
@@ -6070,7 +5764,7 @@
           <w:r>
             <w:t xml:space="preserve">] and </w:t>
           </w:r>
-          <w:hyperlink r:id="rId48" w:anchor="identifiers" w:history="1">
+          <w:hyperlink r:id="rId66" w:anchor="identifiers" w:history="1">
             <w:r>
               <w:rPr>
                 <w:color w:val="1155CC"/>
@@ -6080,15 +5774,7 @@
             </w:r>
           </w:hyperlink>
           <w:r>
-            <w:t>[18</w:t>
-          </w:r>
-          <w:proofErr w:type="gramStart"/>
-          <w:r>
-            <w:t>] ;</w:t>
-          </w:r>
-          <w:proofErr w:type="gramEnd"/>
-          <w:r>
-            <w:t xml:space="preserve"> the format may vary. </w:t>
+            <w:t xml:space="preserve">[18] ; the format may vary. </w:t>
           </w:r>
         </w:p>
       </w:sdtContent>
@@ -6096,7 +5782,7 @@
     <w:sdt>
       <w:sdtPr>
         <w:tag w:val="mleaf:63a6d807-5e0c-5d3f-ad93-6438ba115cc2"/>
-        <w:id w:val="-441070638"/>
+        <w:id w:val="-982616719"/>
       </w:sdtPr>
       <w:sdtContent>
         <w:p>
@@ -6113,7 +5799,7 @@
     <w:sdt>
       <w:sdtPr>
         <w:tag w:val="mleaf:27424b71-8d03-55f7-bd09-9c7f1a210bf7"/>
-        <w:id w:val="-1500491707"/>
+        <w:id w:val="-649824795"/>
       </w:sdtPr>
       <w:sdtContent>
         <w:p>
@@ -6126,7 +5812,7 @@
     <w:sdt>
       <w:sdtPr>
         <w:tag w:val="mleaf:db637388-dc66-5939-ac2c-8579dce5e186"/>
-        <w:id w:val="-1307235033"/>
+        <w:id w:val="759184111"/>
       </w:sdtPr>
       <w:sdtContent>
         <w:p>
@@ -6142,7 +5828,7 @@
     <w:sdt>
       <w:sdtPr>
         <w:tag w:val="mleaf:799e5cbb-c65e-5d97-8cdd-77c74b7a5348"/>
-        <w:id w:val="2037077772"/>
+        <w:id w:val="1163432506"/>
       </w:sdtPr>
       <w:sdtContent>
         <w:p>
@@ -6155,7 +5841,7 @@
     <w:sdt>
       <w:sdtPr>
         <w:tag w:val="mleaf:c330ab45-1c10-5a40-8f39-42e2480992c1"/>
-        <w:id w:val="-898055370"/>
+        <w:id w:val="208992559"/>
       </w:sdtPr>
       <w:sdtContent>
         <w:p>
@@ -6165,7 +5851,7 @@
           <w:r>
             <w:t xml:space="preserve">When database identifiers are referenced in narrative online text, they should always be hyperlinked to their URIs or to metadata containing their URIs [e.g. </w:t>
           </w:r>
-          <w:hyperlink r:id="rId49" w:history="1">
+          <w:hyperlink r:id="rId67" w:history="1">
             <w:r>
               <w:rPr>
                 <w:color w:val="1155CC"/>
@@ -6177,7 +5863,7 @@
           <w:r>
             <w:t xml:space="preserve">, </w:t>
           </w:r>
-          <w:hyperlink r:id="rId50" w:history="1">
+          <w:hyperlink r:id="rId68" w:history="1">
             <w:r>
               <w:rPr>
                 <w:color w:val="1155CC"/>
@@ -6189,7 +5875,7 @@
           <w:r>
             <w:t xml:space="preserve">]. Where cross-references are displayed to humans (e.g. as in </w:t>
           </w:r>
-          <w:hyperlink r:id="rId51" w:anchor="overview" w:history="1">
+          <w:hyperlink r:id="rId69" w:anchor="overview" w:history="1">
             <w:r>
               <w:rPr>
                 <w:color w:val="1155CC"/>
@@ -6219,7 +5905,7 @@
           <w:r>
             <w:t xml:space="preserve">) is as assigned by the data provider. Where machine parsing is intended (e.g. </w:t>
           </w:r>
-          <w:hyperlink r:id="rId52" w:history="1">
+          <w:hyperlink r:id="rId70" w:history="1">
             <w:r>
               <w:rPr>
                 <w:color w:val="1155CC"/>
@@ -6229,17 +5915,9 @@
             </w:r>
           </w:hyperlink>
           <w:r>
-            <w:t>), any CURIEs must be given together with a machine-</w:t>
-          </w:r>
-          <w:proofErr w:type="spellStart"/>
-          <w:r>
-            <w:t>parsable</w:t>
-          </w:r>
-          <w:proofErr w:type="spellEnd"/>
-          <w:r>
-            <w:t xml:space="preserve"> definition of the prefix-to-source mapping e.g. </w:t>
-          </w:r>
-          <w:hyperlink r:id="rId53" w:history="1">
+            <w:t xml:space="preserve">), any CURIEs must be given together with a machine-parsable definition of the prefix-to-source mapping e.g. </w:t>
+          </w:r>
+          <w:hyperlink r:id="rId71" w:history="1">
             <w:r>
               <w:rPr>
                 <w:color w:val="1155CC"/>
@@ -6260,7 +5938,7 @@
           <w:r>
             <w:t xml:space="preserve"> are volatile (see Rule 4) and must not be used for referencing. This is especially relevant for bundled and transitive references to identifiers, such as those found in published bioinformatics pipelines (for example, </w:t>
           </w:r>
-          <w:hyperlink r:id="rId54" w:history="1">
+          <w:hyperlink r:id="rId72" w:history="1">
             <w:r>
               <w:rPr>
                 <w:color w:val="1155CC"/>
@@ -6272,7 +5950,7 @@
           <w:r>
             <w:t xml:space="preserve"> or </w:t>
           </w:r>
-          <w:hyperlink r:id="rId55" w:history="1">
+          <w:hyperlink r:id="rId73" w:history="1">
             <w:r>
               <w:rPr>
                 <w:color w:val="1155CC"/>
@@ -6290,7 +5968,7 @@
     <w:sdt>
       <w:sdtPr>
         <w:tag w:val="mleaf:4b2c798e-7381-5987-9976-15f023a5004a"/>
-        <w:id w:val="1368947602"/>
+        <w:id w:val="-497189531"/>
       </w:sdtPr>
       <w:sdtContent>
         <w:p>
@@ -6303,23 +5981,15 @@
     <w:sdt>
       <w:sdtPr>
         <w:tag w:val="mleaf:17eaa7ba-e180-56f3-b47a-16a6bb903242"/>
-        <w:id w:val="-510368810"/>
-      </w:sdtPr>
-      <w:sdtContent>
-        <w:p>
-          <w:pPr>
-            <w:pStyle w:val="LO-normal"/>
-          </w:pPr>
-          <w:r>
-            <w:t xml:space="preserve">Where there exists no provider-issued or </w:t>
-          </w:r>
-          <w:proofErr w:type="gramStart"/>
-          <w:r>
-            <w:t>commonly-used</w:t>
-          </w:r>
-          <w:proofErr w:type="gramEnd"/>
-          <w:r>
-            <w:t xml:space="preserve"> prefix for a dataset, the data distributor should select one, preferably after discussion with the data provider. Similar documentation best practices apply to data providers and redistributors (</w:t>
+        <w:id w:val="-400140945"/>
+      </w:sdtPr>
+      <w:sdtContent>
+        <w:p>
+          <w:pPr>
+            <w:pStyle w:val="LO-normal"/>
+          </w:pPr>
+          <w:r>
+            <w:t>Where there exists no provider-issued or commonly-used prefix for a dataset, the data distributor should select one, preferably after discussion with the data provider. Similar documentation best practices apply to data providers and redistributors (</w:t>
           </w:r>
           <w:r>
             <w:rPr>
@@ -6336,7 +6006,7 @@
     <w:sdt>
       <w:sdtPr>
         <w:tag w:val="mleaf:09bef5dd-585c-5efe-a401-82ea1fcb65f8"/>
-        <w:id w:val="1583103056"/>
+        <w:id w:val="-547380989"/>
       </w:sdtPr>
       <w:sdtContent>
         <w:p>
@@ -6349,31 +6019,15 @@
     <w:sdt>
       <w:sdtPr>
         <w:tag w:val="mleaf:c3cb70da-37d6-5707-9f21-d4e1560ab9ed"/>
-        <w:id w:val="224198822"/>
-      </w:sdtPr>
-      <w:sdtContent>
-        <w:p>
-          <w:pPr>
-            <w:pStyle w:val="LO-normal"/>
-          </w:pPr>
-          <w:r>
-            <w:t xml:space="preserve">Redistributors of data should monitor their references to other </w:t>
-          </w:r>
-          <w:proofErr w:type="gramStart"/>
-          <w:r>
-            <w:t>sources;  any</w:t>
-          </w:r>
-          <w:proofErr w:type="gramEnd"/>
-          <w:r>
-            <w:t xml:space="preserve"> ‘dead’ links </w:t>
-          </w:r>
-          <w:proofErr w:type="gramStart"/>
-          <w:r>
-            <w:t>should  be</w:t>
-          </w:r>
-          <w:proofErr w:type="gramEnd"/>
-          <w:r>
-            <w:t xml:space="preserve"> reported to the original data provider. If the original provider does not fix the broken link, the reference to it should be marked obsolete both visibly (for user interaction/interpretation), and within any accompanying metadata (for computational interaction/propagation).  </w:t>
+        <w:id w:val="1576862266"/>
+      </w:sdtPr>
+      <w:sdtContent>
+        <w:p>
+          <w:pPr>
+            <w:pStyle w:val="LO-normal"/>
+          </w:pPr>
+          <w:r>
+            <w:t xml:space="preserve">Redistributors of data should monitor their references to other sources;  any ‘dead’ links should  be reported to the original data provider. If the original provider does not fix the broken link, the reference to it should be marked obsolete both visibly (for user interaction/interpretation), and within any accompanying metadata (for computational interaction/propagation).  </w:t>
           </w:r>
         </w:p>
       </w:sdtContent>
@@ -6381,7 +6035,7 @@
     <w:sdt>
       <w:sdtPr>
         <w:tag w:val="mleaf:93a2f35b-a78a-58e1-afb2-6614ba2df7b2"/>
-        <w:id w:val="835269635"/>
+        <w:id w:val="-964041418"/>
       </w:sdtPr>
       <w:sdtContent>
         <w:p>
@@ -6398,7 +6052,7 @@
     <w:sdt>
       <w:sdtPr>
         <w:tag w:val="mleaf:8a9ba24e-9588-579a-8bf3-34201d8be3e9"/>
-        <w:id w:val="-1656135247"/>
+        <w:id w:val="-1525005239"/>
       </w:sdtPr>
       <w:sdtContent>
         <w:p>
@@ -6415,15 +6069,7 @@
             <w:t>Text S1</w:t>
           </w:r>
           <w:r>
-            <w:t xml:space="preserve">). We also recognize the need for formal software-engineering specifications of identifier formats and/or alignment between existing specifications and hope that this paper can </w:t>
-          </w:r>
-          <w:proofErr w:type="spellStart"/>
-          <w:r>
-            <w:t>catalyze</w:t>
-          </w:r>
-          <w:proofErr w:type="spellEnd"/>
-          <w:r>
-            <w:t xml:space="preserve"> such efforts. </w:t>
+            <w:t xml:space="preserve">). We also recognize the need for formal software-engineering specifications of identifier formats and/or alignment between existing specifications and hope that this paper can catalyze such efforts. </w:t>
           </w:r>
         </w:p>
       </w:sdtContent>
@@ -6431,7 +6077,7 @@
     <w:sdt>
       <w:sdtPr>
         <w:tag w:val="mleaf:ee85dd88-05e9-5739-b550-fd6941fa038b"/>
-        <w:id w:val="169150093"/>
+        <w:id w:val="-87851907"/>
       </w:sdtPr>
       <w:sdtContent>
         <w:p>
@@ -6444,7 +6090,7 @@
     <w:sdt>
       <w:sdtPr>
         <w:tag w:val="mleaf:60d69549-2ec0-5dc7-a150-e971608b0af4"/>
-        <w:id w:val="-1524710737"/>
+        <w:id w:val="799497991"/>
       </w:sdtPr>
       <w:sdtContent>
         <w:p>
@@ -6464,41 +6110,17 @@
     <w:sdt>
       <w:sdtPr>
         <w:tag w:val="mleaf:61cb8d72-cb53-500b-95cc-6a5a13c126dd"/>
-        <w:id w:val="628978932"/>
-      </w:sdtPr>
-      <w:sdtContent>
-        <w:p>
-          <w:pPr>
-            <w:pStyle w:val="LO-normal"/>
-          </w:pPr>
-          <w:r>
-            <w:t xml:space="preserve">J McMurry, T </w:t>
-          </w:r>
-          <w:proofErr w:type="gramStart"/>
-          <w:r>
-            <w:t>Burdett,  N</w:t>
-          </w:r>
-          <w:proofErr w:type="gramEnd"/>
-          <w:r>
-            <w:t xml:space="preserve"> </w:t>
-          </w:r>
-          <w:proofErr w:type="spellStart"/>
-          <w:r>
-            <w:t>Juty</w:t>
-          </w:r>
-          <w:proofErr w:type="spellEnd"/>
-          <w:r>
-            <w:t xml:space="preserve">, and S Jupp were supported in part by the </w:t>
-          </w:r>
-          <w:proofErr w:type="spellStart"/>
-          <w:r>
-            <w:t>BioMedBridges</w:t>
-          </w:r>
-          <w:proofErr w:type="spellEnd"/>
-          <w:r>
-            <w:t xml:space="preserve"> project, which is funded by the European Union Seventh Framework Programme within Research Infrastructures of the FP7 Capacities Specific Programme, grant agreement number </w:t>
-          </w:r>
-          <w:hyperlink r:id="rId56" w:history="1">
+        <w:id w:val="-230391808"/>
+      </w:sdtPr>
+      <w:sdtContent>
+        <w:p>
+          <w:pPr>
+            <w:pStyle w:val="LO-normal"/>
+          </w:pPr>
+          <w:r>
+            <w:t xml:space="preserve">J McMurry, T Burdett,  N Juty, and S Jupp were supported in part by the BioMedBridges project, which is funded by the European Union Seventh Framework Programme within Research Infrastructures of the FP7 Capacities Specific Programme, grant agreement number </w:t>
+          </w:r>
+          <w:hyperlink r:id="rId74" w:history="1">
             <w:r>
               <w:rPr>
                 <w:color w:val="1155CC"/>
@@ -6510,7 +6132,7 @@
           <w:r>
             <w:t xml:space="preserve">.  </w:t>
           </w:r>
-          <w:hyperlink r:id="rId57" w:history="1">
+          <w:hyperlink r:id="rId75" w:history="1">
             <w:r>
               <w:rPr>
                 <w:color w:val="1155CC"/>
@@ -6520,17 +6142,9 @@
             </w:r>
           </w:hyperlink>
           <w:r>
-            <w:t xml:space="preserve"> supported H Parkinson, MJ Martin, J McEntyre, H </w:t>
-          </w:r>
-          <w:proofErr w:type="spellStart"/>
-          <w:r>
-            <w:t>Hermjakob</w:t>
-          </w:r>
-          <w:proofErr w:type="spellEnd"/>
-          <w:r>
-            <w:t xml:space="preserve">. J Malone.  </w:t>
-          </w:r>
-          <w:hyperlink r:id="rId58" w:history="1">
+            <w:t xml:space="preserve"> supported H Parkinson, MJ Martin, J McEntyre, H Hermjakob. J Malone.  </w:t>
+          </w:r>
+          <w:hyperlink r:id="rId76" w:history="1">
             <w:r>
               <w:rPr>
                 <w:color w:val="1155CC"/>
@@ -6542,7 +6156,7 @@
           <w:r>
             <w:t xml:space="preserve"> supported N Blomberg, R Jimenez. The European Commission provided additional support for Simon Jupp under grant number </w:t>
           </w:r>
-          <w:hyperlink r:id="rId59" w:history="1">
+          <w:hyperlink r:id="rId77" w:history="1">
             <w:r>
               <w:rPr>
                 <w:color w:val="1155CC"/>
@@ -6552,25 +6166,9 @@
             </w:r>
           </w:hyperlink>
           <w:r>
-            <w:t xml:space="preserve"> (“DIACHRON”) and for N </w:t>
-          </w:r>
-          <w:proofErr w:type="spellStart"/>
-          <w:r>
-            <w:t>Juty</w:t>
-          </w:r>
-          <w:proofErr w:type="spellEnd"/>
-          <w:r>
-            <w:t xml:space="preserve"> and H </w:t>
-          </w:r>
-          <w:proofErr w:type="spellStart"/>
-          <w:r>
-            <w:t>Hermjakob</w:t>
-          </w:r>
-          <w:proofErr w:type="spellEnd"/>
-          <w:r>
-            <w:t xml:space="preserve"> under grant number </w:t>
-          </w:r>
-          <w:hyperlink r:id="rId60" w:history="1">
+            <w:t xml:space="preserve"> (“DIACHRON”) and for N Juty and H Hermjakob under grant number </w:t>
+          </w:r>
+          <w:hyperlink r:id="rId78" w:history="1">
             <w:r>
               <w:rPr>
                 <w:color w:val="1155CC"/>
@@ -6580,17 +6178,9 @@
             </w:r>
           </w:hyperlink>
           <w:r>
-            <w:t xml:space="preserve"> (“Infrastructure for Systems Biology - Europe (ISBE)”). The Drug Disease Model Resources grant number </w:t>
-          </w:r>
-          <w:proofErr w:type="spellStart"/>
-          <w:r>
-            <w:t>DDMoRe</w:t>
-          </w:r>
-          <w:proofErr w:type="spellEnd"/>
-          <w:r>
-            <w:t xml:space="preserve"> </w:t>
-          </w:r>
-          <w:hyperlink r:id="rId61" w:history="1">
+            <w:t xml:space="preserve"> (“Infrastructure for Systems Biology - Europe (ISBE)”). The Drug Disease Model Resources grant number DDMoRe </w:t>
+          </w:r>
+          <w:hyperlink r:id="rId79" w:history="1">
             <w:r>
               <w:rPr>
                 <w:color w:val="1155CC"/>
@@ -6602,7 +6192,7 @@
           <w:r>
             <w:t xml:space="preserve"> (“Innovative Medicines Initiative”) supported C. Laibe. Support was also received from the following BBSRC grants: </w:t>
           </w:r>
-          <w:hyperlink r:id="rId62" w:history="1">
+          <w:hyperlink r:id="rId80" w:history="1">
             <w:r>
               <w:rPr>
                 <w:color w:val="1155CC"/>
@@ -6614,7 +6204,7 @@
           <w:r>
             <w:t xml:space="preserve"> (“ELIXIR-UK, Manchester”) for SA Sansone, A Gonzalez-Beltran and C Goble; </w:t>
           </w:r>
-          <w:hyperlink r:id="rId63" w:history="1">
+          <w:hyperlink r:id="rId81" w:history="1">
             <w:r>
               <w:rPr>
                 <w:color w:val="1155CC"/>
@@ -6624,17 +6214,9 @@
             </w:r>
           </w:hyperlink>
           <w:r>
-            <w:t xml:space="preserve"> (“</w:t>
-          </w:r>
-          <w:proofErr w:type="spellStart"/>
-          <w:r>
-            <w:t>DMMCore</w:t>
-          </w:r>
-          <w:proofErr w:type="spellEnd"/>
-          <w:r>
-            <w:t xml:space="preserve">”) for C Goble, J Snoep, and N Stanford; </w:t>
-          </w:r>
-          <w:hyperlink r:id="rId64" w:history="1">
+            <w:t xml:space="preserve"> (“DMMCore”) for C Goble, J Snoep, and N Stanford; </w:t>
+          </w:r>
+          <w:hyperlink r:id="rId82" w:history="1">
             <w:r>
               <w:rPr>
                 <w:color w:val="1155CC"/>
@@ -6644,17 +6226,9 @@
             </w:r>
           </w:hyperlink>
           <w:r>
-            <w:t xml:space="preserve"> (“Continued development of </w:t>
-          </w:r>
-          <w:proofErr w:type="spellStart"/>
-          <w:r>
-            <w:t>ChEBI</w:t>
-          </w:r>
-          <w:proofErr w:type="spellEnd"/>
-          <w:r>
-            <w:t xml:space="preserve">”) and </w:t>
-          </w:r>
-          <w:hyperlink r:id="rId65" w:history="1">
+            <w:t xml:space="preserve"> (“Continued development of ChEBI”) and </w:t>
+          </w:r>
+          <w:hyperlink r:id="rId83" w:history="1">
             <w:r>
               <w:rPr>
                 <w:color w:val="1155CC"/>
@@ -6666,7 +6240,7 @@
           <w:r>
             <w:t xml:space="preserve"> (“EMPATHY”) for N Swainson; </w:t>
           </w:r>
-          <w:hyperlink r:id="rId66" w:history="1">
+          <w:hyperlink r:id="rId84" w:history="1">
             <w:r>
               <w:rPr>
                 <w:color w:val="1155CC"/>
@@ -6678,7 +6252,7 @@
           <w:r>
             <w:t xml:space="preserve"> (“SYNBIOCHEM”) for N Swainson and D Fellows; </w:t>
           </w:r>
-          <w:hyperlink r:id="rId67" w:history="1">
+          <w:hyperlink r:id="rId85" w:history="1">
             <w:r>
               <w:rPr>
                 <w:color w:val="1155CC"/>
@@ -6688,17 +6262,9 @@
             </w:r>
           </w:hyperlink>
           <w:r>
-            <w:t xml:space="preserve"> (“A systems approach to understanding lipid, Ca2+ and MAPK signalling networks”) for N Le </w:t>
-          </w:r>
-          <w:proofErr w:type="spellStart"/>
-          <w:r>
-            <w:t>Novère</w:t>
-          </w:r>
-          <w:proofErr w:type="spellEnd"/>
-          <w:r>
-            <w:t xml:space="preserve">; </w:t>
-          </w:r>
-          <w:hyperlink r:id="rId68" w:history="1">
+            <w:t xml:space="preserve"> (“A systems approach to understanding lipid, Ca2+ and MAPK signalling networks”) for N Le Novère; </w:t>
+          </w:r>
+          <w:hyperlink r:id="rId86" w:history="1">
             <w:r>
               <w:rPr>
                 <w:color w:val="1155CC"/>
@@ -6710,7 +6276,7 @@
           <w:r>
             <w:t xml:space="preserve"> (“ELIXIR-UK, Oxford”) for SA Sansone, A Gonzalez-Beltran and P Rocca-Serra. NIH support was provided from the following grants: </w:t>
           </w:r>
-          <w:hyperlink r:id="rId69" w:history="1">
+          <w:hyperlink r:id="rId87" w:history="1">
             <w:r>
               <w:rPr>
                 <w:color w:val="1155CC"/>
@@ -6720,17 +6286,9 @@
             </w:r>
           </w:hyperlink>
           <w:r>
-            <w:t xml:space="preserve"> (“</w:t>
-          </w:r>
-          <w:proofErr w:type="spellStart"/>
-          <w:r>
-            <w:t>UniProt</w:t>
-          </w:r>
-          <w:proofErr w:type="spellEnd"/>
-          <w:r>
-            <w:t xml:space="preserve">”) for MJ Martin; </w:t>
-          </w:r>
-          <w:hyperlink r:id="rId70" w:history="1">
+            <w:t xml:space="preserve"> (“UniProt”) for MJ Martin; </w:t>
+          </w:r>
+          <w:hyperlink r:id="rId88" w:history="1">
             <w:r>
               <w:rPr>
                 <w:color w:val="1155CC"/>
@@ -6740,17 +6298,9 @@
             </w:r>
           </w:hyperlink>
           <w:r>
-            <w:t xml:space="preserve"> (“</w:t>
-          </w:r>
-          <w:proofErr w:type="spellStart"/>
-          <w:r>
-            <w:t>bioCADDIE</w:t>
-          </w:r>
-          <w:proofErr w:type="spellEnd"/>
-          <w:r>
-            <w:t xml:space="preserve">”) for SA Sansone, A Gonzalez-Beltran and P Rocca-Serra; </w:t>
-          </w:r>
-          <w:hyperlink r:id="rId71" w:history="1">
+            <w:t xml:space="preserve"> (“bioCADDIE”) for SA Sansone, A Gonzalez-Beltran and P Rocca-Serra; </w:t>
+          </w:r>
+          <w:hyperlink r:id="rId89" w:history="1">
             <w:r>
               <w:rPr>
                 <w:color w:val="1155CC"/>
@@ -6762,7 +6312,7 @@
           <w:r>
             <w:t xml:space="preserve"> (“CEDAR”) for SA Sansone, A Gonzalez-Beltran and P Rocca-Serra; </w:t>
           </w:r>
-          <w:hyperlink r:id="rId72" w:history="1">
+          <w:hyperlink r:id="rId90" w:history="1">
             <w:r>
               <w:rPr>
                 <w:color w:val="1155CC"/>
@@ -6774,7 +6324,7 @@
           <w:r>
             <w:t xml:space="preserve"> (“Semantic LAMHDI”) for CJ Mungall, MA Haendel, JA McMurry and NL Washington; </w:t>
           </w:r>
-          <w:hyperlink r:id="rId73" w:history="1">
+          <w:hyperlink r:id="rId91" w:history="1">
             <w:r>
               <w:rPr>
                 <w:color w:val="1155CC"/>
@@ -6786,7 +6336,7 @@
           <w:r>
             <w:t xml:space="preserve"> (“Gene Ontology Consortium”) for CJ Mungall. Additional support for CJ Mungall and NL Washington was received from the Director, Office of Science, Office of Basic Energy Sciences, of the U.S. Department of Energy under [Contract No. </w:t>
           </w:r>
-          <w:hyperlink r:id="rId74" w:history="1">
+          <w:hyperlink r:id="rId92" w:history="1">
             <w:r>
               <w:rPr>
                 <w:color w:val="1155CC"/>
@@ -6804,7 +6354,7 @@
     <w:sdt>
       <w:sdtPr>
         <w:tag w:val="mleaf:09367a73-f96e-5ead-9c27-9cc209c79f2c"/>
-        <w:id w:val="419301082"/>
+        <w:id w:val="-559024638"/>
       </w:sdtPr>
       <w:sdtContent>
         <w:p>
@@ -6817,7 +6367,7 @@
     <w:sdt>
       <w:sdtPr>
         <w:tag w:val="mleaf:976cbf53-1874-53c9-94e9-e3209ad5c712"/>
-        <w:id w:val="777831825"/>
+        <w:id w:val="625821121"/>
       </w:sdtPr>
       <w:sdtContent>
         <w:p>
@@ -6827,7 +6377,7 @@
           <w:r>
             <w:t xml:space="preserve">The authors wish to thank </w:t>
           </w:r>
-          <w:hyperlink r:id="rId75" w:history="1">
+          <w:hyperlink r:id="rId93" w:history="1">
             <w:r>
               <w:rPr>
                 <w:color w:val="1155CC"/>
@@ -6839,7 +6389,7 @@
           <w:r>
             <w:t xml:space="preserve">, </w:t>
           </w:r>
-          <w:hyperlink r:id="rId76" w:history="1">
+          <w:hyperlink r:id="rId94" w:history="1">
             <w:r>
               <w:rPr>
                 <w:color w:val="1155CC"/>
@@ -6851,7 +6401,7 @@
           <w:r>
             <w:t xml:space="preserve">, </w:t>
           </w:r>
-          <w:hyperlink r:id="rId77" w:history="1">
+          <w:hyperlink r:id="rId95" w:history="1">
             <w:r>
               <w:rPr>
                 <w:color w:val="1155CC"/>
@@ -6863,7 +6413,7 @@
           <w:r>
             <w:t xml:space="preserve">, </w:t>
           </w:r>
-          <w:hyperlink r:id="rId78" w:history="1">
+          <w:hyperlink r:id="rId96" w:history="1">
             <w:r>
               <w:rPr>
                 <w:color w:val="1155CC"/>
@@ -6875,7 +6425,7 @@
           <w:r>
             <w:t xml:space="preserve">, </w:t>
           </w:r>
-          <w:hyperlink r:id="rId79" w:history="1">
+          <w:hyperlink r:id="rId97" w:history="1">
             <w:r>
               <w:rPr>
                 <w:color w:val="1155CC"/>
@@ -6887,7 +6437,7 @@
           <w:r>
             <w:t xml:space="preserve">, </w:t>
           </w:r>
-          <w:hyperlink r:id="rId80" w:history="1">
+          <w:hyperlink r:id="rId98" w:history="1">
             <w:r>
               <w:rPr>
                 <w:color w:val="1155CC"/>
@@ -6899,37 +6449,19 @@
           <w:r>
             <w:t xml:space="preserve">, </w:t>
           </w:r>
-          <w:hyperlink r:id="rId81" w:history="1">
-            <w:proofErr w:type="spellStart"/>
-            <w:r>
-              <w:rPr>
-                <w:color w:val="1155CC"/>
-                <w:u w:val="single"/>
-              </w:rPr>
-              <w:t>Sirarat</w:t>
-            </w:r>
-            <w:proofErr w:type="spellEnd"/>
-            <w:r>
-              <w:rPr>
-                <w:color w:val="1155CC"/>
-                <w:u w:val="single"/>
-              </w:rPr>
-              <w:t xml:space="preserve"> </w:t>
-            </w:r>
-            <w:proofErr w:type="spellStart"/>
-            <w:r>
-              <w:rPr>
-                <w:color w:val="1155CC"/>
-                <w:u w:val="single"/>
-              </w:rPr>
-              <w:t>Sarntivijai</w:t>
-            </w:r>
-            <w:proofErr w:type="spellEnd"/>
+          <w:hyperlink r:id="rId99" w:history="1">
+            <w:r>
+              <w:rPr>
+                <w:color w:val="1155CC"/>
+                <w:u w:val="single"/>
+              </w:rPr>
+              <w:t>Sirarat Sarntivijai</w:t>
+            </w:r>
           </w:hyperlink>
           <w:r>
             <w:t xml:space="preserve">, </w:t>
           </w:r>
-          <w:hyperlink r:id="rId82" w:history="1">
+          <w:hyperlink r:id="rId100" w:history="1">
             <w:r>
               <w:rPr>
                 <w:color w:val="1155CC"/>
@@ -6941,7 +6473,7 @@
           <w:r>
             <w:t xml:space="preserve">, </w:t>
           </w:r>
-          <w:hyperlink r:id="rId83" w:history="1">
+          <w:hyperlink r:id="rId101" w:history="1">
             <w:r>
               <w:rPr>
                 <w:color w:val="1155CC"/>
@@ -6953,7 +6485,7 @@
           <w:r>
             <w:t xml:space="preserve">, and </w:t>
           </w:r>
-          <w:hyperlink r:id="rId84" w:history="1">
+          <w:hyperlink r:id="rId102" w:history="1">
             <w:r>
               <w:rPr>
                 <w:color w:val="1155CC"/>
@@ -6963,15 +6495,7 @@
             </w:r>
           </w:hyperlink>
           <w:r>
-            <w:t xml:space="preserve"> for their valuable feedback and suggestions. We also wish to thank the </w:t>
-          </w:r>
-          <w:proofErr w:type="spellStart"/>
-          <w:r>
-            <w:t>BioMedBridges</w:t>
-          </w:r>
-          <w:proofErr w:type="spellEnd"/>
-          <w:r>
-            <w:t xml:space="preserve"> Scientific Advisory Board for the suggestion to address this important issue and the reviewers for their constructive comments.</w:t>
+            <w:t xml:space="preserve"> for their valuable feedback and suggestions. We also wish to thank the BioMedBridges Scientific Advisory Board for the suggestion to address this important issue and the reviewers for their constructive comments.</w:t>
           </w:r>
         </w:p>
       </w:sdtContent>
@@ -6979,7 +6503,7 @@
     <w:sdt>
       <w:sdtPr>
         <w:tag w:val="mleaf:5dad7e82-6d85-52fd-ad70-37809e874d66"/>
-        <w:id w:val="-1062861376"/>
+        <w:id w:val="1067768967"/>
       </w:sdtPr>
       <w:sdtContent>
         <w:p>
@@ -6994,7 +6518,7 @@
     <w:sdt>
       <w:sdtPr>
         <w:tag w:val="mleaf:40e5eed9-84ac-5a61-a909-2b3817275059"/>
-        <w:id w:val="-246115336"/>
+        <w:id w:val="-2132545459"/>
       </w:sdtPr>
       <w:sdtContent>
         <w:p>
@@ -7007,7 +6531,7 @@
     <w:sdt>
       <w:sdtPr>
         <w:tag w:val="mleaf:97df4e27-7650-55f6-a9d6-ea58e1b6365f"/>
-        <w:id w:val="16281365"/>
+        <w:id w:val="827482116"/>
       </w:sdtPr>
       <w:sdtContent>
         <w:p>
@@ -7020,7 +6544,7 @@
     <w:sdt>
       <w:sdtPr>
         <w:tag w:val="mleaf:f1596da4-ab0a-55d1-b14d-29d4b3292b2c"/>
-        <w:id w:val="-665161426"/>
+        <w:id w:val="-503060256"/>
       </w:sdtPr>
       <w:sdtContent>
         <w:p>
@@ -7034,7 +6558,7 @@
     <w:sdt>
       <w:sdtPr>
         <w:tag w:val="mleaf:564a11b9-b467-586c-b360-1e5bb0856dc2"/>
-        <w:id w:val="1419985706"/>
+        <w:id w:val="1288546532"/>
       </w:sdtPr>
       <w:sdtContent>
         <w:p>
@@ -7047,7 +6571,7 @@
     <w:sdt>
       <w:sdtPr>
         <w:tag w:val="mleaf:8408f197-4ffc-5515-a752-4757a57bd230"/>
-        <w:id w:val="-229694373"/>
+        <w:id w:val="-1593777363"/>
       </w:sdtPr>
       <w:sdtContent>
         <w:p>
@@ -7065,7 +6589,7 @@
     <w:sdt>
       <w:sdtPr>
         <w:tag w:val="mleaf:1ad1a097-1df5-5ada-a6d1-0f22daf89845"/>
-        <w:id w:val="-65575866"/>
+        <w:id w:val="-1606794819"/>
       </w:sdtPr>
       <w:sdtContent>
         <w:p>
@@ -7078,7 +6602,7 @@
     <w:sdt>
       <w:sdtPr>
         <w:tag w:val="mleaf:4395c812-8d06-5494-a6c9-9877ef9943a9"/>
-        <w:id w:val="654267321"/>
+        <w:id w:val="902570596"/>
       </w:sdtPr>
       <w:sdtContent>
         <w:p>
@@ -7096,49 +6620,7 @@
             <w:rPr>
               <w:sz w:val="20"/>
             </w:rPr>
-            <w:t xml:space="preserve">Van de </w:t>
-          </w:r>
-          <w:proofErr w:type="spellStart"/>
-          <w:r>
-            <w:rPr>
-              <w:sz w:val="20"/>
-            </w:rPr>
-            <w:t>Sompel</w:t>
-          </w:r>
-          <w:proofErr w:type="spellEnd"/>
-          <w:r>
-            <w:rPr>
-              <w:sz w:val="20"/>
-            </w:rPr>
-            <w:t xml:space="preserve"> H, Sanderson R, Shankar H, Klein M (2014) Persistent Identifiers for Scholarly Assets and the Web: The Need for an Unambiguous Mapping. International Journal of Digital Curation 9: 331-342. </w:t>
-          </w:r>
-          <w:proofErr w:type="spellStart"/>
-          <w:r>
-            <w:rPr>
-              <w:sz w:val="20"/>
-            </w:rPr>
-            <w:t>doi</w:t>
-          </w:r>
-          <w:proofErr w:type="spellEnd"/>
-          <w:r>
-            <w:rPr>
-              <w:sz w:val="20"/>
-            </w:rPr>
-            <w:t>: 10.2218/</w:t>
-          </w:r>
-          <w:proofErr w:type="gramStart"/>
-          <w:r>
-            <w:rPr>
-              <w:sz w:val="20"/>
-            </w:rPr>
-            <w:t>ijdc.v</w:t>
-          </w:r>
-          <w:proofErr w:type="gramEnd"/>
-          <w:r>
-            <w:rPr>
-              <w:sz w:val="20"/>
-            </w:rPr>
-            <w:t>9i1.320</w:t>
+            <w:t>Van de Sompel H, Sanderson R, Shankar H, Klein M (2014) Persistent Identifiers for Scholarly Assets and the Web: The Need for an Unambiguous Mapping. International Journal of Digital Curation 9: 331-342. doi: 10.2218/ijdc.v9i1.320</w:t>
           </w:r>
         </w:p>
       </w:sdtContent>
@@ -7146,7 +6628,7 @@
     <w:sdt>
       <w:sdtPr>
         <w:tag w:val="mleaf:274345cd-aaf1-5065-b46f-ee9a6b9f7cde"/>
-        <w:id w:val="1152563752"/>
+        <w:id w:val="-1210416411"/>
       </w:sdtPr>
       <w:sdtContent>
         <w:p>
@@ -7166,7 +6648,7 @@
             </w:rPr>
             <w:t>Data Citation Synthesis Group (2014) Joint Declaration of Data Citation Principles. Martone M. (ed.) San Diego CA: FORCE11. [Internet] Available: [</w:t>
           </w:r>
-          <w:hyperlink r:id="rId85" w:history="1">
+          <w:hyperlink r:id="rId103" w:history="1">
             <w:r>
               <w:rPr>
                 <w:color w:val="1155CC"/>
@@ -7188,7 +6670,7 @@
     <w:sdt>
       <w:sdtPr>
         <w:tag w:val="mleaf:16a3daee-8acd-56c0-af1b-907e64f3465b"/>
-        <w:id w:val="-358195482"/>
+        <w:id w:val="-360128779"/>
       </w:sdtPr>
       <w:sdtContent>
         <w:p>
@@ -7206,36 +6688,22 @@
             <w:rPr>
               <w:sz w:val="20"/>
             </w:rPr>
-            <w:t xml:space="preserve">Altman M, </w:t>
-          </w:r>
-          <w:proofErr w:type="spellStart"/>
+            <w:t xml:space="preserve">Altman M, Crosas M (2013) The Evolution of Data Citation: From Principles to Implementation. IASSIST Quarterly 37. Available: </w:t>
+          </w:r>
+          <w:hyperlink r:id="rId104" w:history="1">
+            <w:r>
+              <w:rPr>
+                <w:color w:val="1155CC"/>
+                <w:sz w:val="20"/>
+                <w:u w:val="single"/>
+              </w:rPr>
+              <w:t>http://www.iassistdata.org/downloads/iqvol371_4_altman.pdf</w:t>
+            </w:r>
+          </w:hyperlink>
           <w:r>
             <w:rPr>
               <w:sz w:val="20"/>
             </w:rPr>
-            <w:t>Crosas</w:t>
-          </w:r>
-          <w:proofErr w:type="spellEnd"/>
-          <w:r>
-            <w:rPr>
-              <w:sz w:val="20"/>
-            </w:rPr>
-            <w:t xml:space="preserve"> M (2013) The Evolution of Data Citation: From Principles to Implementation. IASSIST Quarterly 37. Available: </w:t>
-          </w:r>
-          <w:hyperlink r:id="rId86" w:history="1">
-            <w:r>
-              <w:rPr>
-                <w:color w:val="1155CC"/>
-                <w:sz w:val="20"/>
-                <w:u w:val="single"/>
-              </w:rPr>
-              <w:t>http://www.iassistdata.org/downloads/iqvol371_4_altman.pdf</w:t>
-            </w:r>
-          </w:hyperlink>
-          <w:r>
-            <w:rPr>
-              <w:sz w:val="20"/>
-            </w:rPr>
             <w:t>. Accessed: 23 September 2015.</w:t>
           </w:r>
         </w:p>
@@ -7244,7 +6712,7 @@
     <w:sdt>
       <w:sdtPr>
         <w:tag w:val="mleaf:cd4c1606-7389-51e9-98d0-59b6f0ce6c0b"/>
-        <w:id w:val="-501122016"/>
+        <w:id w:val="-1171482230"/>
       </w:sdtPr>
       <w:sdtContent>
         <w:p>
@@ -7262,21 +6730,7 @@
             <w:rPr>
               <w:sz w:val="20"/>
             </w:rPr>
-            <w:t xml:space="preserve">Bandrowski A, Brush M, Grethe JS, Haendel MA, Kennedy DN, Hill S, et al. (2015) The Resource Identification Initiative: A cultural shift in publishing [version 1; referees: 2 approved] F1000Research 2015, 4:134. </w:t>
-          </w:r>
-          <w:proofErr w:type="spellStart"/>
-          <w:r>
-            <w:rPr>
-              <w:sz w:val="20"/>
-            </w:rPr>
-            <w:t>doi</w:t>
-          </w:r>
-          <w:proofErr w:type="spellEnd"/>
-          <w:r>
-            <w:rPr>
-              <w:sz w:val="20"/>
-            </w:rPr>
-            <w:t>: 10.12688/f1000research.6555.1</w:t>
+            <w:t>Bandrowski A, Brush M, Grethe JS, Haendel MA, Kennedy DN, Hill S, et al. (2015) The Resource Identification Initiative: A cultural shift in publishing [version 1; referees: 2 approved] F1000Research 2015, 4:134. doi: 10.12688/f1000research.6555.1</w:t>
           </w:r>
         </w:p>
       </w:sdtContent>
@@ -7284,7 +6738,7 @@
     <w:sdt>
       <w:sdtPr>
         <w:tag w:val="mleaf:68ff8bfd-449e-5b90-8f64-6e8e034b3cda"/>
-        <w:id w:val="1068224733"/>
+        <w:id w:val="-1319961257"/>
       </w:sdtPr>
       <w:sdtContent>
         <w:p>
@@ -7304,7 +6758,7 @@
             </w:rPr>
             <w:t>The FAIR data Guiding Principles [Internet]. Available:</w:t>
           </w:r>
-          <w:hyperlink r:id="rId87" w:history="1">
+          <w:hyperlink r:id="rId105" w:history="1">
             <w:r>
               <w:rPr>
                 <w:color w:val="000080"/>
@@ -7334,7 +6788,7 @@
     <w:sdt>
       <w:sdtPr>
         <w:tag w:val="mleaf:565adf43-8fb7-59a1-81a5-009723fe443f"/>
-        <w:id w:val="381062383"/>
+        <w:id w:val="1941111607"/>
       </w:sdtPr>
       <w:sdtContent>
         <w:p>
@@ -7352,65 +6806,9 @@
             <w:rPr>
               <w:sz w:val="20"/>
             </w:rPr>
-            <w:t xml:space="preserve">Starr J, Castro E, </w:t>
-          </w:r>
-          <w:proofErr w:type="spellStart"/>
-          <w:r>
-            <w:rPr>
-              <w:sz w:val="20"/>
-            </w:rPr>
-            <w:t>Crosas</w:t>
-          </w:r>
-          <w:proofErr w:type="spellEnd"/>
-          <w:r>
-            <w:rPr>
-              <w:sz w:val="20"/>
-            </w:rPr>
-            <w:t xml:space="preserve"> M, Dumontier M, Downs RR, Duerr R, et al. (2015) Achieving human and machine accessibility of cited data in scholarly publications. </w:t>
-          </w:r>
-          <w:proofErr w:type="spellStart"/>
-          <w:r>
-            <w:rPr>
-              <w:sz w:val="20"/>
-            </w:rPr>
-            <w:t>PeerJ</w:t>
-          </w:r>
-          <w:proofErr w:type="spellEnd"/>
-          <w:r>
-            <w:rPr>
-              <w:sz w:val="20"/>
-            </w:rPr>
-            <w:t xml:space="preserve"> </w:t>
-          </w:r>
-          <w:proofErr w:type="spellStart"/>
-          <w:r>
-            <w:rPr>
-              <w:sz w:val="20"/>
-            </w:rPr>
-            <w:t>PrePrints</w:t>
-          </w:r>
-          <w:proofErr w:type="spellEnd"/>
-          <w:r>
-            <w:rPr>
-              <w:sz w:val="20"/>
-            </w:rPr>
-            <w:t xml:space="preserve"> </w:t>
-          </w:r>
-          <w:proofErr w:type="gramStart"/>
-          <w:r>
-            <w:rPr>
-              <w:sz w:val="20"/>
-            </w:rPr>
-            <w:t>3:e</w:t>
-          </w:r>
-          <w:proofErr w:type="gramEnd"/>
-          <w:r>
-            <w:rPr>
-              <w:sz w:val="20"/>
-            </w:rPr>
-            <w:t>697v4.</w:t>
-          </w:r>
-          <w:hyperlink r:id="rId88" w:history="1">
+            <w:t>Starr J, Castro E, Crosas M, Dumontier M, Downs RR, Duerr R, et al. (2015) Achieving human and machine accessibility of cited data in scholarly publications. PeerJ PrePrints 3:e697v4.</w:t>
+          </w:r>
+          <w:hyperlink r:id="rId106" w:history="1">
             <w:r>
               <w:rPr>
                 <w:color w:val="000080"/>
@@ -7434,7 +6832,7 @@
     <w:sdt>
       <w:sdtPr>
         <w:tag w:val="mleaf:401933f9-8012-527a-a8b8-ebec7215eec9"/>
-        <w:id w:val="82494181"/>
+        <w:id w:val="-1627454673"/>
       </w:sdtPr>
       <w:sdtContent>
         <w:p>
@@ -7454,7 +6852,7 @@
             </w:rPr>
             <w:t>Bradner S (1997) Key words for use in RFCs to Indicate Requirement Levels. [Internet]. Available:</w:t>
           </w:r>
-          <w:hyperlink r:id="rId89" w:history="1">
+          <w:hyperlink r:id="rId107" w:history="1">
             <w:r>
               <w:rPr>
                 <w:color w:val="000080"/>
@@ -7484,7 +6882,7 @@
     <w:sdt>
       <w:sdtPr>
         <w:tag w:val="mleaf:8a90ce47-ca25-5607-bd09-5f75d8506ad7"/>
-        <w:id w:val="658964339"/>
+        <w:id w:val="1911808412"/>
       </w:sdtPr>
       <w:sdtContent>
         <w:p>
@@ -7504,7 +6902,7 @@
             </w:rPr>
             <w:t>Local Resource Identifier Scheme. [Internet] Available:</w:t>
           </w:r>
-          <w:hyperlink r:id="rId90" w:history="1">
+          <w:hyperlink r:id="rId108" w:history="1">
             <w:r>
               <w:rPr>
                 <w:color w:val="000080"/>
@@ -7534,7 +6932,7 @@
     <w:sdt>
       <w:sdtPr>
         <w:tag w:val="mleaf:7e51b0fa-b204-5aee-8e96-cce53acef169"/>
-        <w:id w:val="1361933967"/>
+        <w:id w:val="-1757734818"/>
       </w:sdtPr>
       <w:sdtContent>
         <w:p>
@@ -7552,21 +6950,7 @@
             <w:rPr>
               <w:sz w:val="20"/>
             </w:rPr>
-            <w:t xml:space="preserve">Zeeberg BR, Riss J, Kane DW, Bussey KJ, </w:t>
-          </w:r>
-          <w:proofErr w:type="spellStart"/>
-          <w:r>
-            <w:rPr>
-              <w:sz w:val="20"/>
-            </w:rPr>
-            <w:t>Uchio</w:t>
-          </w:r>
-          <w:proofErr w:type="spellEnd"/>
-          <w:r>
-            <w:rPr>
-              <w:sz w:val="20"/>
-            </w:rPr>
-            <w:t xml:space="preserve"> E, Linehan WM, et al. (2004) Mistaken identifiers: gene name errors can be introduced inadvertently when using Excel in bioinformatics. BMC Bioinformatics. 23: 80. </w:t>
+            <w:t xml:space="preserve">Zeeberg BR, Riss J, Kane DW, Bussey KJ, Uchio E, Linehan WM, et al. (2004) Mistaken identifiers: gene name errors can be introduced inadvertently when using Excel in bioinformatics. BMC Bioinformatics. 23: 80. </w:t>
           </w:r>
         </w:p>
       </w:sdtContent>
@@ -7574,7 +6958,7 @@
     <w:sdt>
       <w:sdtPr>
         <w:tag w:val="mleaf:2de72588-a952-5d3d-ba86-79d7cdf048ce"/>
-        <w:id w:val="-1429495359"/>
+        <w:id w:val="142482324"/>
       </w:sdtPr>
       <w:sdtContent>
         <w:p>
@@ -7588,49 +6972,13 @@
             <w:ind w:left="714" w:hanging="357"/>
             <w:contextualSpacing/>
           </w:pPr>
-          <w:proofErr w:type="spellStart"/>
           <w:r>
             <w:rPr>
               <w:sz w:val="20"/>
             </w:rPr>
-            <w:t>Juty</w:t>
-          </w:r>
-          <w:proofErr w:type="spellEnd"/>
-          <w:r>
-            <w:rPr>
-              <w:sz w:val="20"/>
-            </w:rPr>
-            <w:t xml:space="preserve"> N, Le </w:t>
-          </w:r>
-          <w:proofErr w:type="spellStart"/>
-          <w:r>
-            <w:rPr>
-              <w:sz w:val="20"/>
-            </w:rPr>
-            <w:t>Novère</w:t>
-          </w:r>
-          <w:proofErr w:type="spellEnd"/>
-          <w:r>
-            <w:rPr>
-              <w:sz w:val="20"/>
-            </w:rPr>
-            <w:t xml:space="preserve"> N, </w:t>
-          </w:r>
-          <w:proofErr w:type="spellStart"/>
-          <w:r>
-            <w:rPr>
-              <w:sz w:val="20"/>
-            </w:rPr>
-            <w:t>Hermjakob</w:t>
-          </w:r>
-          <w:proofErr w:type="spellEnd"/>
-          <w:r>
-            <w:rPr>
-              <w:sz w:val="20"/>
-            </w:rPr>
-            <w:t xml:space="preserve"> H, and Laibe C. (2012) Delivering Cool URIs that Don’t Change. Proceedings of the Semantic Web Applications and Tools for the Life Sciences (SWAT4LS) 2012. </w:t>
-          </w:r>
-          <w:hyperlink r:id="rId91" w:history="1">
+            <w:t xml:space="preserve">Juty N, Le Novère N, Hermjakob H, and Laibe C. (2012) Delivering Cool URIs that Don’t Change. Proceedings of the Semantic Web Applications and Tools for the Life Sciences (SWAT4LS) 2012. </w:t>
+          </w:r>
+          <w:hyperlink r:id="rId109" w:history="1">
             <w:r>
               <w:rPr>
                 <w:color w:val="1155CC"/>
@@ -7646,7 +6994,7 @@
     <w:sdt>
       <w:sdtPr>
         <w:tag w:val="mleaf:5b931191-7ed4-5c66-b131-ec798bd6bac3"/>
-        <w:id w:val="-942070391"/>
+        <w:id w:val="1045487021"/>
       </w:sdtPr>
       <w:sdtContent>
         <w:p>
@@ -7660,34 +7008,26 @@
             <w:ind w:left="714" w:hanging="357"/>
             <w:contextualSpacing/>
           </w:pPr>
-          <w:proofErr w:type="spellStart"/>
           <w:r>
             <w:rPr>
               <w:sz w:val="20"/>
             </w:rPr>
-            <w:t>Sporny</w:t>
-          </w:r>
-          <w:proofErr w:type="spellEnd"/>
+            <w:t xml:space="preserve">Sporny M (2011) The Case for Curies. [Internet] Available: </w:t>
+          </w:r>
+          <w:hyperlink r:id="rId110" w:history="1">
+            <w:r>
+              <w:rPr>
+                <w:color w:val="1155CC"/>
+                <w:sz w:val="20"/>
+                <w:u w:val="single"/>
+              </w:rPr>
+              <w:t>http://manu.sporny.org/2011/case-for-curies/</w:t>
+            </w:r>
+          </w:hyperlink>
           <w:r>
             <w:rPr>
               <w:sz w:val="20"/>
             </w:rPr>
-            <w:t xml:space="preserve"> M (2011) The Case for Curies. [Internet] Available: </w:t>
-          </w:r>
-          <w:hyperlink r:id="rId92" w:history="1">
-            <w:r>
-              <w:rPr>
-                <w:color w:val="1155CC"/>
-                <w:sz w:val="20"/>
-                <w:u w:val="single"/>
-              </w:rPr>
-              <w:t>http://manu.sporny.org/2011/case-for-curies/</w:t>
-            </w:r>
-          </w:hyperlink>
-          <w:r>
-            <w:rPr>
-              <w:sz w:val="20"/>
-            </w:rPr>
             <w:t>.  Accessed: 23 September 2015.</w:t>
           </w:r>
         </w:p>
@@ -7696,7 +7036,7 @@
     <w:sdt>
       <w:sdtPr>
         <w:tag w:val="mleaf:f490a278-8207-5506-9e5f-965795eca8ab"/>
-        <w:id w:val="947669290"/>
+        <w:id w:val="-1411304936"/>
       </w:sdtPr>
       <w:sdtContent>
         <w:p>
@@ -7716,7 +7056,7 @@
             </w:rPr>
             <w:t xml:space="preserve">W3C Working Group (2010) CURIE Syntax 1.0. [Internet] Available: </w:t>
           </w:r>
-          <w:hyperlink r:id="rId93" w:history="1">
+          <w:hyperlink r:id="rId111" w:history="1">
             <w:r>
               <w:rPr>
                 <w:color w:val="1155CC"/>
@@ -7738,7 +7078,7 @@
     <w:sdt>
       <w:sdtPr>
         <w:tag w:val="mleaf:e1f797b5-cc09-53a5-8fa6-02b7775f9f35"/>
-        <w:id w:val="486982840"/>
+        <w:id w:val="304512056"/>
       </w:sdtPr>
       <w:sdtContent>
         <w:p>
@@ -7758,7 +7098,7 @@
             </w:rPr>
             <w:t>Kunze J, Rodgers R. ARK Specification [Internet] Available:</w:t>
           </w:r>
-          <w:hyperlink r:id="rId94" w:history="1">
+          <w:hyperlink r:id="rId112" w:history="1">
             <w:r>
               <w:rPr>
                 <w:color w:val="000080"/>
@@ -7788,7 +7128,7 @@
     <w:sdt>
       <w:sdtPr>
         <w:tag w:val="mleaf:349e491a-ec76-5e2c-bdf4-e2bfa76a3c05"/>
-        <w:id w:val="487064603"/>
+        <w:id w:val="-1078977036"/>
       </w:sdtPr>
       <w:sdtContent>
         <w:p>
@@ -7806,91 +7146,7 @@
             <w:rPr>
               <w:sz w:val="20"/>
             </w:rPr>
-            <w:t xml:space="preserve">Jain E, </w:t>
-          </w:r>
-          <w:proofErr w:type="spellStart"/>
-          <w:r>
-            <w:rPr>
-              <w:sz w:val="20"/>
-            </w:rPr>
-            <w:t>Bairoch</w:t>
-          </w:r>
-          <w:proofErr w:type="spellEnd"/>
-          <w:r>
-            <w:rPr>
-              <w:sz w:val="20"/>
-            </w:rPr>
-            <w:t xml:space="preserve"> A, </w:t>
-          </w:r>
-          <w:proofErr w:type="spellStart"/>
-          <w:r>
-            <w:rPr>
-              <w:sz w:val="20"/>
-            </w:rPr>
-            <w:t>Duvaud</w:t>
-          </w:r>
-          <w:proofErr w:type="spellEnd"/>
-          <w:r>
-            <w:rPr>
-              <w:sz w:val="20"/>
-            </w:rPr>
-            <w:t xml:space="preserve"> S, Phan I, </w:t>
-          </w:r>
-          <w:proofErr w:type="spellStart"/>
-          <w:r>
-            <w:rPr>
-              <w:sz w:val="20"/>
-            </w:rPr>
-            <w:t>Redaschi</w:t>
-          </w:r>
-          <w:proofErr w:type="spellEnd"/>
-          <w:r>
-            <w:rPr>
-              <w:sz w:val="20"/>
-            </w:rPr>
-            <w:t xml:space="preserve"> N, </w:t>
-          </w:r>
-          <w:proofErr w:type="spellStart"/>
-          <w:r>
-            <w:rPr>
-              <w:sz w:val="20"/>
-            </w:rPr>
-            <w:t>Suzek</w:t>
-          </w:r>
-          <w:proofErr w:type="spellEnd"/>
-          <w:r>
-            <w:rPr>
-              <w:sz w:val="20"/>
-            </w:rPr>
-            <w:t xml:space="preserve"> BE, et al. (2009) Infrastructure for the life sciences: design and implementation of the </w:t>
-          </w:r>
-          <w:proofErr w:type="spellStart"/>
-          <w:r>
-            <w:rPr>
-              <w:sz w:val="20"/>
-            </w:rPr>
-            <w:t>UniProt</w:t>
-          </w:r>
-          <w:proofErr w:type="spellEnd"/>
-          <w:r>
-            <w:rPr>
-              <w:sz w:val="20"/>
-            </w:rPr>
-            <w:t xml:space="preserve"> website. BMC Bioinformatics. 10: 136. </w:t>
-          </w:r>
-          <w:proofErr w:type="spellStart"/>
-          <w:r>
-            <w:rPr>
-              <w:sz w:val="20"/>
-            </w:rPr>
-            <w:t>doi</w:t>
-          </w:r>
-          <w:proofErr w:type="spellEnd"/>
-          <w:r>
-            <w:rPr>
-              <w:sz w:val="20"/>
-            </w:rPr>
-            <w:t>: 10.1186/1471-2105-10-136.</w:t>
+            <w:t>Jain E, Bairoch A, Duvaud S, Phan I, Redaschi N, Suzek BE, et al. (2009) Infrastructure for the life sciences: design and implementation of the UniProt website. BMC Bioinformatics. 10: 136. doi: 10.1186/1471-2105-10-136.</w:t>
           </w:r>
         </w:p>
       </w:sdtContent>
@@ -7898,7 +7154,7 @@
     <w:sdt>
       <w:sdtPr>
         <w:tag w:val="mleaf:db1aa940-2596-5933-bdd6-37aadfb915c4"/>
-        <w:id w:val="-705095837"/>
+        <w:id w:val="1938401709"/>
       </w:sdtPr>
       <w:sdtContent>
         <w:p>
@@ -7918,7 +7174,7 @@
             </w:rPr>
             <w:t>Kratz J, Strasser C. Data publication consensus and controversies [v3; ref status: indexed,</w:t>
           </w:r>
-          <w:hyperlink r:id="rId95" w:history="1">
+          <w:hyperlink r:id="rId113" w:history="1">
             <w:r>
               <w:rPr>
                 <w:color w:val="000080"/>
@@ -7940,21 +7196,7 @@
             <w:rPr>
               <w:sz w:val="20"/>
             </w:rPr>
-            <w:t xml:space="preserve">] F1000Research 2014, 3:94 </w:t>
-          </w:r>
-          <w:proofErr w:type="spellStart"/>
-          <w:r>
-            <w:rPr>
-              <w:sz w:val="20"/>
-            </w:rPr>
-            <w:t>doi</w:t>
-          </w:r>
-          <w:proofErr w:type="spellEnd"/>
-          <w:r>
-            <w:rPr>
-              <w:sz w:val="20"/>
-            </w:rPr>
-            <w:t>: 10.12688/f1000research.3979.3</w:t>
+            <w:t>] F1000Research 2014, 3:94 doi: 10.12688/f1000research.3979.3</w:t>
           </w:r>
         </w:p>
       </w:sdtContent>
@@ -7962,7 +7204,7 @@
     <w:sdt>
       <w:sdtPr>
         <w:tag w:val="mleaf:9ffac318-a376-5d0e-9f70-38059003924b"/>
-        <w:id w:val="1957213553"/>
+        <w:id w:val="-1032884268"/>
       </w:sdtPr>
       <w:sdtContent>
         <w:p>
@@ -7980,23 +7222,9 @@
             <w:rPr>
               <w:sz w:val="20"/>
             </w:rPr>
-            <w:t xml:space="preserve">Gray AJG, Baran J, Marshall MS, Dumontier M. (2014) Identifiers in Dataset Descriptions: HCLS Community Profile. In: HCLS Community Profile [Internet]. W3C 2014 </w:t>
-          </w:r>
-          <w:proofErr w:type="gramStart"/>
-          <w:r>
-            <w:rPr>
-              <w:sz w:val="20"/>
-            </w:rPr>
-            <w:t>- .</w:t>
-          </w:r>
-          <w:proofErr w:type="gramEnd"/>
-          <w:r>
-            <w:rPr>
-              <w:sz w:val="20"/>
-            </w:rPr>
-            <w:t xml:space="preserve"> Available:</w:t>
-          </w:r>
-          <w:hyperlink r:id="rId96" w:anchor="s6_3" w:history="1">
+            <w:t>Gray AJG, Baran J, Marshall MS, Dumontier M. (2014) Identifiers in Dataset Descriptions: HCLS Community Profile. In: HCLS Community Profile [Internet]. W3C 2014 - . Available:</w:t>
+          </w:r>
+          <w:hyperlink r:id="rId114" w:anchor="s6_3" w:history="1">
             <w:r>
               <w:rPr>
                 <w:color w:val="000080"/>
@@ -8026,7 +7254,7 @@
     <w:sdt>
       <w:sdtPr>
         <w:tag w:val="mleaf:f152aa63-b046-53b9-a5ed-e17bd53dbb59"/>
-        <w:id w:val="470252830"/>
+        <w:id w:val="1986965628"/>
       </w:sdtPr>
       <w:sdtContent>
         <w:p>
@@ -8046,7 +7274,7 @@
             </w:rPr>
             <w:t xml:space="preserve">Complete Example of a Dataset Description http://www.w3.org/TR/hcls-dataset/#appendix_1. [Internet] Available:  </w:t>
           </w:r>
-          <w:hyperlink r:id="rId97" w:anchor="appendix_1" w:history="1">
+          <w:hyperlink r:id="rId115" w:anchor="appendix_1" w:history="1">
             <w:r>
               <w:rPr>
                 <w:color w:val="1155CC"/>
@@ -8068,7 +7296,7 @@
     <w:sdt>
       <w:sdtPr>
         <w:tag w:val="mleaf:c05c4307-cf65-52c4-9028-aac49d04c013"/>
-        <w:id w:val="1241531775"/>
+        <w:id w:val="-675496505"/>
       </w:sdtPr>
       <w:sdtContent>
         <w:p>
@@ -8088,7 +7316,7 @@
             </w:rPr>
             <w:t xml:space="preserve">DIPPER: The Monarch Data Ingest Pipeline. [Internet] Available:  </w:t>
           </w:r>
-          <w:hyperlink r:id="rId98" w:anchor="identifiers" w:history="1">
+          <w:hyperlink r:id="rId116" w:anchor="identifiers" w:history="1">
             <w:r>
               <w:rPr>
                 <w:color w:val="1155CC"/>
@@ -8110,7 +7338,7 @@
     <w:sdt>
       <w:sdtPr>
         <w:tag w:val="mleaf:3f85807a-c379-5d9d-860d-76ba0832ac33"/>
-        <w:id w:val="1697582311"/>
+        <w:id w:val="-517240553"/>
       </w:sdtPr>
       <w:sdtContent>
         <w:p>
@@ -8124,21 +7352,13 @@
             <w:ind w:left="714" w:hanging="357"/>
             <w:contextualSpacing/>
           </w:pPr>
-          <w:proofErr w:type="spellStart"/>
           <w:r>
             <w:rPr>
               <w:sz w:val="20"/>
             </w:rPr>
-            <w:t>Mietchen</w:t>
-          </w:r>
-          <w:proofErr w:type="spellEnd"/>
-          <w:r>
-            <w:rPr>
-              <w:sz w:val="20"/>
-            </w:rPr>
-            <w:t xml:space="preserve"> D, McEntyre J, Beck J, et al. (2015) Force11 Data Citation Implementation Group Adapting JATS to support data citation. In: Journal Article Tag Suite Conference (JATS-Con) Proceedings 2015 [Internet] Available:</w:t>
-          </w:r>
-          <w:hyperlink r:id="rId99" w:history="1">
+            <w:t>Mietchen D, McEntyre J, Beck J, et al. (2015) Force11 Data Citation Implementation Group Adapting JATS to support data citation. In: Journal Article Tag Suite Conference (JATS-Con) Proceedings 2015 [Internet] Available:</w:t>
+          </w:r>
+          <w:hyperlink r:id="rId117" w:history="1">
             <w:r>
               <w:rPr>
                 <w:color w:val="000080"/>
@@ -8168,7 +7388,7 @@
     <w:sdt>
       <w:sdtPr>
         <w:tag w:val="mleaf:15360906-1f96-5df7-aea8-11e1fab63a35"/>
-        <w:id w:val="1372961868"/>
+        <w:id w:val="-2029476300"/>
       </w:sdtPr>
       <w:sdtContent>
         <w:p>
@@ -8186,77 +7406,7 @@
             <w:rPr>
               <w:sz w:val="20"/>
             </w:rPr>
-            <w:t xml:space="preserve">Klein M, Van de </w:t>
-          </w:r>
-          <w:proofErr w:type="spellStart"/>
-          <w:r>
-            <w:rPr>
-              <w:sz w:val="20"/>
-            </w:rPr>
-            <w:t>Sompel</w:t>
-          </w:r>
-          <w:proofErr w:type="spellEnd"/>
-          <w:r>
-            <w:rPr>
-              <w:sz w:val="20"/>
-            </w:rPr>
-            <w:t xml:space="preserve"> H, Sanderson R, Shankar H, </w:t>
-          </w:r>
-          <w:proofErr w:type="spellStart"/>
-          <w:r>
-            <w:rPr>
-              <w:sz w:val="20"/>
-            </w:rPr>
-            <w:t>Balakireva</w:t>
-          </w:r>
-          <w:proofErr w:type="spellEnd"/>
-          <w:r>
-            <w:rPr>
-              <w:sz w:val="20"/>
-            </w:rPr>
-            <w:t xml:space="preserve"> L, Zhou K, et al. (2014) Scholarly context not found: one in five articles suffers from reference rot. </w:t>
-          </w:r>
-          <w:proofErr w:type="spellStart"/>
-          <w:r>
-            <w:rPr>
-              <w:sz w:val="20"/>
-            </w:rPr>
-            <w:t>PLoS</w:t>
-          </w:r>
-          <w:proofErr w:type="spellEnd"/>
-          <w:r>
-            <w:rPr>
-              <w:sz w:val="20"/>
-            </w:rPr>
-            <w:t xml:space="preserve"> One 9: e115253. </w:t>
-          </w:r>
-          <w:proofErr w:type="spellStart"/>
-          <w:r>
-            <w:rPr>
-              <w:sz w:val="20"/>
-            </w:rPr>
-            <w:t>doi</w:t>
-          </w:r>
-          <w:proofErr w:type="spellEnd"/>
-          <w:r>
-            <w:rPr>
-              <w:sz w:val="20"/>
-            </w:rPr>
-            <w:t xml:space="preserve">: 10.1371/journal.pone.0115253. </w:t>
-          </w:r>
-          <w:proofErr w:type="spellStart"/>
-          <w:r>
-            <w:rPr>
-              <w:sz w:val="20"/>
-            </w:rPr>
-            <w:t>eCollection</w:t>
-          </w:r>
-          <w:proofErr w:type="spellEnd"/>
-          <w:r>
-            <w:rPr>
-              <w:sz w:val="20"/>
-            </w:rPr>
-            <w:t xml:space="preserve"> 2014</w:t>
+            <w:t>Klein M, Van de Sompel H, Sanderson R, Shankar H, Balakireva L, Zhou K, et al. (2014) Scholarly context not found: one in five articles suffers from reference rot. PLoS One 9: e115253. doi: 10.1371/journal.pone.0115253. eCollection 2014</w:t>
           </w:r>
         </w:p>
       </w:sdtContent>
@@ -8264,14 +7414,14 @@
     <w:sdt>
       <w:sdtPr>
         <w:tag w:val="mleaf:b2b77091-ca41-54d0-9719-0f894ea069ee"/>
-        <w:id w:val="169616073"/>
+        <w:id w:val="-2084139377"/>
       </w:sdtPr>
       <w:sdtContent>
         <w:p/>
       </w:sdtContent>
     </w:sdt>
     <w:sectPr>
-      <w:headerReference w:type="default" r:id="rId100"/>
+      <w:headerReference w:type="default" r:id="rId118"/>
       <w:pgSz w:w="12240" w:h="15840"/>
       <w:pgMar w:top="777" w:right="1133" w:bottom="566" w:left="1133" w:header="720" w:footer="0" w:gutter="0"/>
       <w:cols w:space="720"/>
@@ -8357,9 +7507,123 @@
 <file path=word/numbering.xml><?xml version="1.0" encoding="utf-8"?>
 <w:numbering xmlns:wpc="http://schemas.microsoft.com/office/word/2010/wordprocessingCanvas" xmlns:cx="http://schemas.microsoft.com/office/drawing/2014/chartex" xmlns:cx1="http://schemas.microsoft.com/office/drawing/2015/9/8/chartex" xmlns:cx2="http://schemas.microsoft.com/office/drawing/2015/10/21/chartex" xmlns:cx3="http://schemas.microsoft.com/office/drawing/2016/5/9/chartex" xmlns:cx4="http://schemas.microsoft.com/office/drawing/2016/5/10/chartex" xmlns:cx5="http://schemas.microsoft.com/office/drawing/2016/5/11/chartex" xmlns:cx6="http://schemas.microsoft.com/office/drawing/2016/5/12/chartex" xmlns:cx7="http://schemas.microsoft.com/office/drawing/2016/5/13/chartex" xmlns:cx8="http://schemas.microsoft.com/office/drawing/2016/5/14/chartex" xmlns:mc="http://schemas.openxmlformats.org/markup-compatibility/2006" xmlns:m="http://schemas.openxmlformats.org/officeDocument/2006/math" xmlns:aink="http://schemas.microsoft.com/office/drawing/2016/ink" xmlns:am3d="http://schemas.microsoft.com/office/drawing/2017/model3d" xmlns:oel="http://schemas.microsoft.com/office/2019/extlst" xmlns:r="http://schemas.openxmlformats.org/officeDocument/2006/relationships" xmlns:wp14="http://schemas.microsoft.com/office/word/2010/wordprocessingDrawing" xmlns:wp="http://schemas.openxmlformats.org/drawingml/2006/wordprocessingDrawing" xmlns:wpg="http://schemas.microsoft.com/office/word/2010/wordprocessingGroup" xmlns:wpi="http://schemas.microsoft.com/office/word/2010/wordprocessingInk" xmlns:wps="http://schemas.microsoft.com/office/word/2010/wordprocessingShape" xmlns:o="urn:schemas-microsoft-com:office:office" xmlns:v="urn:schemas-microsoft-com:vml" xmlns:w10="urn:schemas-microsoft-com:office:word" xmlns:w="http://schemas.openxmlformats.org/wordprocessingml/2006/main" xmlns:w14="http://schemas.microsoft.com/office/word/2010/wordml" xmlns:w15="http://schemas.microsoft.com/office/word/2012/wordml" xmlns:w16cex="http://schemas.microsoft.com/office/word/2018/wordml/cex" xmlns:w16cid="http://schemas.microsoft.com/office/word/2016/wordml/cid" xmlns:w16="http://schemas.microsoft.com/office/word/2018/wordml" xmlns:w16sdtdh="http://schemas.microsoft.com/office/word/2020/wordml/sdtdatahash" xmlns:w16sdtfl="http://schemas.microsoft.com/office/word/2024/wordml/sdtformatlock" xmlns:w16se="http://schemas.microsoft.com/office/word/2015/wordml/symex" xmlns:w16du="http://schemas.microsoft.com/office/word/2023/wordml/word16du" xmlns:wne="http://schemas.microsoft.com/office/word/2006/wordml" mc:Ignorable="w14 w15 w16se w16cid w16 w16cex w16sdtdh w16sdtfl w16du wp14">
   <w:abstractNum w:abstractNumId="0" w15:restartNumberingAfterBreak="0">
-    <w:nsid w:val="0F7D70AA"/>
+    <w:nsid w:val="06DE1539"/>
     <w:multiLevelType w:val="multilevel"/>
-    <w:tmpl w:val="0DFCF950"/>
+    <w:tmpl w:val="B88A3920"/>
+    <w:name w:val="list-5"/>
+    <w:lvl w:ilvl="0">
+      <w:start w:val="1"/>
+      <w:numFmt w:val="bullet"/>
+      <w:lvlText w:val=""/>
+      <w:lvlJc w:val="left"/>
+      <w:pPr>
+        <w:ind w:left="360" w:hanging="360"/>
+      </w:pPr>
+      <w:rPr>
+        <w:rFonts w:ascii="Symbol" w:hAnsi="Symbol"/>
+      </w:rPr>
+    </w:lvl>
+    <w:lvl w:ilvl="1">
+      <w:start w:val="1"/>
+      <w:numFmt w:val="bullet"/>
+      <w:lvlText w:val="o"/>
+      <w:lvlJc w:val="left"/>
+      <w:pPr>
+        <w:ind w:left="1080" w:hanging="360"/>
+      </w:pPr>
+      <w:rPr>
+        <w:rFonts w:ascii="Courier New" w:hAnsi="Courier New"/>
+      </w:rPr>
+    </w:lvl>
+    <w:lvl w:ilvl="2">
+      <w:start w:val="1"/>
+      <w:numFmt w:val="bullet"/>
+      <w:lvlText w:val=""/>
+      <w:lvlJc w:val="left"/>
+      <w:pPr>
+        <w:ind w:left="1800" w:hanging="360"/>
+      </w:pPr>
+      <w:rPr>
+        <w:rFonts w:ascii="Wingdings" w:hAnsi="Wingdings"/>
+      </w:rPr>
+    </w:lvl>
+    <w:lvl w:ilvl="3">
+      <w:start w:val="1"/>
+      <w:numFmt w:val="bullet"/>
+      <w:lvlText w:val=""/>
+      <w:lvlJc w:val="left"/>
+      <w:pPr>
+        <w:ind w:left="2520" w:hanging="360"/>
+      </w:pPr>
+      <w:rPr>
+        <w:rFonts w:ascii="Symbol" w:hAnsi="Symbol"/>
+      </w:rPr>
+    </w:lvl>
+    <w:lvl w:ilvl="4">
+      <w:start w:val="1"/>
+      <w:numFmt w:val="bullet"/>
+      <w:lvlText w:val="o"/>
+      <w:lvlJc w:val="left"/>
+      <w:pPr>
+        <w:ind w:left="3240" w:hanging="360"/>
+      </w:pPr>
+      <w:rPr>
+        <w:rFonts w:ascii="Courier New" w:hAnsi="Courier New"/>
+      </w:rPr>
+    </w:lvl>
+    <w:lvl w:ilvl="5">
+      <w:start w:val="1"/>
+      <w:numFmt w:val="bullet"/>
+      <w:lvlText w:val=""/>
+      <w:lvlJc w:val="left"/>
+      <w:pPr>
+        <w:ind w:left="3960" w:hanging="360"/>
+      </w:pPr>
+      <w:rPr>
+        <w:rFonts w:ascii="Wingdings" w:hAnsi="Wingdings"/>
+      </w:rPr>
+    </w:lvl>
+    <w:lvl w:ilvl="6">
+      <w:start w:val="1"/>
+      <w:numFmt w:val="bullet"/>
+      <w:lvlText w:val=""/>
+      <w:lvlJc w:val="left"/>
+      <w:pPr>
+        <w:ind w:left="4680" w:hanging="360"/>
+      </w:pPr>
+      <w:rPr>
+        <w:rFonts w:ascii="Symbol" w:hAnsi="Symbol"/>
+      </w:rPr>
+    </w:lvl>
+    <w:lvl w:ilvl="7">
+      <w:start w:val="1"/>
+      <w:numFmt w:val="bullet"/>
+      <w:lvlText w:val="o"/>
+      <w:lvlJc w:val="left"/>
+      <w:pPr>
+        <w:ind w:left="5400" w:hanging="360"/>
+      </w:pPr>
+      <w:rPr>
+        <w:rFonts w:ascii="Courier New" w:hAnsi="Courier New"/>
+      </w:rPr>
+    </w:lvl>
+    <w:lvl w:ilvl="8">
+      <w:start w:val="1"/>
+      <w:numFmt w:val="bullet"/>
+      <w:lvlText w:val=""/>
+      <w:lvlJc w:val="left"/>
+      <w:pPr>
+        <w:ind w:left="6120" w:hanging="360"/>
+      </w:pPr>
+      <w:rPr>
+        <w:rFonts w:ascii="Wingdings" w:hAnsi="Wingdings"/>
+      </w:rPr>
+    </w:lvl>
+  </w:abstractNum>
+  <w:abstractNum w:abstractNumId="1" w15:restartNumberingAfterBreak="0">
+    <w:nsid w:val="2D135C24"/>
+    <w:multiLevelType w:val="multilevel"/>
+    <w:tmpl w:val="2B8E6520"/>
     <w:name w:val="list-6"/>
     <w:lvl w:ilvl="0">
       <w:start w:val="1"/>
@@ -8470,124 +7734,10 @@
       </w:rPr>
     </w:lvl>
   </w:abstractNum>
-  <w:abstractNum w:abstractNumId="1" w15:restartNumberingAfterBreak="0">
-    <w:nsid w:val="11965B2E"/>
+  <w:abstractNum w:abstractNumId="2" w15:restartNumberingAfterBreak="0">
+    <w:nsid w:val="4FFC29EB"/>
     <w:multiLevelType w:val="multilevel"/>
-    <w:tmpl w:val="60C27520"/>
-    <w:name w:val="list-5"/>
-    <w:lvl w:ilvl="0">
-      <w:start w:val="1"/>
-      <w:numFmt w:val="bullet"/>
-      <w:lvlText w:val=""/>
-      <w:lvlJc w:val="left"/>
-      <w:pPr>
-        <w:ind w:left="360" w:hanging="360"/>
-      </w:pPr>
-      <w:rPr>
-        <w:rFonts w:ascii="Symbol" w:hAnsi="Symbol"/>
-      </w:rPr>
-    </w:lvl>
-    <w:lvl w:ilvl="1">
-      <w:start w:val="1"/>
-      <w:numFmt w:val="bullet"/>
-      <w:lvlText w:val="o"/>
-      <w:lvlJc w:val="left"/>
-      <w:pPr>
-        <w:ind w:left="1080" w:hanging="360"/>
-      </w:pPr>
-      <w:rPr>
-        <w:rFonts w:ascii="Courier New" w:hAnsi="Courier New"/>
-      </w:rPr>
-    </w:lvl>
-    <w:lvl w:ilvl="2">
-      <w:start w:val="1"/>
-      <w:numFmt w:val="bullet"/>
-      <w:lvlText w:val=""/>
-      <w:lvlJc w:val="left"/>
-      <w:pPr>
-        <w:ind w:left="1800" w:hanging="360"/>
-      </w:pPr>
-      <w:rPr>
-        <w:rFonts w:ascii="Wingdings" w:hAnsi="Wingdings"/>
-      </w:rPr>
-    </w:lvl>
-    <w:lvl w:ilvl="3">
-      <w:start w:val="1"/>
-      <w:numFmt w:val="bullet"/>
-      <w:lvlText w:val=""/>
-      <w:lvlJc w:val="left"/>
-      <w:pPr>
-        <w:ind w:left="2520" w:hanging="360"/>
-      </w:pPr>
-      <w:rPr>
-        <w:rFonts w:ascii="Symbol" w:hAnsi="Symbol"/>
-      </w:rPr>
-    </w:lvl>
-    <w:lvl w:ilvl="4">
-      <w:start w:val="1"/>
-      <w:numFmt w:val="bullet"/>
-      <w:lvlText w:val="o"/>
-      <w:lvlJc w:val="left"/>
-      <w:pPr>
-        <w:ind w:left="3240" w:hanging="360"/>
-      </w:pPr>
-      <w:rPr>
-        <w:rFonts w:ascii="Courier New" w:hAnsi="Courier New"/>
-      </w:rPr>
-    </w:lvl>
-    <w:lvl w:ilvl="5">
-      <w:start w:val="1"/>
-      <w:numFmt w:val="bullet"/>
-      <w:lvlText w:val=""/>
-      <w:lvlJc w:val="left"/>
-      <w:pPr>
-        <w:ind w:left="3960" w:hanging="360"/>
-      </w:pPr>
-      <w:rPr>
-        <w:rFonts w:ascii="Wingdings" w:hAnsi="Wingdings"/>
-      </w:rPr>
-    </w:lvl>
-    <w:lvl w:ilvl="6">
-      <w:start w:val="1"/>
-      <w:numFmt w:val="bullet"/>
-      <w:lvlText w:val=""/>
-      <w:lvlJc w:val="left"/>
-      <w:pPr>
-        <w:ind w:left="4680" w:hanging="360"/>
-      </w:pPr>
-      <w:rPr>
-        <w:rFonts w:ascii="Symbol" w:hAnsi="Symbol"/>
-      </w:rPr>
-    </w:lvl>
-    <w:lvl w:ilvl="7">
-      <w:start w:val="1"/>
-      <w:numFmt w:val="bullet"/>
-      <w:lvlText w:val="o"/>
-      <w:lvlJc w:val="left"/>
-      <w:pPr>
-        <w:ind w:left="5400" w:hanging="360"/>
-      </w:pPr>
-      <w:rPr>
-        <w:rFonts w:ascii="Courier New" w:hAnsi="Courier New"/>
-      </w:rPr>
-    </w:lvl>
-    <w:lvl w:ilvl="8">
-      <w:start w:val="1"/>
-      <w:numFmt w:val="bullet"/>
-      <w:lvlText w:val=""/>
-      <w:lvlJc w:val="left"/>
-      <w:pPr>
-        <w:ind w:left="6120" w:hanging="360"/>
-      </w:pPr>
-      <w:rPr>
-        <w:rFonts w:ascii="Wingdings" w:hAnsi="Wingdings"/>
-      </w:rPr>
-    </w:lvl>
-  </w:abstractNum>
-  <w:abstractNum w:abstractNumId="2" w15:restartNumberingAfterBreak="0">
-    <w:nsid w:val="5E9964F2"/>
-    <w:multiLevelType w:val="multilevel"/>
-    <w:tmpl w:val="D1402A56"/>
+    <w:tmpl w:val="93B03596"/>
     <w:name w:val="list-2"/>
     <w:lvl w:ilvl="0">
       <w:start w:val="1"/>
@@ -8698,14 +7848,14 @@
       </w:rPr>
     </w:lvl>
   </w:abstractNum>
-  <w:num w:numId="1" w16cid:durableId="1105030099">
+  <w:num w:numId="1" w16cid:durableId="839003948">
     <w:abstractNumId w:val="2"/>
   </w:num>
-  <w:num w:numId="2" w16cid:durableId="1840734115">
+  <w:num w:numId="2" w16cid:durableId="276260298">
+    <w:abstractNumId w:val="0"/>
+  </w:num>
+  <w:num w:numId="3" w16cid:durableId="670180793">
     <w:abstractNumId w:val="1"/>
-  </w:num>
-  <w:num w:numId="3" w16cid:durableId="872693016">
-    <w:abstractNumId w:val="0"/>
   </w:num>
 </w:numbering>
 </file>
